--- a/dossier-deets-apprentissage/word/20_Planning_annuel_promotion_MEM_2027-2028.docx
+++ b/dossier-deets-apprentissage/word/20_Planning_annuel_promotion_MEM_2027-2028.docx
@@ -4,29 +4,47 @@
   <w:body>
     <w:p>
       <w:pPr>
-        <w:spacing w:after="40"/>
+        <w:spacing w:after="80"/>
       </w:pPr>
       <w:r>
-        <w:rPr>
-          <w:rFonts w:ascii="Montserrat" w:cs="Montserrat" w:eastAsia="Montserrat" w:hAnsi="Montserrat"/>
-          <w:b/>
-          <w:bCs/>
-          <w:color w:val="1B3A6B"/>
-          <w:sz w:val="40"/>
-          <w:szCs w:val="40"/>
-        </w:rPr>
-        <w:t xml:space="preserve">YEBA</w:t>
-      </w:r>
-      <w:r>
-        <w:rPr>
-          <w:rFonts w:ascii="Montserrat" w:cs="Montserrat" w:eastAsia="Montserrat" w:hAnsi="Montserrat"/>
-          <w:b/>
-          <w:bCs/>
-          <w:color w:val="C9AB4C"/>
-          <w:sz w:val="40"/>
-          <w:szCs w:val="40"/>
-        </w:rPr>
-        <w:t xml:space="preserve">  FORMATIONS</w:t>
+        <w:drawing>
+          <wp:inline distT="0" distB="0" distL="0" distR="0">
+            <wp:extent cx="1143000" cy="971550"/>
+            <wp:effectExtent t="0" r="0" b="0" l="0"/>
+            <wp:docPr id="1" name="logo" descr="Logo YEBA FORMATIONS" title="Logo YEBA FORMATIONS"/>
+            <wp:cNvGraphicFramePr>
+              <a:graphicFrameLocks xmlns:a="http://schemas.openxmlformats.org/drawingml/2006/main" noChangeAspect="1"/>
+            </wp:cNvGraphicFramePr>
+            <a:graphic xmlns:a="http://schemas.openxmlformats.org/drawingml/2006/main">
+              <a:graphicData uri="http://schemas.openxmlformats.org/drawingml/2006/picture">
+                <pic:pic xmlns:pic="http://schemas.openxmlformats.org/drawingml/2006/picture">
+                  <pic:nvPicPr>
+                    <pic:cNvPr id="0" name="" descr=""/>
+                    <pic:cNvPicPr>
+                      <a:picLocks noChangeAspect="1" noChangeArrowheads="1"/>
+                    </pic:cNvPicPr>
+                  </pic:nvPicPr>
+                  <pic:blipFill>
+                    <a:blip r:embed="rId9" cstate="none"/>
+                    <a:srcRect/>
+                    <a:stretch>
+                      <a:fillRect/>
+                    </a:stretch>
+                  </pic:blipFill>
+                  <pic:spPr bwMode="auto">
+                    <a:xfrm>
+                      <a:off x="0" y="0"/>
+                      <a:ext cx="1143000" cy="971550"/>
+                    </a:xfrm>
+                    <a:prstGeom prst="rect">
+                      <a:avLst/>
+                    </a:prstGeom>
+                  </pic:spPr>
+                </pic:pic>
+              </a:graphicData>
+            </a:graphic>
+          </wp:inline>
+        </w:drawing>
       </w:r>
     </w:p>
     <w:p>
@@ -512,7 +530,7 @@
               <w:rPr>
                 <w:rFonts w:ascii="Inter" w:cs="Inter" w:eastAsia="Inter" w:hAnsi="Inter"/>
               </w:rPr>
-              <w:t xml:space="preserve">Aurélien LUMEKA, Directeur</w:t>
+              <w:t xml:space="preserve">Aurélien LUMEKA, Directeur — +262 693 32 24 45 — yebaformations@gmail.com</w:t>
             </w:r>
           </w:p>
         </w:tc>
@@ -565,7 +583,7 @@
               <w:rPr>
                 <w:rFonts w:ascii="Inter" w:cs="Inter" w:eastAsia="Inter" w:hAnsi="Inter"/>
               </w:rPr>
-              <w:t xml:space="preserve">Version 2 du 28/10/2026</w:t>
+              <w:t xml:space="preserve">Version 3 du 30/10/2026</w:t>
             </w:r>
           </w:p>
         </w:tc>
@@ -792,7 +810,7 @@
               <w:rPr>
                 <w:rFonts w:ascii="Inter" w:cs="Inter" w:eastAsia="Inter" w:hAnsi="Inter"/>
               </w:rPr>
-              <w:t xml:space="preserve">Rendez-vous du mois (12 × 4 heures)</w:t>
+              <w:t xml:space="preserve">Rendez-vous du mois (12 × 7 heures)</w:t>
             </w:r>
           </w:p>
         </w:tc>
@@ -815,7 +833,7 @@
               <w:rPr>
                 <w:rFonts w:ascii="Inter" w:cs="Inter" w:eastAsia="Inter" w:hAnsi="Inter"/>
               </w:rPr>
-              <w:t xml:space="preserve">Un jeudi par mois, 13 h – 17 h, pendant une semaine en entreprise (pièce n° 19)</w:t>
+              <w:t xml:space="preserve">Un mardi par mois, 8 h – 12 h et 13 h – 16 h, pendant une semaine en entreprise (pièce n° 19)</w:t>
             </w:r>
           </w:p>
         </w:tc>
@@ -2183,7 +2201,7 @@
                 <w:b/>
                 <w:bCs/>
               </w:rPr>
-              <w:t xml:space="preserve">Jeu. 18 mars 2027</w:t>
+              <w:t xml:space="preserve">Mar. 16 mars 2027</w:t>
             </w:r>
             <w:r>
               <w:rPr>
@@ -2373,7 +2391,7 @@
               <w:rPr>
                 <w:rFonts w:ascii="Inter" w:cs="Inter" w:eastAsia="Inter" w:hAnsi="Inter"/>
               </w:rPr>
-              <w:t xml:space="preserve"> (jeudi 15 avril) ; </w:t>
+              <w:t xml:space="preserve"> (mardi 27 avril) ; </w:t>
             </w:r>
             <w:r>
               <w:rPr>
@@ -2413,7 +2431,7 @@
                 <w:b/>
                 <w:bCs/>
               </w:rPr>
-              <w:t xml:space="preserve">Jeu. 22 avril 2027</w:t>
+              <w:t xml:space="preserve">Mar. 20 avril 2027</w:t>
             </w:r>
             <w:r>
               <w:rPr>
@@ -2443,7 +2461,7 @@
               <w:rPr>
                 <w:rFonts w:ascii="Inter" w:cs="Inter" w:eastAsia="Inter" w:hAnsi="Inter"/>
               </w:rPr>
-              <w:t xml:space="preserve">Audit d’extension Qualiopi « apprentissage » (avril – mai) </w:t>
+              <w:t xml:space="preserve">Audits Qualiopi (surveillance et extension « apprentissage ») entre février et décembre 2027 </w:t>
             </w:r>
             <w:r>
               <w:rPr>
@@ -2453,7 +2471,7 @@
                 <w:highlight w:val="yellow"/>
                 <w:highlightCs w:val="yellow"/>
               </w:rPr>
-              <w:t xml:space="preserve">[date avec le certificateur]</w:t>
+              <w:t xml:space="preserve">[dates à fixer avec le certificateur]</w:t>
             </w:r>
           </w:p>
         </w:tc>
@@ -2620,7 +2638,7 @@
                 <w:b/>
                 <w:bCs/>
               </w:rPr>
-              <w:t xml:space="preserve">Jeu. 27 mai 2027</w:t>
+              <w:t xml:space="preserve">Mar. 25 mai 2027</w:t>
             </w:r>
             <w:r>
               <w:rPr>
@@ -2824,7 +2842,7 @@
                 <w:b/>
                 <w:bCs/>
               </w:rPr>
-              <w:t xml:space="preserve">Jeu. 24 juin 2027</w:t>
+              <w:t xml:space="preserve">Mar. 22 juin 2027</w:t>
             </w:r>
             <w:r>
               <w:rPr>
@@ -2862,7 +2880,7 @@
               <w:rPr>
                 <w:rFonts w:ascii="Inter" w:cs="Inter" w:eastAsia="Inter" w:hAnsi="Inter"/>
               </w:rPr>
-              <w:t xml:space="preserve"> (mardi 29 juin) avec délégués, employeurs et maîtres d’apprentissage ; sollicitation des intervenants d’août à février</w:t>
+              <w:t xml:space="preserve"> (mardi 29 juin, 16 h 30 – 18 h) avec délégués, employeurs et maîtres d’apprentissage ; sollicitation des intervenants d’août à février</w:t>
             </w:r>
           </w:p>
         </w:tc>
@@ -3007,7 +3025,7 @@
                 <w:b/>
                 <w:bCs/>
               </w:rPr>
-              <w:t xml:space="preserve">Jeu. 22 juillet 2027</w:t>
+              <w:t xml:space="preserve">Mar. 20 juillet 2027</w:t>
             </w:r>
             <w:r>
               <w:rPr>
@@ -3209,7 +3227,7 @@
                 <w:b/>
                 <w:bCs/>
               </w:rPr>
-              <w:t xml:space="preserve">Jeu. 26 août 2027</w:t>
+              <w:t xml:space="preserve">Mar. 24 août 2027</w:t>
             </w:r>
             <w:r>
               <w:rPr>
@@ -3414,7 +3432,7 @@
                 <w:b/>
                 <w:bCs/>
               </w:rPr>
-              <w:t xml:space="preserve">Jeu. 23 septembre 2027</w:t>
+              <w:t xml:space="preserve">Mar. 21 septembre 2027</w:t>
             </w:r>
             <w:r>
               <w:rPr>
@@ -3608,7 +3626,7 @@
                 <w:b/>
                 <w:bCs/>
               </w:rPr>
-              <w:t xml:space="preserve">Jeu. 21 octobre 2027</w:t>
+              <w:t xml:space="preserve">Mar. 19 octobre 2027</w:t>
             </w:r>
             <w:r>
               <w:rPr>
@@ -3791,7 +3809,7 @@
                 <w:b/>
                 <w:bCs/>
               </w:rPr>
-              <w:t xml:space="preserve">Jeu. 25 novembre 2027</w:t>
+              <w:t xml:space="preserve">Mar. 23 novembre 2027</w:t>
             </w:r>
             <w:r>
               <w:rPr>
@@ -3981,7 +3999,7 @@
                 <w:b/>
                 <w:bCs/>
               </w:rPr>
-              <w:t xml:space="preserve">Jeu. 16 décembre 2027</w:t>
+              <w:t xml:space="preserve">Mar. 14 décembre 2027</w:t>
             </w:r>
             <w:r>
               <w:rPr>
@@ -4019,7 +4037,7 @@
               <w:rPr>
                 <w:rFonts w:ascii="Inter" w:cs="Inter" w:eastAsia="Inter" w:hAnsi="Inter"/>
               </w:rPr>
-              <w:t xml:space="preserve"> (mardi 14 décembre) ; inscription des candidats à la session </w:t>
+              <w:t xml:space="preserve"> (mardi 7 décembre, 16 h 30 – 18 h) ; inscription des candidats à la session </w:t>
             </w:r>
             <w:r>
               <w:rPr>
@@ -4210,7 +4228,7 @@
                 <w:b/>
                 <w:bCs/>
               </w:rPr>
-              <w:t xml:space="preserve">Jeu. 20 janvier 2028</w:t>
+              <w:t xml:space="preserve">Mar. 18 janvier 2028</w:t>
             </w:r>
             <w:r>
               <w:rPr>
@@ -4426,7 +4444,7 @@
                 <w:b/>
                 <w:bCs/>
               </w:rPr>
-              <w:t xml:space="preserve">Jeu. 24 février 2028</w:t>
+              <w:t xml:space="preserve">Mar. 29 février 2028</w:t>
             </w:r>
             <w:r>
               <w:rPr>
@@ -5457,7 +5475,7 @@
         <w:rPr>
           <w:rFonts w:ascii="Montserrat" w:cs="Montserrat" w:eastAsia="Montserrat" w:hAnsi="Montserrat"/>
         </w:rPr>
-        <w:t xml:space="preserve">6. Obligations à ne pas oublier</w:t>
+        <w:t xml:space="preserve">6. Échéancier des obligations et des temps forts</w:t>
       </w:r>
     </w:p>
     <w:tbl>
@@ -5475,9 +5493,9 @@
       </w:tblPr>
       <w:tblGrid>
         <w:gridCol w:w="5200"/>
-        <w:gridCol w:w="3700"/>
-        <w:gridCol w:w="2500"/>
-        <w:gridCol w:w="3170"/>
+        <w:gridCol w:w="4300"/>
+        <w:gridCol w:w="2600"/>
+        <w:gridCol w:w="2470"/>
       </w:tblGrid>
       <w:tr>
         <w:trPr>
@@ -5506,13 +5524,13 @@
                 <w:bCs/>
                 <w:color w:val="FFFFFF"/>
               </w:rPr>
-              <w:t xml:space="preserve">Obligation</w:t>
-            </w:r>
-          </w:p>
-        </w:tc>
-        <w:tc>
-          <w:tcPr>
-            <w:tcW w:type="dxa" w:w="3700"/>
+              <w:t xml:space="preserve">Obligation ou temps fort</w:t>
+            </w:r>
+          </w:p>
+        </w:tc>
+        <w:tc>
+          <w:tcPr>
+            <w:tcW w:type="dxa" w:w="4300"/>
             <w:shd w:fill="1B3A6B" w:color="auto" w:val="clear"/>
             <w:tcMar>
               <w:top w:type="dxa" w:w="60"/>
@@ -5539,7 +5557,7 @@
         </w:tc>
         <w:tc>
           <w:tcPr>
-            <w:tcW w:type="dxa" w:w="2500"/>
+            <w:tcW w:type="dxa" w:w="2600"/>
             <w:shd w:fill="1B3A6B" w:color="auto" w:val="clear"/>
             <w:tcMar>
               <w:top w:type="dxa" w:w="60"/>
@@ -5566,7 +5584,7 @@
         </w:tc>
         <w:tc>
           <w:tcPr>
-            <w:tcW w:type="dxa" w:w="3170"/>
+            <w:tcW w:type="dxa" w:w="2470"/>
             <w:shd w:fill="1B3A6B" w:color="auto" w:val="clear"/>
             <w:tcMar>
               <w:top w:type="dxa" w:w="60"/>
@@ -5615,86 +5633,76 @@
               <w:rPr>
                 <w:rFonts w:ascii="Inter" w:cs="Inter" w:eastAsia="Inter" w:hAnsi="Inter"/>
               </w:rPr>
-              <w:t xml:space="preserve">Transmission du contrat d’apprentissage à l’OPCO</w:t>
-            </w:r>
-          </w:p>
-        </w:tc>
-        <w:tc>
-          <w:tcPr>
-            <w:tcW w:type="dxa" w:w="3700"/>
-            <w:tcMar>
-              <w:top w:type="dxa" w:w="60"/>
-              <w:left w:type="dxa" w:w="90"/>
-              <w:bottom w:type="dxa" w:w="60"/>
-              <w:right w:type="dxa" w:w="90"/>
-            </w:tcMar>
-          </w:tcPr>
-          <w:p>
-            <w:pPr>
-              <w:spacing w:after="40"/>
-              <w:jc w:val="left"/>
-            </w:pPr>
-            <w:r>
-              <w:rPr>
-                <w:rFonts w:ascii="Inter" w:cs="Inter" w:eastAsia="Inter" w:hAnsi="Inter"/>
-              </w:rPr>
-              <w:t xml:space="preserve">Dans les jours qui suivent le début du contrat </w:t>
-            </w:r>
-            <w:r>
-              <w:rPr>
-                <w:rFonts w:ascii="Inter" w:cs="Inter" w:eastAsia="Inter" w:hAnsi="Inter"/>
-                <w:b/>
-                <w:bCs/>
-                <w:highlight w:val="yellow"/>
-                <w:highlightCs w:val="yellow"/>
-              </w:rPr>
-              <w:t xml:space="preserve">[délai à vérifier]</w:t>
-            </w:r>
-          </w:p>
-        </w:tc>
-        <w:tc>
-          <w:tcPr>
-            <w:tcW w:type="dxa" w:w="2500"/>
-            <w:tcMar>
-              <w:top w:type="dxa" w:w="60"/>
-              <w:left w:type="dxa" w:w="90"/>
-              <w:bottom w:type="dxa" w:w="60"/>
-              <w:right w:type="dxa" w:w="90"/>
-            </w:tcMar>
-          </w:tcPr>
-          <w:p>
-            <w:pPr>
-              <w:spacing w:after="40"/>
-              <w:jc w:val="left"/>
-            </w:pPr>
-            <w:r>
-              <w:rPr>
-                <w:rFonts w:ascii="Inter" w:cs="Inter" w:eastAsia="Inter" w:hAnsi="Inter"/>
-              </w:rPr>
-              <w:t xml:space="preserve">Employeur, avec l’appui du CFA</w:t>
-            </w:r>
-          </w:p>
-        </w:tc>
-        <w:tc>
-          <w:tcPr>
-            <w:tcW w:type="dxa" w:w="3170"/>
-            <w:tcMar>
-              <w:top w:type="dxa" w:w="60"/>
-              <w:left w:type="dxa" w:w="90"/>
-              <w:bottom w:type="dxa" w:w="60"/>
-              <w:right w:type="dxa" w:w="90"/>
-            </w:tcMar>
-          </w:tcPr>
-          <w:p>
-            <w:pPr>
-              <w:spacing w:after="40"/>
-              <w:jc w:val="left"/>
-            </w:pPr>
-            <w:r>
-              <w:rPr>
-                <w:rFonts w:ascii="Inter" w:cs="Inter" w:eastAsia="Inter" w:hAnsi="Inter"/>
-              </w:rPr>
-              <w:t xml:space="preserve">Art. L.6224-1 C. trav.</w:t>
+              <w:t xml:space="preserve">Convention de formation avec le calendrier annexé (semaines au CFA et Rendez-vous du mois)</w:t>
+            </w:r>
+          </w:p>
+        </w:tc>
+        <w:tc>
+          <w:tcPr>
+            <w:tcW w:type="dxa" w:w="4300"/>
+            <w:tcMar>
+              <w:top w:type="dxa" w:w="60"/>
+              <w:left w:type="dxa" w:w="90"/>
+              <w:bottom w:type="dxa" w:w="60"/>
+              <w:right w:type="dxa" w:w="90"/>
+            </w:tcMar>
+          </w:tcPr>
+          <w:p>
+            <w:pPr>
+              <w:spacing w:after="40"/>
+              <w:jc w:val="left"/>
+            </w:pPr>
+            <w:r>
+              <w:rPr>
+                <w:rFonts w:ascii="Inter" w:cs="Inter" w:eastAsia="Inter" w:hAnsi="Inter"/>
+              </w:rPr>
+              <w:t xml:space="preserve">Avant le 1er mars 2027</w:t>
+            </w:r>
+          </w:p>
+        </w:tc>
+        <w:tc>
+          <w:tcPr>
+            <w:tcW w:type="dxa" w:w="2600"/>
+            <w:tcMar>
+              <w:top w:type="dxa" w:w="60"/>
+              <w:left w:type="dxa" w:w="90"/>
+              <w:bottom w:type="dxa" w:w="60"/>
+              <w:right w:type="dxa" w:w="90"/>
+            </w:tcMar>
+          </w:tcPr>
+          <w:p>
+            <w:pPr>
+              <w:spacing w:after="40"/>
+              <w:jc w:val="left"/>
+            </w:pPr>
+            <w:r>
+              <w:rPr>
+                <w:rFonts w:ascii="Inter" w:cs="Inter" w:eastAsia="Inter" w:hAnsi="Inter"/>
+              </w:rPr>
+              <w:t xml:space="preserve">CFA et employeur</w:t>
+            </w:r>
+          </w:p>
+        </w:tc>
+        <w:tc>
+          <w:tcPr>
+            <w:tcW w:type="dxa" w:w="2470"/>
+            <w:tcMar>
+              <w:top w:type="dxa" w:w="60"/>
+              <w:left w:type="dxa" w:w="90"/>
+              <w:bottom w:type="dxa" w:w="60"/>
+              <w:right w:type="dxa" w:w="90"/>
+            </w:tcMar>
+          </w:tcPr>
+          <w:p>
+            <w:pPr>
+              <w:spacing w:after="40"/>
+              <w:jc w:val="left"/>
+            </w:pPr>
+            <w:r>
+              <w:rPr>
+                <w:rFonts w:ascii="Inter" w:cs="Inter" w:eastAsia="Inter" w:hAnsi="Inter"/>
+              </w:rPr>
+              <w:t xml:space="preserve">—</w:t>
             </w:r>
           </w:p>
         </w:tc>
@@ -5722,32 +5730,34 @@
             <w:r>
               <w:rPr>
                 <w:rFonts w:ascii="Inter" w:cs="Inter" w:eastAsia="Inter" w:hAnsi="Inter"/>
-              </w:rPr>
-              <w:t xml:space="preserve">Visite d’information et de prévention de l’apprenti</w:t>
-            </w:r>
-          </w:p>
-        </w:tc>
-        <w:tc>
-          <w:tcPr>
-            <w:tcW w:type="dxa" w:w="3700"/>
-            <w:shd w:fill="EEF1F6" w:color="auto" w:val="clear"/>
-            <w:tcMar>
-              <w:top w:type="dxa" w:w="60"/>
-              <w:left w:type="dxa" w:w="90"/>
-              <w:bottom w:type="dxa" w:w="60"/>
-              <w:right w:type="dxa" w:w="90"/>
-            </w:tcMar>
-          </w:tcPr>
-          <w:p>
-            <w:pPr>
-              <w:spacing w:after="40"/>
-              <w:jc w:val="left"/>
-            </w:pPr>
-            <w:r>
-              <w:rPr>
-                <w:rFonts w:ascii="Inter" w:cs="Inter" w:eastAsia="Inter" w:hAnsi="Inter"/>
-              </w:rPr>
-              <w:t xml:space="preserve">Dans les délais réglementaires suivant l’embauche </w:t>
+                <w:b/>
+                <w:bCs/>
+              </w:rPr>
+              <w:t xml:space="preserve">Transmission des contrats à l’OPCO</w:t>
+            </w:r>
+          </w:p>
+        </w:tc>
+        <w:tc>
+          <w:tcPr>
+            <w:tcW w:type="dxa" w:w="4300"/>
+            <w:shd w:fill="EEF1F6" w:color="auto" w:val="clear"/>
+            <w:tcMar>
+              <w:top w:type="dxa" w:w="60"/>
+              <w:left w:type="dxa" w:w="90"/>
+              <w:bottom w:type="dxa" w:w="60"/>
+              <w:right w:type="dxa" w:w="90"/>
+            </w:tcMar>
+          </w:tcPr>
+          <w:p>
+            <w:pPr>
+              <w:spacing w:after="40"/>
+              <w:jc w:val="left"/>
+            </w:pPr>
+            <w:r>
+              <w:rPr>
+                <w:rFonts w:ascii="Inter" w:cs="Inter" w:eastAsia="Inter" w:hAnsi="Inter"/>
+              </w:rPr>
+              <w:t xml:space="preserve">Dans les jours ouvrables qui suivent le début du contrat, soit dès le 1er mars 2027 </w:t>
             </w:r>
             <w:r>
               <w:rPr>
@@ -5757,55 +5767,55 @@
                 <w:highlight w:val="yellow"/>
                 <w:highlightCs w:val="yellow"/>
               </w:rPr>
-              <w:t xml:space="preserve">[à vérifier]</w:t>
-            </w:r>
-          </w:p>
-        </w:tc>
-        <w:tc>
-          <w:tcPr>
-            <w:tcW w:type="dxa" w:w="2500"/>
-            <w:shd w:fill="EEF1F6" w:color="auto" w:val="clear"/>
-            <w:tcMar>
-              <w:top w:type="dxa" w:w="60"/>
-              <w:left w:type="dxa" w:w="90"/>
-              <w:bottom w:type="dxa" w:w="60"/>
-              <w:right w:type="dxa" w:w="90"/>
-            </w:tcMar>
-          </w:tcPr>
-          <w:p>
-            <w:pPr>
-              <w:spacing w:after="40"/>
-              <w:jc w:val="left"/>
-            </w:pPr>
-            <w:r>
-              <w:rPr>
-                <w:rFonts w:ascii="Inter" w:cs="Inter" w:eastAsia="Inter" w:hAnsi="Inter"/>
-              </w:rPr>
-              <w:t xml:space="preserve">Employeur</w:t>
-            </w:r>
-          </w:p>
-        </w:tc>
-        <w:tc>
-          <w:tcPr>
-            <w:tcW w:type="dxa" w:w="3170"/>
-            <w:shd w:fill="EEF1F6" w:color="auto" w:val="clear"/>
-            <w:tcMar>
-              <w:top w:type="dxa" w:w="60"/>
-              <w:left w:type="dxa" w:w="90"/>
-              <w:bottom w:type="dxa" w:w="60"/>
-              <w:right w:type="dxa" w:w="90"/>
-            </w:tcMar>
-          </w:tcPr>
-          <w:p>
-            <w:pPr>
-              <w:spacing w:after="40"/>
-              <w:jc w:val="left"/>
-            </w:pPr>
-            <w:r>
-              <w:rPr>
-                <w:rFonts w:ascii="Inter" w:cs="Inter" w:eastAsia="Inter" w:hAnsi="Inter"/>
-              </w:rPr>
-              <w:t xml:space="preserve">Code du travail, santé au travail</w:t>
+              <w:t xml:space="preserve">[délai à vérifier]</w:t>
+            </w:r>
+          </w:p>
+        </w:tc>
+        <w:tc>
+          <w:tcPr>
+            <w:tcW w:type="dxa" w:w="2600"/>
+            <w:shd w:fill="EEF1F6" w:color="auto" w:val="clear"/>
+            <w:tcMar>
+              <w:top w:type="dxa" w:w="60"/>
+              <w:left w:type="dxa" w:w="90"/>
+              <w:bottom w:type="dxa" w:w="60"/>
+              <w:right w:type="dxa" w:w="90"/>
+            </w:tcMar>
+          </w:tcPr>
+          <w:p>
+            <w:pPr>
+              <w:spacing w:after="40"/>
+              <w:jc w:val="left"/>
+            </w:pPr>
+            <w:r>
+              <w:rPr>
+                <w:rFonts w:ascii="Inter" w:cs="Inter" w:eastAsia="Inter" w:hAnsi="Inter"/>
+              </w:rPr>
+              <w:t xml:space="preserve">Employeur, avec l’appui du CFA</w:t>
+            </w:r>
+          </w:p>
+        </w:tc>
+        <w:tc>
+          <w:tcPr>
+            <w:tcW w:type="dxa" w:w="2470"/>
+            <w:shd w:fill="EEF1F6" w:color="auto" w:val="clear"/>
+            <w:tcMar>
+              <w:top w:type="dxa" w:w="60"/>
+              <w:left w:type="dxa" w:w="90"/>
+              <w:bottom w:type="dxa" w:w="60"/>
+              <w:right w:type="dxa" w:w="90"/>
+            </w:tcMar>
+          </w:tcPr>
+          <w:p>
+            <w:pPr>
+              <w:spacing w:after="40"/>
+              <w:jc w:val="left"/>
+            </w:pPr>
+            <w:r>
+              <w:rPr>
+                <w:rFonts w:ascii="Inter" w:cs="Inter" w:eastAsia="Inter" w:hAnsi="Inter"/>
+              </w:rPr>
+              <w:t xml:space="preserve">Art. L.6224-1 C. trav.</w:t>
             </w:r>
           </w:p>
         </w:tc>
@@ -5832,77 +5842,83 @@
             <w:r>
               <w:rPr>
                 <w:rFonts w:ascii="Inter" w:cs="Inter" w:eastAsia="Inter" w:hAnsi="Inter"/>
-              </w:rPr>
-              <w:t xml:space="preserve">Convention de formation avec calendrier annexé</w:t>
-            </w:r>
-          </w:p>
-        </w:tc>
-        <w:tc>
-          <w:tcPr>
-            <w:tcW w:type="dxa" w:w="3700"/>
-            <w:tcMar>
-              <w:top w:type="dxa" w:w="60"/>
-              <w:left w:type="dxa" w:w="90"/>
-              <w:bottom w:type="dxa" w:w="60"/>
-              <w:right w:type="dxa" w:w="90"/>
-            </w:tcMar>
-          </w:tcPr>
-          <w:p>
-            <w:pPr>
-              <w:spacing w:after="40"/>
-              <w:jc w:val="left"/>
-            </w:pPr>
-            <w:r>
-              <w:rPr>
-                <w:rFonts w:ascii="Inter" w:cs="Inter" w:eastAsia="Inter" w:hAnsi="Inter"/>
-              </w:rPr>
-              <w:t xml:space="preserve">Avant le début du contrat</w:t>
-            </w:r>
-          </w:p>
-        </w:tc>
-        <w:tc>
-          <w:tcPr>
-            <w:tcW w:type="dxa" w:w="2500"/>
-            <w:tcMar>
-              <w:top w:type="dxa" w:w="60"/>
-              <w:left w:type="dxa" w:w="90"/>
-              <w:bottom w:type="dxa" w:w="60"/>
-              <w:right w:type="dxa" w:w="90"/>
-            </w:tcMar>
-          </w:tcPr>
-          <w:p>
-            <w:pPr>
-              <w:spacing w:after="40"/>
-              <w:jc w:val="left"/>
-            </w:pPr>
-            <w:r>
-              <w:rPr>
-                <w:rFonts w:ascii="Inter" w:cs="Inter" w:eastAsia="Inter" w:hAnsi="Inter"/>
-              </w:rPr>
-              <w:t xml:space="preserve">CFA et employeur</w:t>
-            </w:r>
-          </w:p>
-        </w:tc>
-        <w:tc>
-          <w:tcPr>
-            <w:tcW w:type="dxa" w:w="3170"/>
-            <w:tcMar>
-              <w:top w:type="dxa" w:w="60"/>
-              <w:left w:type="dxa" w:w="90"/>
-              <w:bottom w:type="dxa" w:w="60"/>
-              <w:right w:type="dxa" w:w="90"/>
-            </w:tcMar>
-          </w:tcPr>
-          <w:p>
-            <w:pPr>
-              <w:spacing w:after="40"/>
-              <w:jc w:val="left"/>
-            </w:pPr>
-            <w:r>
-              <w:rPr>
-                <w:rFonts w:ascii="Inter" w:cs="Inter" w:eastAsia="Inter" w:hAnsi="Inter"/>
-              </w:rPr>
-              <w:t xml:space="preserve">—</w:t>
+                <w:b/>
+                <w:bCs/>
+              </w:rPr>
+              <w:t xml:space="preserve">Carte d’étudiant des métiers</w:t>
+            </w:r>
+          </w:p>
+        </w:tc>
+        <w:tc>
+          <w:tcPr>
+            <w:tcW w:type="dxa" w:w="4300"/>
+            <w:tcMar>
+              <w:top w:type="dxa" w:w="60"/>
+              <w:left w:type="dxa" w:w="90"/>
+              <w:bottom w:type="dxa" w:w="60"/>
+              <w:right w:type="dxa" w:w="90"/>
+            </w:tcMar>
+          </w:tcPr>
+          <w:p>
+            <w:pPr>
+              <w:spacing w:after="40"/>
+              <w:jc w:val="left"/>
+            </w:pPr>
+            <w:r>
+              <w:rPr>
+                <w:rFonts w:ascii="Inter" w:cs="Inter" w:eastAsia="Inter" w:hAnsi="Inter"/>
+              </w:rPr>
+              <w:t xml:space="preserve">Remise pendant la semaine d’intégration (1er – 5 mars 2027)</w:t>
+            </w:r>
+          </w:p>
+        </w:tc>
+        <w:tc>
+          <w:tcPr>
+            <w:tcW w:type="dxa" w:w="2600"/>
+            <w:tcMar>
+              <w:top w:type="dxa" w:w="60"/>
+              <w:left w:type="dxa" w:w="90"/>
+              <w:bottom w:type="dxa" w:w="60"/>
+              <w:right w:type="dxa" w:w="90"/>
+            </w:tcMar>
+          </w:tcPr>
+          <w:p>
+            <w:pPr>
+              <w:spacing w:after="40"/>
+              <w:jc w:val="left"/>
+            </w:pPr>
+            <w:r>
+              <w:rPr>
+                <w:rFonts w:ascii="Inter" w:cs="Inter" w:eastAsia="Inter" w:hAnsi="Inter"/>
+              </w:rPr>
+              <w:t xml:space="preserve">CFA</w:t>
+            </w:r>
+          </w:p>
+        </w:tc>
+        <w:tc>
+          <w:tcPr>
+            <w:tcW w:type="dxa" w:w="2470"/>
+            <w:tcMar>
+              <w:top w:type="dxa" w:w="60"/>
+              <w:left w:type="dxa" w:w="90"/>
+              <w:bottom w:type="dxa" w:w="60"/>
+              <w:right w:type="dxa" w:w="90"/>
+            </w:tcMar>
+          </w:tcPr>
+          <w:p>
+            <w:pPr>
+              <w:spacing w:after="40"/>
+              <w:jc w:val="left"/>
+            </w:pPr>
+            <w:r>
+              <w:rPr>
+                <w:rFonts w:ascii="Inter" w:cs="Inter" w:eastAsia="Inter" w:hAnsi="Inter"/>
+                <w:b/>
+                <w:bCs/>
+                <w:highlight w:val="yellow"/>
+                <w:highlightCs w:val="yellow"/>
+              </w:rPr>
+              <w:t xml:space="preserve">[Référence à vérifier]</w:t>
             </w:r>
           </w:p>
         </w:tc>
@@ -5930,80 +5946,98 @@
             <w:r>
               <w:rPr>
                 <w:rFonts w:ascii="Inter" w:cs="Inter" w:eastAsia="Inter" w:hAnsi="Inter"/>
-              </w:rPr>
-              <w:t xml:space="preserve">Information des apprentis sur leurs droits, la santé et la sécurité</w:t>
-            </w:r>
-          </w:p>
-        </w:tc>
-        <w:tc>
-          <w:tcPr>
-            <w:tcW w:type="dxa" w:w="3700"/>
-            <w:shd w:fill="EEF1F6" w:color="auto" w:val="clear"/>
-            <w:tcMar>
-              <w:top w:type="dxa" w:w="60"/>
-              <w:left w:type="dxa" w:w="90"/>
-              <w:bottom w:type="dxa" w:w="60"/>
-              <w:right w:type="dxa" w:w="90"/>
-            </w:tcMar>
-          </w:tcPr>
-          <w:p>
-            <w:pPr>
-              <w:spacing w:after="40"/>
-              <w:jc w:val="left"/>
-            </w:pPr>
-            <w:r>
-              <w:rPr>
-                <w:rFonts w:ascii="Inter" w:cs="Inter" w:eastAsia="Inter" w:hAnsi="Inter"/>
-              </w:rPr>
-              <w:t xml:space="preserve">Semaine d’intégration</w:t>
-            </w:r>
-          </w:p>
-        </w:tc>
-        <w:tc>
-          <w:tcPr>
-            <w:tcW w:type="dxa" w:w="2500"/>
-            <w:shd w:fill="EEF1F6" w:color="auto" w:val="clear"/>
-            <w:tcMar>
-              <w:top w:type="dxa" w:w="60"/>
-              <w:left w:type="dxa" w:w="90"/>
-              <w:bottom w:type="dxa" w:w="60"/>
-              <w:right w:type="dxa" w:w="90"/>
-            </w:tcMar>
-          </w:tcPr>
-          <w:p>
-            <w:pPr>
-              <w:spacing w:after="40"/>
-              <w:jc w:val="left"/>
-            </w:pPr>
-            <w:r>
-              <w:rPr>
-                <w:rFonts w:ascii="Inter" w:cs="Inter" w:eastAsia="Inter" w:hAnsi="Inter"/>
-              </w:rPr>
-              <w:t xml:space="preserve">CFA</w:t>
-            </w:r>
-          </w:p>
-        </w:tc>
-        <w:tc>
-          <w:tcPr>
-            <w:tcW w:type="dxa" w:w="3170"/>
-            <w:shd w:fill="EEF1F6" w:color="auto" w:val="clear"/>
-            <w:tcMar>
-              <w:top w:type="dxa" w:w="60"/>
-              <w:left w:type="dxa" w:w="90"/>
-              <w:bottom w:type="dxa" w:w="60"/>
-              <w:right w:type="dxa" w:w="90"/>
-            </w:tcMar>
-          </w:tcPr>
-          <w:p>
-            <w:pPr>
-              <w:spacing w:after="40"/>
-              <w:jc w:val="left"/>
-            </w:pPr>
-            <w:r>
-              <w:rPr>
-                <w:rFonts w:ascii="Inter" w:cs="Inter" w:eastAsia="Inter" w:hAnsi="Inter"/>
-              </w:rPr>
-              <w:t xml:space="preserve">Art. L.6231-2 C. trav.</w:t>
+                <w:b/>
+                <w:bCs/>
+              </w:rPr>
+              <w:t xml:space="preserve">Visite médicale d’embauche</w:t>
+            </w:r>
+            <w:r>
+              <w:rPr>
+                <w:rFonts w:ascii="Inter" w:cs="Inter" w:eastAsia="Inter" w:hAnsi="Inter"/>
+              </w:rPr>
+              <w:t xml:space="preserve"> (visite d’information et de prévention)</w:t>
+            </w:r>
+          </w:p>
+        </w:tc>
+        <w:tc>
+          <w:tcPr>
+            <w:tcW w:type="dxa" w:w="4300"/>
+            <w:shd w:fill="EEF1F6" w:color="auto" w:val="clear"/>
+            <w:tcMar>
+              <w:top w:type="dxa" w:w="60"/>
+              <w:left w:type="dxa" w:w="90"/>
+              <w:bottom w:type="dxa" w:w="60"/>
+              <w:right w:type="dxa" w:w="90"/>
+            </w:tcMar>
+          </w:tcPr>
+          <w:p>
+            <w:pPr>
+              <w:spacing w:after="40"/>
+              <w:jc w:val="left"/>
+            </w:pPr>
+            <w:r>
+              <w:rPr>
+                <w:rFonts w:ascii="Inter" w:cs="Inter" w:eastAsia="Inter" w:hAnsi="Inter"/>
+              </w:rPr>
+              <w:t xml:space="preserve">Dans les délais réglementaires suivant l’embauche, au plus tard fin avril 2027 </w:t>
+            </w:r>
+            <w:r>
+              <w:rPr>
+                <w:rFonts w:ascii="Inter" w:cs="Inter" w:eastAsia="Inter" w:hAnsi="Inter"/>
+                <w:b/>
+                <w:bCs/>
+                <w:highlight w:val="yellow"/>
+                <w:highlightCs w:val="yellow"/>
+              </w:rPr>
+              <w:t xml:space="preserve">[délai à vérifier]</w:t>
+            </w:r>
+          </w:p>
+        </w:tc>
+        <w:tc>
+          <w:tcPr>
+            <w:tcW w:type="dxa" w:w="2600"/>
+            <w:shd w:fill="EEF1F6" w:color="auto" w:val="clear"/>
+            <w:tcMar>
+              <w:top w:type="dxa" w:w="60"/>
+              <w:left w:type="dxa" w:w="90"/>
+              <w:bottom w:type="dxa" w:w="60"/>
+              <w:right w:type="dxa" w:w="90"/>
+            </w:tcMar>
+          </w:tcPr>
+          <w:p>
+            <w:pPr>
+              <w:spacing w:after="40"/>
+              <w:jc w:val="left"/>
+            </w:pPr>
+            <w:r>
+              <w:rPr>
+                <w:rFonts w:ascii="Inter" w:cs="Inter" w:eastAsia="Inter" w:hAnsi="Inter"/>
+              </w:rPr>
+              <w:t xml:space="preserve">Employeur</w:t>
+            </w:r>
+          </w:p>
+        </w:tc>
+        <w:tc>
+          <w:tcPr>
+            <w:tcW w:type="dxa" w:w="2470"/>
+            <w:shd w:fill="EEF1F6" w:color="auto" w:val="clear"/>
+            <w:tcMar>
+              <w:top w:type="dxa" w:w="60"/>
+              <w:left w:type="dxa" w:w="90"/>
+              <w:bottom w:type="dxa" w:w="60"/>
+              <w:right w:type="dxa" w:w="90"/>
+            </w:tcMar>
+          </w:tcPr>
+          <w:p>
+            <w:pPr>
+              <w:spacing w:after="40"/>
+              <w:jc w:val="left"/>
+            </w:pPr>
+            <w:r>
+              <w:rPr>
+                <w:rFonts w:ascii="Inter" w:cs="Inter" w:eastAsia="Inter" w:hAnsi="Inter"/>
+              </w:rPr>
+              <w:t xml:space="preserve">Code du travail, santé au travail</w:t>
             </w:r>
           </w:p>
         </w:tc>
@@ -6031,36 +6065,36 @@
               <w:rPr>
                 <w:rFonts w:ascii="Inter" w:cs="Inter" w:eastAsia="Inter" w:hAnsi="Inter"/>
               </w:rPr>
-              <w:t xml:space="preserve">Demande d’agrément pour la session de validation du titre MEM</w:t>
-            </w:r>
-          </w:p>
-        </w:tc>
-        <w:tc>
-          <w:tcPr>
-            <w:tcW w:type="dxa" w:w="3700"/>
-            <w:tcMar>
-              <w:top w:type="dxa" w:w="60"/>
-              <w:left w:type="dxa" w:w="90"/>
-              <w:bottom w:type="dxa" w:w="60"/>
-              <w:right w:type="dxa" w:w="90"/>
-            </w:tcMar>
-          </w:tcPr>
-          <w:p>
-            <w:pPr>
-              <w:spacing w:after="40"/>
-              <w:jc w:val="left"/>
-            </w:pPr>
-            <w:r>
-              <w:rPr>
-                <w:rFonts w:ascii="Inter" w:cs="Inter" w:eastAsia="Inter" w:hAnsi="Inter"/>
-              </w:rPr>
-              <w:t xml:space="preserve">Au plus tard 6 mois avant la session</w:t>
-            </w:r>
-          </w:p>
-        </w:tc>
-        <w:tc>
-          <w:tcPr>
-            <w:tcW w:type="dxa" w:w="2500"/>
+              <w:t xml:space="preserve">Information des apprentis sur leurs droits, la santé et la sécurité</w:t>
+            </w:r>
+          </w:p>
+        </w:tc>
+        <w:tc>
+          <w:tcPr>
+            <w:tcW w:type="dxa" w:w="4300"/>
+            <w:tcMar>
+              <w:top w:type="dxa" w:w="60"/>
+              <w:left w:type="dxa" w:w="90"/>
+              <w:bottom w:type="dxa" w:w="60"/>
+              <w:right w:type="dxa" w:w="90"/>
+            </w:tcMar>
+          </w:tcPr>
+          <w:p>
+            <w:pPr>
+              <w:spacing w:after="40"/>
+              <w:jc w:val="left"/>
+            </w:pPr>
+            <w:r>
+              <w:rPr>
+                <w:rFonts w:ascii="Inter" w:cs="Inter" w:eastAsia="Inter" w:hAnsi="Inter"/>
+              </w:rPr>
+              <w:t xml:space="preserve">Semaine d’intégration (1er – 5 mars 2027)</w:t>
+            </w:r>
+          </w:p>
+        </w:tc>
+        <w:tc>
+          <w:tcPr>
+            <w:tcW w:type="dxa" w:w="2600"/>
             <w:tcMar>
               <w:top w:type="dxa" w:w="60"/>
               <w:left w:type="dxa" w:w="90"/>
@@ -6083,24 +6117,24 @@
         </w:tc>
         <w:tc>
           <w:tcPr>
-            <w:tcW w:type="dxa" w:w="3170"/>
-            <w:tcMar>
-              <w:top w:type="dxa" w:w="60"/>
-              <w:left w:type="dxa" w:w="90"/>
-              <w:bottom w:type="dxa" w:w="60"/>
-              <w:right w:type="dxa" w:w="90"/>
-            </w:tcMar>
-          </w:tcPr>
-          <w:p>
-            <w:pPr>
-              <w:spacing w:after="40"/>
-              <w:jc w:val="left"/>
-            </w:pPr>
-            <w:r>
-              <w:rPr>
-                <w:rFonts w:ascii="Inter" w:cs="Inter" w:eastAsia="Inter" w:hAnsi="Inter"/>
-              </w:rPr>
-              <w:t xml:space="preserve">Arrêtés du 22 décembre 2015 et du 21 juillet 2016</w:t>
+            <w:tcW w:type="dxa" w:w="2470"/>
+            <w:tcMar>
+              <w:top w:type="dxa" w:w="60"/>
+              <w:left w:type="dxa" w:w="90"/>
+              <w:bottom w:type="dxa" w:w="60"/>
+              <w:right w:type="dxa" w:w="90"/>
+            </w:tcMar>
+          </w:tcPr>
+          <w:p>
+            <w:pPr>
+              <w:spacing w:after="40"/>
+              <w:jc w:val="left"/>
+            </w:pPr>
+            <w:r>
+              <w:rPr>
+                <w:rFonts w:ascii="Inter" w:cs="Inter" w:eastAsia="Inter" w:hAnsi="Inter"/>
+              </w:rPr>
+              <w:t xml:space="preserve">Art. L.6231-2 C. trav.</w:t>
             </w:r>
           </w:p>
         </w:tc>
@@ -6128,80 +6162,88 @@
             <w:r>
               <w:rPr>
                 <w:rFonts w:ascii="Inter" w:cs="Inter" w:eastAsia="Inter" w:hAnsi="Inter"/>
-              </w:rPr>
-              <w:t xml:space="preserve">Audit d’extension Qualiopi « apprentissage »</w:t>
-            </w:r>
-          </w:p>
-        </w:tc>
-        <w:tc>
-          <w:tcPr>
-            <w:tcW w:type="dxa" w:w="3700"/>
-            <w:shd w:fill="EEF1F6" w:color="auto" w:val="clear"/>
-            <w:tcMar>
-              <w:top w:type="dxa" w:w="60"/>
-              <w:left w:type="dxa" w:w="90"/>
-              <w:bottom w:type="dxa" w:w="60"/>
-              <w:right w:type="dxa" w:w="90"/>
-            </w:tcMar>
-          </w:tcPr>
-          <w:p>
-            <w:pPr>
-              <w:spacing w:after="40"/>
-              <w:jc w:val="left"/>
-            </w:pPr>
-            <w:r>
-              <w:rPr>
-                <w:rFonts w:ascii="Inter" w:cs="Inter" w:eastAsia="Inter" w:hAnsi="Inter"/>
-              </w:rPr>
-              <w:t xml:space="preserve">Après l’entrée du premier apprenti</w:t>
-            </w:r>
-          </w:p>
-        </w:tc>
-        <w:tc>
-          <w:tcPr>
-            <w:tcW w:type="dxa" w:w="2500"/>
-            <w:shd w:fill="EEF1F6" w:color="auto" w:val="clear"/>
-            <w:tcMar>
-              <w:top w:type="dxa" w:w="60"/>
-              <w:left w:type="dxa" w:w="90"/>
-              <w:bottom w:type="dxa" w:w="60"/>
-              <w:right w:type="dxa" w:w="90"/>
-            </w:tcMar>
-          </w:tcPr>
-          <w:p>
-            <w:pPr>
-              <w:spacing w:after="40"/>
-              <w:jc w:val="left"/>
-            </w:pPr>
-            <w:r>
-              <w:rPr>
-                <w:rFonts w:ascii="Inter" w:cs="Inter" w:eastAsia="Inter" w:hAnsi="Inter"/>
-              </w:rPr>
-              <w:t xml:space="preserve">CFA</w:t>
-            </w:r>
-          </w:p>
-        </w:tc>
-        <w:tc>
-          <w:tcPr>
-            <w:tcW w:type="dxa" w:w="3170"/>
-            <w:shd w:fill="EEF1F6" w:color="auto" w:val="clear"/>
-            <w:tcMar>
-              <w:top w:type="dxa" w:w="60"/>
-              <w:left w:type="dxa" w:w="90"/>
-              <w:bottom w:type="dxa" w:w="60"/>
-              <w:right w:type="dxa" w:w="90"/>
-            </w:tcMar>
-          </w:tcPr>
-          <w:p>
-            <w:pPr>
-              <w:spacing w:after="40"/>
-              <w:jc w:val="left"/>
-            </w:pPr>
-            <w:r>
-              <w:rPr>
-                <w:rFonts w:ascii="Inter" w:cs="Inter" w:eastAsia="Inter" w:hAnsi="Inter"/>
-              </w:rPr>
-              <w:t xml:space="preserve">Art. L.6316-1 C. trav.</w:t>
+                <w:b/>
+                <w:bCs/>
+              </w:rPr>
+              <w:t xml:space="preserve">Congés des apprentis à poser hors des semaines au CFA</w:t>
+            </w:r>
+            <w:r>
+              <w:rPr>
+                <w:rFonts w:ascii="Inter" w:cs="Inter" w:eastAsia="Inter" w:hAnsi="Inter"/>
+              </w:rPr>
+              <w:t xml:space="preserve"> et des Rendez-vous du mois</w:t>
+            </w:r>
+          </w:p>
+        </w:tc>
+        <w:tc>
+          <w:tcPr>
+            <w:tcW w:type="dxa" w:w="4300"/>
+            <w:shd w:fill="EEF1F6" w:color="auto" w:val="clear"/>
+            <w:tcMar>
+              <w:top w:type="dxa" w:w="60"/>
+              <w:left w:type="dxa" w:w="90"/>
+              <w:bottom w:type="dxa" w:w="60"/>
+              <w:right w:type="dxa" w:w="90"/>
+            </w:tcMar>
+          </w:tcPr>
+          <w:p>
+            <w:pPr>
+              <w:spacing w:after="40"/>
+              <w:jc w:val="left"/>
+            </w:pPr>
+            <w:r>
+              <w:rPr>
+                <w:rFonts w:ascii="Inter" w:cs="Inter" w:eastAsia="Inter" w:hAnsi="Inter"/>
+              </w:rPr>
+              <w:t xml:space="preserve">Rappel à la signature, puis en juin et en novembre 2027</w:t>
+            </w:r>
+          </w:p>
+        </w:tc>
+        <w:tc>
+          <w:tcPr>
+            <w:tcW w:type="dxa" w:w="2600"/>
+            <w:shd w:fill="EEF1F6" w:color="auto" w:val="clear"/>
+            <w:tcMar>
+              <w:top w:type="dxa" w:w="60"/>
+              <w:left w:type="dxa" w:w="90"/>
+              <w:bottom w:type="dxa" w:w="60"/>
+              <w:right w:type="dxa" w:w="90"/>
+            </w:tcMar>
+          </w:tcPr>
+          <w:p>
+            <w:pPr>
+              <w:spacing w:after="40"/>
+              <w:jc w:val="left"/>
+            </w:pPr>
+            <w:r>
+              <w:rPr>
+                <w:rFonts w:ascii="Inter" w:cs="Inter" w:eastAsia="Inter" w:hAnsi="Inter"/>
+              </w:rPr>
+              <w:t xml:space="preserve">Employeur, sur rappel du CFA</w:t>
+            </w:r>
+          </w:p>
+        </w:tc>
+        <w:tc>
+          <w:tcPr>
+            <w:tcW w:type="dxa" w:w="2470"/>
+            <w:shd w:fill="EEF1F6" w:color="auto" w:val="clear"/>
+            <w:tcMar>
+              <w:top w:type="dxa" w:w="60"/>
+              <w:left w:type="dxa" w:w="90"/>
+              <w:bottom w:type="dxa" w:w="60"/>
+              <w:right w:type="dxa" w:w="90"/>
+            </w:tcMar>
+          </w:tcPr>
+          <w:p>
+            <w:pPr>
+              <w:spacing w:after="40"/>
+              <w:jc w:val="left"/>
+            </w:pPr>
+            <w:r>
+              <w:rPr>
+                <w:rFonts w:ascii="Inter" w:cs="Inter" w:eastAsia="Inter" w:hAnsi="Inter"/>
+              </w:rPr>
+              <w:t xml:space="preserve">—</w:t>
             </w:r>
           </w:p>
         </w:tc>
@@ -6228,72 +6270,40 @@
             <w:r>
               <w:rPr>
                 <w:rFonts w:ascii="Inter" w:cs="Inter" w:eastAsia="Inter" w:hAnsi="Inter"/>
-              </w:rPr>
-              <w:t xml:space="preserve">Conseil de perfectionnement</w:t>
-            </w:r>
-          </w:p>
-        </w:tc>
-        <w:tc>
-          <w:tcPr>
-            <w:tcW w:type="dxa" w:w="3700"/>
-            <w:tcMar>
-              <w:top w:type="dxa" w:w="60"/>
-              <w:left w:type="dxa" w:w="90"/>
-              <w:bottom w:type="dxa" w:w="60"/>
-              <w:right w:type="dxa" w:w="90"/>
-            </w:tcMar>
-          </w:tcPr>
-          <w:p>
-            <w:pPr>
-              <w:spacing w:after="40"/>
-              <w:jc w:val="left"/>
-            </w:pPr>
-            <w:r>
-              <w:rPr>
-                <w:rFonts w:ascii="Inter" w:cs="Inter" w:eastAsia="Inter" w:hAnsi="Inter"/>
-              </w:rPr>
-              <w:t xml:space="preserve">Juin et décembre 2027</w:t>
-            </w:r>
-          </w:p>
-        </w:tc>
-        <w:tc>
-          <w:tcPr>
-            <w:tcW w:type="dxa" w:w="2500"/>
-            <w:tcMar>
-              <w:top w:type="dxa" w:w="60"/>
-              <w:left w:type="dxa" w:w="90"/>
-              <w:bottom w:type="dxa" w:w="60"/>
-              <w:right w:type="dxa" w:w="90"/>
-            </w:tcMar>
-          </w:tcPr>
-          <w:p>
-            <w:pPr>
-              <w:spacing w:after="40"/>
-              <w:jc w:val="left"/>
-            </w:pPr>
-            <w:r>
-              <w:rPr>
-                <w:rFonts w:ascii="Inter" w:cs="Inter" w:eastAsia="Inter" w:hAnsi="Inter"/>
-              </w:rPr>
-              <w:t xml:space="preserve">CFA</w:t>
-            </w:r>
-          </w:p>
-        </w:tc>
-        <w:tc>
-          <w:tcPr>
-            <w:tcW w:type="dxa" w:w="3170"/>
-            <w:tcMar>
-              <w:top w:type="dxa" w:w="60"/>
-              <w:left w:type="dxa" w:w="90"/>
-              <w:bottom w:type="dxa" w:w="60"/>
-              <w:right w:type="dxa" w:w="90"/>
-            </w:tcMar>
-          </w:tcPr>
-          <w:p>
-            <w:pPr>
-              <w:spacing w:after="40"/>
-              <w:jc w:val="left"/>
-            </w:pPr>
+                <w:b/>
+                <w:bCs/>
+              </w:rPr>
+              <w:t xml:space="preserve">Audits Qualiopi</w:t>
+            </w:r>
+            <w:r>
+              <w:rPr>
+                <w:rFonts w:ascii="Inter" w:cs="Inter" w:eastAsia="Inter" w:hAnsi="Inter"/>
+              </w:rPr>
+              <w:t xml:space="preserve"> (surveillance et extension « apprentissage »)</w:t>
+            </w:r>
+          </w:p>
+        </w:tc>
+        <w:tc>
+          <w:tcPr>
+            <w:tcW w:type="dxa" w:w="4300"/>
+            <w:tcMar>
+              <w:top w:type="dxa" w:w="60"/>
+              <w:left w:type="dxa" w:w="90"/>
+              <w:bottom w:type="dxa" w:w="60"/>
+              <w:right w:type="dxa" w:w="90"/>
+            </w:tcMar>
+          </w:tcPr>
+          <w:p>
+            <w:pPr>
+              <w:spacing w:after="40"/>
+              <w:jc w:val="left"/>
+            </w:pPr>
+            <w:r>
+              <w:rPr>
+                <w:rFonts w:ascii="Inter" w:cs="Inter" w:eastAsia="Inter" w:hAnsi="Inter"/>
+              </w:rPr>
+              <w:t xml:space="preserve">Entre février et décembre 2027 </w:t>
+            </w:r>
             <w:r>
               <w:rPr>
                 <w:rFonts w:ascii="Inter" w:cs="Inter" w:eastAsia="Inter" w:hAnsi="Inter"/>
@@ -6302,7 +6312,53 @@
                 <w:highlight w:val="yellow"/>
                 <w:highlightCs w:val="yellow"/>
               </w:rPr>
-              <w:t xml:space="preserve">[Article à vérifier]</w:t>
+              <w:t xml:space="preserve">[dates à fixer avec le certificateur]</w:t>
+            </w:r>
+          </w:p>
+        </w:tc>
+        <w:tc>
+          <w:tcPr>
+            <w:tcW w:type="dxa" w:w="2600"/>
+            <w:tcMar>
+              <w:top w:type="dxa" w:w="60"/>
+              <w:left w:type="dxa" w:w="90"/>
+              <w:bottom w:type="dxa" w:w="60"/>
+              <w:right w:type="dxa" w:w="90"/>
+            </w:tcMar>
+          </w:tcPr>
+          <w:p>
+            <w:pPr>
+              <w:spacing w:after="40"/>
+              <w:jc w:val="left"/>
+            </w:pPr>
+            <w:r>
+              <w:rPr>
+                <w:rFonts w:ascii="Inter" w:cs="Inter" w:eastAsia="Inter" w:hAnsi="Inter"/>
+              </w:rPr>
+              <w:t xml:space="preserve">CFA</w:t>
+            </w:r>
+          </w:p>
+        </w:tc>
+        <w:tc>
+          <w:tcPr>
+            <w:tcW w:type="dxa" w:w="2470"/>
+            <w:tcMar>
+              <w:top w:type="dxa" w:w="60"/>
+              <w:left w:type="dxa" w:w="90"/>
+              <w:bottom w:type="dxa" w:w="60"/>
+              <w:right w:type="dxa" w:w="90"/>
+            </w:tcMar>
+          </w:tcPr>
+          <w:p>
+            <w:pPr>
+              <w:spacing w:after="40"/>
+              <w:jc w:val="left"/>
+            </w:pPr>
+            <w:r>
+              <w:rPr>
+                <w:rFonts w:ascii="Inter" w:cs="Inter" w:eastAsia="Inter" w:hAnsi="Inter"/>
+              </w:rPr>
+              <w:t xml:space="preserve">Art. L.6316-1 C. trav.</w:t>
             </w:r>
           </w:p>
         </w:tc>
@@ -6330,38 +6386,40 @@
             <w:r>
               <w:rPr>
                 <w:rFonts w:ascii="Inter" w:cs="Inter" w:eastAsia="Inter" w:hAnsi="Inter"/>
-              </w:rPr>
-              <w:t xml:space="preserve">Publication des indicateurs de résultats</w:t>
-            </w:r>
-          </w:p>
-        </w:tc>
-        <w:tc>
-          <w:tcPr>
-            <w:tcW w:type="dxa" w:w="3700"/>
-            <w:shd w:fill="EEF1F6" w:color="auto" w:val="clear"/>
-            <w:tcMar>
-              <w:top w:type="dxa" w:w="60"/>
-              <w:left w:type="dxa" w:w="90"/>
-              <w:bottom w:type="dxa" w:w="60"/>
-              <w:right w:type="dxa" w:w="90"/>
-            </w:tcMar>
-          </w:tcPr>
-          <w:p>
-            <w:pPr>
-              <w:spacing w:after="40"/>
-              <w:jc w:val="left"/>
-            </w:pPr>
-            <w:r>
-              <w:rPr>
-                <w:rFonts w:ascii="Inter" w:cs="Inter" w:eastAsia="Inter" w:hAnsi="Inter"/>
-              </w:rPr>
-              <w:t xml:space="preserve">Chaque année</w:t>
-            </w:r>
-          </w:p>
-        </w:tc>
-        <w:tc>
-          <w:tcPr>
-            <w:tcW w:type="dxa" w:w="2500"/>
+                <w:b/>
+                <w:bCs/>
+              </w:rPr>
+              <w:t xml:space="preserve">Questionnaires de satisfaction</w:t>
+            </w:r>
+          </w:p>
+        </w:tc>
+        <w:tc>
+          <w:tcPr>
+            <w:tcW w:type="dxa" w:w="4300"/>
+            <w:shd w:fill="EEF1F6" w:color="auto" w:val="clear"/>
+            <w:tcMar>
+              <w:top w:type="dxa" w:w="60"/>
+              <w:left w:type="dxa" w:w="90"/>
+              <w:bottom w:type="dxa" w:w="60"/>
+              <w:right w:type="dxa" w:w="90"/>
+            </w:tcMar>
+          </w:tcPr>
+          <w:p>
+            <w:pPr>
+              <w:spacing w:after="40"/>
+              <w:jc w:val="both"/>
+            </w:pPr>
+            <w:r>
+              <w:rPr>
+                <w:rFonts w:ascii="Inter" w:cs="Inter" w:eastAsia="Inter" w:hAnsi="Inter"/>
+              </w:rPr>
+              <w:t xml:space="preserve">À chaud : fin de chaque semaine au CFA et de chaque Rendez-vous ; mi-parcours : août 2027 ; fin de formation : février 2028 ; maîtres d’apprentissage : janvier 2028 ; employeurs : février 2028</w:t>
+            </w:r>
+          </w:p>
+        </w:tc>
+        <w:tc>
+          <w:tcPr>
+            <w:tcW w:type="dxa" w:w="2600"/>
             <w:shd w:fill="EEF1F6" w:color="auto" w:val="clear"/>
             <w:tcMar>
               <w:top w:type="dxa" w:w="60"/>
@@ -6385,25 +6443,25 @@
         </w:tc>
         <w:tc>
           <w:tcPr>
-            <w:tcW w:type="dxa" w:w="3170"/>
-            <w:shd w:fill="EEF1F6" w:color="auto" w:val="clear"/>
-            <w:tcMar>
-              <w:top w:type="dxa" w:w="60"/>
-              <w:left w:type="dxa" w:w="90"/>
-              <w:bottom w:type="dxa" w:w="60"/>
-              <w:right w:type="dxa" w:w="90"/>
-            </w:tcMar>
-          </w:tcPr>
-          <w:p>
-            <w:pPr>
-              <w:spacing w:after="40"/>
-              <w:jc w:val="left"/>
-            </w:pPr>
-            <w:r>
-              <w:rPr>
-                <w:rFonts w:ascii="Inter" w:cs="Inter" w:eastAsia="Inter" w:hAnsi="Inter"/>
-              </w:rPr>
-              <w:t xml:space="preserve">Art. L.6111-8 C. trav.</w:t>
+            <w:tcW w:type="dxa" w:w="2470"/>
+            <w:shd w:fill="EEF1F6" w:color="auto" w:val="clear"/>
+            <w:tcMar>
+              <w:top w:type="dxa" w:w="60"/>
+              <w:left w:type="dxa" w:w="90"/>
+              <w:bottom w:type="dxa" w:w="60"/>
+              <w:right w:type="dxa" w:w="90"/>
+            </w:tcMar>
+          </w:tcPr>
+          <w:p>
+            <w:pPr>
+              <w:spacing w:after="40"/>
+              <w:jc w:val="left"/>
+            </w:pPr>
+            <w:r>
+              <w:rPr>
+                <w:rFonts w:ascii="Inter" w:cs="Inter" w:eastAsia="Inter" w:hAnsi="Inter"/>
+              </w:rPr>
+              <w:t xml:space="preserve">Référentiel national qualité</w:t>
             </w:r>
           </w:p>
         </w:tc>
@@ -6430,6 +6488,530 @@
             <w:r>
               <w:rPr>
                 <w:rFonts w:ascii="Inter" w:cs="Inter" w:eastAsia="Inter" w:hAnsi="Inter"/>
+                <w:b/>
+                <w:bCs/>
+              </w:rPr>
+              <w:t xml:space="preserve">Conseil de perfectionnement</w:t>
+            </w:r>
+          </w:p>
+        </w:tc>
+        <w:tc>
+          <w:tcPr>
+            <w:tcW w:type="dxa" w:w="4300"/>
+            <w:tcMar>
+              <w:top w:type="dxa" w:w="60"/>
+              <w:left w:type="dxa" w:w="90"/>
+              <w:bottom w:type="dxa" w:w="60"/>
+              <w:right w:type="dxa" w:w="90"/>
+            </w:tcMar>
+          </w:tcPr>
+          <w:p>
+            <w:pPr>
+              <w:spacing w:after="40"/>
+              <w:jc w:val="left"/>
+            </w:pPr>
+            <w:r>
+              <w:rPr>
+                <w:rFonts w:ascii="Inter" w:cs="Inter" w:eastAsia="Inter" w:hAnsi="Inter"/>
+              </w:rPr>
+              <w:t xml:space="preserve">Mardi 29 juin et mardi 7 décembre 2027, 16 h 30 – 18 h</w:t>
+            </w:r>
+          </w:p>
+        </w:tc>
+        <w:tc>
+          <w:tcPr>
+            <w:tcW w:type="dxa" w:w="2600"/>
+            <w:tcMar>
+              <w:top w:type="dxa" w:w="60"/>
+              <w:left w:type="dxa" w:w="90"/>
+              <w:bottom w:type="dxa" w:w="60"/>
+              <w:right w:type="dxa" w:w="90"/>
+            </w:tcMar>
+          </w:tcPr>
+          <w:p>
+            <w:pPr>
+              <w:spacing w:after="40"/>
+              <w:jc w:val="left"/>
+            </w:pPr>
+            <w:r>
+              <w:rPr>
+                <w:rFonts w:ascii="Inter" w:cs="Inter" w:eastAsia="Inter" w:hAnsi="Inter"/>
+              </w:rPr>
+              <w:t xml:space="preserve">CFA, avec délégués, employeurs et maîtres d’apprentissage</w:t>
+            </w:r>
+          </w:p>
+        </w:tc>
+        <w:tc>
+          <w:tcPr>
+            <w:tcW w:type="dxa" w:w="2470"/>
+            <w:tcMar>
+              <w:top w:type="dxa" w:w="60"/>
+              <w:left w:type="dxa" w:w="90"/>
+              <w:bottom w:type="dxa" w:w="60"/>
+              <w:right w:type="dxa" w:w="90"/>
+            </w:tcMar>
+          </w:tcPr>
+          <w:p>
+            <w:pPr>
+              <w:spacing w:after="40"/>
+              <w:jc w:val="left"/>
+            </w:pPr>
+            <w:r>
+              <w:rPr>
+                <w:rFonts w:ascii="Inter" w:cs="Inter" w:eastAsia="Inter" w:hAnsi="Inter"/>
+                <w:b/>
+                <w:bCs/>
+                <w:highlight w:val="yellow"/>
+                <w:highlightCs w:val="yellow"/>
+              </w:rPr>
+              <w:t xml:space="preserve">[Article à vérifier]</w:t>
+            </w:r>
+          </w:p>
+        </w:tc>
+      </w:tr>
+      <w:tr>
+        <w:trPr>
+          <w:cantSplit/>
+        </w:trPr>
+        <w:tc>
+          <w:tcPr>
+            <w:tcW w:type="dxa" w:w="5200"/>
+            <w:shd w:fill="EEF1F6" w:color="auto" w:val="clear"/>
+            <w:tcMar>
+              <w:top w:type="dxa" w:w="60"/>
+              <w:left w:type="dxa" w:w="90"/>
+              <w:bottom w:type="dxa" w:w="60"/>
+              <w:right w:type="dxa" w:w="90"/>
+            </w:tcMar>
+          </w:tcPr>
+          <w:p>
+            <w:pPr>
+              <w:spacing w:after="40"/>
+              <w:jc w:val="left"/>
+            </w:pPr>
+            <w:r>
+              <w:rPr>
+                <w:rFonts w:ascii="Inter" w:cs="Inter" w:eastAsia="Inter" w:hAnsi="Inter"/>
+                <w:b/>
+                <w:bCs/>
+              </w:rPr>
+              <w:t xml:space="preserve">Date limite de la demande d’agrément pour l’examen</w:t>
+            </w:r>
+          </w:p>
+        </w:tc>
+        <w:tc>
+          <w:tcPr>
+            <w:tcW w:type="dxa" w:w="4300"/>
+            <w:shd w:fill="EEF1F6" w:color="auto" w:val="clear"/>
+            <w:tcMar>
+              <w:top w:type="dxa" w:w="60"/>
+              <w:left w:type="dxa" w:w="90"/>
+              <w:bottom w:type="dxa" w:w="60"/>
+              <w:right w:type="dxa" w:w="90"/>
+            </w:tcMar>
+          </w:tcPr>
+          <w:p>
+            <w:pPr>
+              <w:spacing w:after="40"/>
+              <w:jc w:val="left"/>
+            </w:pPr>
+            <w:r>
+              <w:rPr>
+                <w:rFonts w:ascii="Inter" w:cs="Inter" w:eastAsia="Inter" w:hAnsi="Inter"/>
+              </w:rPr>
+              <w:t xml:space="preserve">Au plus tard 6 mois avant la session, soit avant le 21 août 2027 (dépôt visé dès le premier trimestre 2027)</w:t>
+            </w:r>
+          </w:p>
+        </w:tc>
+        <w:tc>
+          <w:tcPr>
+            <w:tcW w:type="dxa" w:w="2600"/>
+            <w:shd w:fill="EEF1F6" w:color="auto" w:val="clear"/>
+            <w:tcMar>
+              <w:top w:type="dxa" w:w="60"/>
+              <w:left w:type="dxa" w:w="90"/>
+              <w:bottom w:type="dxa" w:w="60"/>
+              <w:right w:type="dxa" w:w="90"/>
+            </w:tcMar>
+          </w:tcPr>
+          <w:p>
+            <w:pPr>
+              <w:spacing w:after="40"/>
+              <w:jc w:val="left"/>
+            </w:pPr>
+            <w:r>
+              <w:rPr>
+                <w:rFonts w:ascii="Inter" w:cs="Inter" w:eastAsia="Inter" w:hAnsi="Inter"/>
+              </w:rPr>
+              <w:t xml:space="preserve">CFA</w:t>
+            </w:r>
+          </w:p>
+        </w:tc>
+        <w:tc>
+          <w:tcPr>
+            <w:tcW w:type="dxa" w:w="2470"/>
+            <w:shd w:fill="EEF1F6" w:color="auto" w:val="clear"/>
+            <w:tcMar>
+              <w:top w:type="dxa" w:w="60"/>
+              <w:left w:type="dxa" w:w="90"/>
+              <w:bottom w:type="dxa" w:w="60"/>
+              <w:right w:type="dxa" w:w="90"/>
+            </w:tcMar>
+          </w:tcPr>
+          <w:p>
+            <w:pPr>
+              <w:spacing w:after="40"/>
+              <w:jc w:val="left"/>
+            </w:pPr>
+            <w:r>
+              <w:rPr>
+                <w:rFonts w:ascii="Inter" w:cs="Inter" w:eastAsia="Inter" w:hAnsi="Inter"/>
+              </w:rPr>
+              <w:t xml:space="preserve">Arrêtés du 22 décembre 2015 et du 21 juillet 2016</w:t>
+            </w:r>
+          </w:p>
+        </w:tc>
+      </w:tr>
+      <w:tr>
+        <w:trPr>
+          <w:cantSplit/>
+        </w:trPr>
+        <w:tc>
+          <w:tcPr>
+            <w:tcW w:type="dxa" w:w="5200"/>
+            <w:tcMar>
+              <w:top w:type="dxa" w:w="60"/>
+              <w:left w:type="dxa" w:w="90"/>
+              <w:bottom w:type="dxa" w:w="60"/>
+              <w:right w:type="dxa" w:w="90"/>
+            </w:tcMar>
+          </w:tcPr>
+          <w:p>
+            <w:pPr>
+              <w:spacing w:after="40"/>
+              <w:jc w:val="left"/>
+            </w:pPr>
+            <w:r>
+              <w:rPr>
+                <w:rFonts w:ascii="Inter" w:cs="Inter" w:eastAsia="Inter" w:hAnsi="Inter"/>
+                <w:b/>
+                <w:bCs/>
+              </w:rPr>
+              <w:t xml:space="preserve">Recrutement de la promotion 2028</w:t>
+            </w:r>
+          </w:p>
+        </w:tc>
+        <w:tc>
+          <w:tcPr>
+            <w:tcW w:type="dxa" w:w="4300"/>
+            <w:tcMar>
+              <w:top w:type="dxa" w:w="60"/>
+              <w:left w:type="dxa" w:w="90"/>
+              <w:bottom w:type="dxa" w:w="60"/>
+              <w:right w:type="dxa" w:w="90"/>
+            </w:tcMar>
+          </w:tcPr>
+          <w:p>
+            <w:pPr>
+              <w:spacing w:after="40"/>
+              <w:jc w:val="left"/>
+            </w:pPr>
+            <w:r>
+              <w:rPr>
+                <w:rFonts w:ascii="Inter" w:cs="Inter" w:eastAsia="Inter" w:hAnsi="Inter"/>
+              </w:rPr>
+              <w:t xml:space="preserve">À partir de septembre 2027 (réunions d’information, prospection, job dating)</w:t>
+            </w:r>
+          </w:p>
+        </w:tc>
+        <w:tc>
+          <w:tcPr>
+            <w:tcW w:type="dxa" w:w="2600"/>
+            <w:tcMar>
+              <w:top w:type="dxa" w:w="60"/>
+              <w:left w:type="dxa" w:w="90"/>
+              <w:bottom w:type="dxa" w:w="60"/>
+              <w:right w:type="dxa" w:w="90"/>
+            </w:tcMar>
+          </w:tcPr>
+          <w:p>
+            <w:pPr>
+              <w:spacing w:after="40"/>
+              <w:jc w:val="left"/>
+            </w:pPr>
+            <w:r>
+              <w:rPr>
+                <w:rFonts w:ascii="Inter" w:cs="Inter" w:eastAsia="Inter" w:hAnsi="Inter"/>
+              </w:rPr>
+              <w:t xml:space="preserve">CFA</w:t>
+            </w:r>
+          </w:p>
+        </w:tc>
+        <w:tc>
+          <w:tcPr>
+            <w:tcW w:type="dxa" w:w="2470"/>
+            <w:tcMar>
+              <w:top w:type="dxa" w:w="60"/>
+              <w:left w:type="dxa" w:w="90"/>
+              <w:bottom w:type="dxa" w:w="60"/>
+              <w:right w:type="dxa" w:w="90"/>
+            </w:tcMar>
+          </w:tcPr>
+          <w:p>
+            <w:pPr>
+              <w:spacing w:after="40"/>
+              <w:jc w:val="left"/>
+            </w:pPr>
+            <w:r>
+              <w:rPr>
+                <w:rFonts w:ascii="Inter" w:cs="Inter" w:eastAsia="Inter" w:hAnsi="Inter"/>
+              </w:rPr>
+              <w:t xml:space="preserve">—</w:t>
+            </w:r>
+          </w:p>
+        </w:tc>
+      </w:tr>
+      <w:tr>
+        <w:trPr>
+          <w:cantSplit/>
+        </w:trPr>
+        <w:tc>
+          <w:tcPr>
+            <w:tcW w:type="dxa" w:w="5200"/>
+            <w:shd w:fill="EEF1F6" w:color="auto" w:val="clear"/>
+            <w:tcMar>
+              <w:top w:type="dxa" w:w="60"/>
+              <w:left w:type="dxa" w:w="90"/>
+              <w:bottom w:type="dxa" w:w="60"/>
+              <w:right w:type="dxa" w:w="90"/>
+            </w:tcMar>
+          </w:tcPr>
+          <w:p>
+            <w:pPr>
+              <w:spacing w:after="40"/>
+              <w:jc w:val="left"/>
+            </w:pPr>
+            <w:r>
+              <w:rPr>
+                <w:rFonts w:ascii="Inter" w:cs="Inter" w:eastAsia="Inter" w:hAnsi="Inter"/>
+                <w:b/>
+                <w:bCs/>
+              </w:rPr>
+              <w:t xml:space="preserve">Enquête d’insertion à 6 mois</w:t>
+            </w:r>
+          </w:p>
+        </w:tc>
+        <w:tc>
+          <w:tcPr>
+            <w:tcW w:type="dxa" w:w="4300"/>
+            <w:shd w:fill="EEF1F6" w:color="auto" w:val="clear"/>
+            <w:tcMar>
+              <w:top w:type="dxa" w:w="60"/>
+              <w:left w:type="dxa" w:w="90"/>
+              <w:bottom w:type="dxa" w:w="60"/>
+              <w:right w:type="dxa" w:w="90"/>
+            </w:tcMar>
+          </w:tcPr>
+          <w:p>
+            <w:pPr>
+              <w:spacing w:after="40"/>
+              <w:jc w:val="left"/>
+            </w:pPr>
+            <w:r>
+              <w:rPr>
+                <w:rFonts w:ascii="Inter" w:cs="Inter" w:eastAsia="Inter" w:hAnsi="Inter"/>
+              </w:rPr>
+              <w:t xml:space="preserve">Août 2028</w:t>
+            </w:r>
+          </w:p>
+        </w:tc>
+        <w:tc>
+          <w:tcPr>
+            <w:tcW w:type="dxa" w:w="2600"/>
+            <w:shd w:fill="EEF1F6" w:color="auto" w:val="clear"/>
+            <w:tcMar>
+              <w:top w:type="dxa" w:w="60"/>
+              <w:left w:type="dxa" w:w="90"/>
+              <w:bottom w:type="dxa" w:w="60"/>
+              <w:right w:type="dxa" w:w="90"/>
+            </w:tcMar>
+          </w:tcPr>
+          <w:p>
+            <w:pPr>
+              <w:spacing w:after="40"/>
+              <w:jc w:val="left"/>
+            </w:pPr>
+            <w:r>
+              <w:rPr>
+                <w:rFonts w:ascii="Inter" w:cs="Inter" w:eastAsia="Inter" w:hAnsi="Inter"/>
+              </w:rPr>
+              <w:t xml:space="preserve">CFA</w:t>
+            </w:r>
+          </w:p>
+        </w:tc>
+        <w:tc>
+          <w:tcPr>
+            <w:tcW w:type="dxa" w:w="2470"/>
+            <w:shd w:fill="EEF1F6" w:color="auto" w:val="clear"/>
+            <w:tcMar>
+              <w:top w:type="dxa" w:w="60"/>
+              <w:left w:type="dxa" w:w="90"/>
+              <w:bottom w:type="dxa" w:w="60"/>
+              <w:right w:type="dxa" w:w="90"/>
+            </w:tcMar>
+          </w:tcPr>
+          <w:p>
+            <w:pPr>
+              <w:spacing w:after="40"/>
+              <w:jc w:val="left"/>
+            </w:pPr>
+            <w:r>
+              <w:rPr>
+                <w:rFonts w:ascii="Inter" w:cs="Inter" w:eastAsia="Inter" w:hAnsi="Inter"/>
+              </w:rPr>
+              <w:t xml:space="preserve">Art. L.6111-8 C. trav.</w:t>
+            </w:r>
+          </w:p>
+        </w:tc>
+      </w:tr>
+      <w:tr>
+        <w:trPr>
+          <w:cantSplit/>
+        </w:trPr>
+        <w:tc>
+          <w:tcPr>
+            <w:tcW w:type="dxa" w:w="5200"/>
+            <w:tcMar>
+              <w:top w:type="dxa" w:w="60"/>
+              <w:left w:type="dxa" w:w="90"/>
+              <w:bottom w:type="dxa" w:w="60"/>
+              <w:right w:type="dxa" w:w="90"/>
+            </w:tcMar>
+          </w:tcPr>
+          <w:p>
+            <w:pPr>
+              <w:spacing w:after="40"/>
+              <w:jc w:val="left"/>
+            </w:pPr>
+            <w:r>
+              <w:rPr>
+                <w:rFonts w:ascii="Inter" w:cs="Inter" w:eastAsia="Inter" w:hAnsi="Inter"/>
+                <w:b/>
+                <w:bCs/>
+              </w:rPr>
+              <w:t xml:space="preserve">Indicateurs de résultats à publier</w:t>
+            </w:r>
+            <w:r>
+              <w:rPr>
+                <w:rFonts w:ascii="Inter" w:cs="Inter" w:eastAsia="Inter" w:hAnsi="Inter"/>
+              </w:rPr>
+              <w:t xml:space="preserve"> (taux d’obtention, d’insertion, de rupture, de poursuite d’études…)</w:t>
+            </w:r>
+          </w:p>
+        </w:tc>
+        <w:tc>
+          <w:tcPr>
+            <w:tcW w:type="dxa" w:w="4300"/>
+            <w:tcMar>
+              <w:top w:type="dxa" w:w="60"/>
+              <w:left w:type="dxa" w:w="90"/>
+              <w:bottom w:type="dxa" w:w="60"/>
+              <w:right w:type="dxa" w:w="90"/>
+            </w:tcMar>
+          </w:tcPr>
+          <w:p>
+            <w:pPr>
+              <w:spacing w:after="40"/>
+              <w:jc w:val="left"/>
+            </w:pPr>
+            <w:r>
+              <w:rPr>
+                <w:rFonts w:ascii="Inter" w:cs="Inter" w:eastAsia="Inter" w:hAnsi="Inter"/>
+              </w:rPr>
+              <w:t xml:space="preserve">Chaque année, après les résultats de la promotion </w:t>
+            </w:r>
+            <w:r>
+              <w:rPr>
+                <w:rFonts w:ascii="Inter" w:cs="Inter" w:eastAsia="Inter" w:hAnsi="Inter"/>
+                <w:b/>
+                <w:bCs/>
+                <w:highlight w:val="yellow"/>
+                <w:highlightCs w:val="yellow"/>
+              </w:rPr>
+              <w:t xml:space="preserve">[calendrier national à vérifier]</w:t>
+            </w:r>
+          </w:p>
+        </w:tc>
+        <w:tc>
+          <w:tcPr>
+            <w:tcW w:type="dxa" w:w="2600"/>
+            <w:tcMar>
+              <w:top w:type="dxa" w:w="60"/>
+              <w:left w:type="dxa" w:w="90"/>
+              <w:bottom w:type="dxa" w:w="60"/>
+              <w:right w:type="dxa" w:w="90"/>
+            </w:tcMar>
+          </w:tcPr>
+          <w:p>
+            <w:pPr>
+              <w:spacing w:after="40"/>
+              <w:jc w:val="left"/>
+            </w:pPr>
+            <w:r>
+              <w:rPr>
+                <w:rFonts w:ascii="Inter" w:cs="Inter" w:eastAsia="Inter" w:hAnsi="Inter"/>
+              </w:rPr>
+              <w:t xml:space="preserve">CFA</w:t>
+            </w:r>
+          </w:p>
+        </w:tc>
+        <w:tc>
+          <w:tcPr>
+            <w:tcW w:type="dxa" w:w="2470"/>
+            <w:tcMar>
+              <w:top w:type="dxa" w:w="60"/>
+              <w:left w:type="dxa" w:w="90"/>
+              <w:bottom w:type="dxa" w:w="60"/>
+              <w:right w:type="dxa" w:w="90"/>
+            </w:tcMar>
+          </w:tcPr>
+          <w:p>
+            <w:pPr>
+              <w:spacing w:after="40"/>
+              <w:jc w:val="left"/>
+            </w:pPr>
+            <w:r>
+              <w:rPr>
+                <w:rFonts w:ascii="Inter" w:cs="Inter" w:eastAsia="Inter" w:hAnsi="Inter"/>
+              </w:rPr>
+              <w:t xml:space="preserve">Art. L.6111-8 C. trav.</w:t>
+            </w:r>
+          </w:p>
+        </w:tc>
+      </w:tr>
+      <w:tr>
+        <w:trPr>
+          <w:cantSplit/>
+        </w:trPr>
+        <w:tc>
+          <w:tcPr>
+            <w:tcW w:type="dxa" w:w="5200"/>
+            <w:shd w:fill="EEF1F6" w:color="auto" w:val="clear"/>
+            <w:tcMar>
+              <w:top w:type="dxa" w:w="60"/>
+              <w:left w:type="dxa" w:w="90"/>
+              <w:bottom w:type="dxa" w:w="60"/>
+              <w:right w:type="dxa" w:w="90"/>
+            </w:tcMar>
+          </w:tcPr>
+          <w:p>
+            <w:pPr>
+              <w:spacing w:after="40"/>
+              <w:jc w:val="left"/>
+            </w:pPr>
+            <w:r>
+              <w:rPr>
+                <w:rFonts w:ascii="Inter" w:cs="Inter" w:eastAsia="Inter" w:hAnsi="Inter"/>
               </w:rPr>
               <w:t xml:space="preserve">Registre des traitements, information des apprentis, autorisations de droit à l’image</w:t>
             </w:r>
@@ -6437,7 +7019,8 @@
         </w:tc>
         <w:tc>
           <w:tcPr>
-            <w:tcW w:type="dxa" w:w="3700"/>
+            <w:tcW w:type="dxa" w:w="4300"/>
+            <w:shd w:fill="EEF1F6" w:color="auto" w:val="clear"/>
             <w:tcMar>
               <w:top w:type="dxa" w:w="60"/>
               <w:left w:type="dxa" w:w="90"/>
@@ -6460,7 +7043,8 @@
         </w:tc>
         <w:tc>
           <w:tcPr>
-            <w:tcW w:type="dxa" w:w="2500"/>
+            <w:tcW w:type="dxa" w:w="2600"/>
+            <w:shd w:fill="EEF1F6" w:color="auto" w:val="clear"/>
             <w:tcMar>
               <w:top w:type="dxa" w:w="60"/>
               <w:left w:type="dxa" w:w="90"/>
@@ -6483,7 +7067,8 @@
         </w:tc>
         <w:tc>
           <w:tcPr>
-            <w:tcW w:type="dxa" w:w="3170"/>
+            <w:tcW w:type="dxa" w:w="2470"/>
+            <w:shd w:fill="EEF1F6" w:color="auto" w:val="clear"/>
             <w:tcMar>
               <w:top w:type="dxa" w:w="60"/>
               <w:left w:type="dxa" w:w="90"/>

--- a/dossier-deets-apprentissage/word/20_Planning_annuel_promotion_MEM_2027-2028.docx
+++ b/dossier-deets-apprentissage/word/20_Planning_annuel_promotion_MEM_2027-2028.docx
@@ -322,7 +322,7 @@
               <w:rPr>
                 <w:rFonts w:ascii="Inter" w:cs="Inter" w:eastAsia="Inter" w:hAnsi="Inter"/>
               </w:rPr>
-              <w:t xml:space="preserve">Planning complet de la préparation (novembre 2026) à l’après-formation (2028) : semaines au CFA, évaluations, dossier professionnel, suivi des apprentis, actions auprès des entreprises et des partenaires, Rendez-vous du mois et obligations de l’organisme.</w:t>
+              <w:t xml:space="preserve">Planning complet de la préparation (novembre 2026) à l’après-formation (2028) : mardis de formation, semaines intensives, évaluations, dossier professionnel, suivi des apprentis, actions auprès des entreprises et des partenaires, Rendez-vous du mois et obligations de l’organisme.</w:t>
             </w:r>
           </w:p>
         </w:tc>
@@ -455,7 +455,7 @@
               <w:rPr>
                 <w:rFonts w:ascii="Inter" w:cs="Inter" w:eastAsia="Inter" w:hAnsi="Inter"/>
               </w:rPr>
-              <w:t xml:space="preserve">Certification Qualiopi</w:t>
+              <w:t xml:space="preserve">Adresse administrative (courrier)</w:t>
             </w:r>
           </w:p>
         </w:tc>
@@ -473,13 +473,13 @@
           <w:p>
             <w:pPr>
               <w:spacing w:after="40"/>
-              <w:jc w:val="both"/>
-            </w:pPr>
-            <w:r>
-              <w:rPr>
-                <w:rFonts w:ascii="Inter" w:cs="Inter" w:eastAsia="Inter" w:hAnsi="Inter"/>
-              </w:rPr>
-              <w:t xml:space="preserve">n° 25FOR02027.1 (actions de formation). Extension à la catégorie « actions de formation par apprentissage » engagée : l’audit d’extension sera réalisé dès l’entrée en formation du premier apprenti (courriel de l’organisme certificateur du 14/10/2026).</w:t>
+              <w:jc w:val="left"/>
+            </w:pPr>
+            <w:r>
+              <w:rPr>
+                <w:rFonts w:ascii="Inter" w:cs="Inter" w:eastAsia="Inter" w:hAnsi="Inter"/>
+              </w:rPr>
+              <w:t xml:space="preserve">9 rue Françoise Châtelain, Bâtiment A, Entrée 1, Porte 0042, 97490 Saint-Denis</w:t>
             </w:r>
           </w:p>
         </w:tc>
@@ -507,7 +507,7 @@
               <w:rPr>
                 <w:rFonts w:ascii="Inter" w:cs="Inter" w:eastAsia="Inter" w:hAnsi="Inter"/>
               </w:rPr>
-              <w:t xml:space="preserve">Responsable</w:t>
+              <w:t xml:space="preserve">Certification Qualiopi</w:t>
             </w:r>
           </w:p>
         </w:tc>
@@ -524,13 +524,27 @@
           <w:p>
             <w:pPr>
               <w:spacing w:after="40"/>
-              <w:jc w:val="left"/>
-            </w:pPr>
-            <w:r>
-              <w:rPr>
-                <w:rFonts w:ascii="Inter" w:cs="Inter" w:eastAsia="Inter" w:hAnsi="Inter"/>
-              </w:rPr>
-              <w:t xml:space="preserve">Aurélien LUMEKA, Directeur — +262 693 32 24 45 — yebaformations@gmail.com</w:t>
+              <w:jc w:val="both"/>
+            </w:pPr>
+            <w:r>
+              <w:rPr>
+                <w:rFonts w:ascii="Inter" w:cs="Inter" w:eastAsia="Inter" w:hAnsi="Inter"/>
+              </w:rPr>
+              <w:t xml:space="preserve">n° 25FOR02027.1, délivrée par QUALITIA Certification, valable du 17/02/2026 au 16/02/2029. Catégories certifiées (art. L.6313-1 du Code du travail) : actions de formation, bilans de compétences, actions de validation des acquis de l’expérience et </w:t>
+            </w:r>
+            <w:r>
+              <w:rPr>
+                <w:rFonts w:ascii="Inter" w:cs="Inter" w:eastAsia="Inter" w:hAnsi="Inter"/>
+                <w:b/>
+                <w:bCs/>
+              </w:rPr>
+              <w:t xml:space="preserve">actions de formation par apprentissage</w:t>
+            </w:r>
+            <w:r>
+              <w:rPr>
+                <w:rFonts w:ascii="Inter" w:cs="Inter" w:eastAsia="Inter" w:hAnsi="Inter"/>
+              </w:rPr>
+              <w:t xml:space="preserve">.</w:t>
             </w:r>
           </w:p>
         </w:tc>
@@ -559,6 +573,58 @@
               <w:rPr>
                 <w:rFonts w:ascii="Inter" w:cs="Inter" w:eastAsia="Inter" w:hAnsi="Inter"/>
               </w:rPr>
+              <w:t xml:space="preserve">Responsable</w:t>
+            </w:r>
+          </w:p>
+        </w:tc>
+        <w:tc>
+          <w:tcPr>
+            <w:tcW w:type="dxa" w:w="10640"/>
+            <w:shd w:fill="EEF1F6" w:color="auto" w:val="clear"/>
+            <w:tcMar>
+              <w:top w:type="dxa" w:w="60"/>
+              <w:left w:type="dxa" w:w="90"/>
+              <w:bottom w:type="dxa" w:w="60"/>
+              <w:right w:type="dxa" w:w="90"/>
+            </w:tcMar>
+          </w:tcPr>
+          <w:p>
+            <w:pPr>
+              <w:spacing w:after="40"/>
+              <w:jc w:val="left"/>
+            </w:pPr>
+            <w:r>
+              <w:rPr>
+                <w:rFonts w:ascii="Inter" w:cs="Inter" w:eastAsia="Inter" w:hAnsi="Inter"/>
+              </w:rPr>
+              <w:t xml:space="preserve">Aurélien LUMEKA, Directeur — +262 693 32 24 45 — yebaformations@gmail.com</w:t>
+            </w:r>
+          </w:p>
+        </w:tc>
+      </w:tr>
+      <w:tr>
+        <w:trPr>
+          <w:cantSplit/>
+        </w:trPr>
+        <w:tc>
+          <w:tcPr>
+            <w:tcW w:type="dxa" w:w="3930"/>
+            <w:tcMar>
+              <w:top w:type="dxa" w:w="60"/>
+              <w:left w:type="dxa" w:w="90"/>
+              <w:bottom w:type="dxa" w:w="60"/>
+              <w:right w:type="dxa" w:w="90"/>
+            </w:tcMar>
+          </w:tcPr>
+          <w:p>
+            <w:pPr>
+              <w:spacing w:after="40"/>
+              <w:jc w:val="left"/>
+            </w:pPr>
+            <w:r>
+              <w:rPr>
+                <w:rFonts w:ascii="Inter" w:cs="Inter" w:eastAsia="Inter" w:hAnsi="Inter"/>
+              </w:rPr>
               <w:t xml:space="preserve">Version</w:t>
             </w:r>
           </w:p>
@@ -566,24 +632,23 @@
         <w:tc>
           <w:tcPr>
             <w:tcW w:type="dxa" w:w="10640"/>
-            <w:shd w:fill="EEF1F6" w:color="auto" w:val="clear"/>
-            <w:tcMar>
-              <w:top w:type="dxa" w:w="60"/>
-              <w:left w:type="dxa" w:w="90"/>
-              <w:bottom w:type="dxa" w:w="60"/>
-              <w:right w:type="dxa" w:w="90"/>
-            </w:tcMar>
-          </w:tcPr>
-          <w:p>
-            <w:pPr>
-              <w:spacing w:after="40"/>
-              <w:jc w:val="left"/>
-            </w:pPr>
-            <w:r>
-              <w:rPr>
-                <w:rFonts w:ascii="Inter" w:cs="Inter" w:eastAsia="Inter" w:hAnsi="Inter"/>
-              </w:rPr>
-              <w:t xml:space="preserve">Version 3 du 30/10/2026</w:t>
+            <w:tcMar>
+              <w:top w:type="dxa" w:w="60"/>
+              <w:left w:type="dxa" w:w="90"/>
+              <w:bottom w:type="dxa" w:w="60"/>
+              <w:right w:type="dxa" w:w="90"/>
+            </w:tcMar>
+          </w:tcPr>
+          <w:p>
+            <w:pPr>
+              <w:spacing w:after="40"/>
+              <w:jc w:val="left"/>
+            </w:pPr>
+            <w:r>
+              <w:rPr>
+                <w:rFonts w:ascii="Inter" w:cs="Inter" w:eastAsia="Inter" w:hAnsi="Inter"/>
+              </w:rPr>
+              <w:t xml:space="preserve">Version 4 du 30/10/2026</w:t>
             </w:r>
           </w:p>
         </w:tc>
@@ -758,7 +823,7 @@
               <w:rPr>
                 <w:rFonts w:ascii="Inter" w:cs="Inter" w:eastAsia="Inter" w:hAnsi="Inter"/>
               </w:rPr>
-              <w:t xml:space="preserve">Semaines au CFA (12 × 35 heures)</w:t>
+              <w:t xml:space="preserve">Rythme</w:t>
             </w:r>
           </w:p>
         </w:tc>
@@ -781,8 +846,16 @@
             <w:r>
               <w:rPr>
                 <w:rFonts w:ascii="Inter" w:cs="Inter" w:eastAsia="Inter" w:hAnsi="Inter"/>
-              </w:rPr>
-              <w:t xml:space="preserve">1er mars, 5 avril, 10 mai, 7 juin, 5 juillet, 2 août, 6 septembre, 4 octobre, 15 novembre, 6 décembre 2027, 10 janvier, 7 février 2028</w:t>
+                <w:b/>
+                <w:bCs/>
+              </w:rPr>
+              <w:t xml:space="preserve">Chaque mardi au CFA</w:t>
+            </w:r>
+            <w:r>
+              <w:rPr>
+                <w:rFonts w:ascii="Inter" w:cs="Inter" w:eastAsia="Inter" w:hAnsi="Inter"/>
+              </w:rPr>
+              <w:t xml:space="preserve">, 8 h – 12 h et 13 h – 16 h (pauses de 15 minutes à 10 h et à 15 h) ; les quatre autres jours en entreprise</w:t>
             </w:r>
           </w:p>
         </w:tc>
@@ -810,7 +883,7 @@
               <w:rPr>
                 <w:rFonts w:ascii="Inter" w:cs="Inter" w:eastAsia="Inter" w:hAnsi="Inter"/>
               </w:rPr>
-              <w:t xml:space="preserve">Rendez-vous du mois (12 × 7 heures)</w:t>
+              <w:t xml:space="preserve">Mardis de cours</w:t>
             </w:r>
           </w:p>
         </w:tc>
@@ -833,7 +906,7 @@
               <w:rPr>
                 <w:rFonts w:ascii="Inter" w:cs="Inter" w:eastAsia="Inter" w:hAnsi="Inter"/>
               </w:rPr>
-              <w:t xml:space="preserve">Un mardi par mois, 8 h – 12 h et 13 h – 16 h, pendant une semaine en entreprise (pièce n° 19)</w:t>
+              <w:t xml:space="preserve">39 mardis (273 heures)</w:t>
             </w:r>
           </w:p>
         </w:tc>
@@ -862,7 +935,7 @@
               <w:rPr>
                 <w:rFonts w:ascii="Inter" w:cs="Inter" w:eastAsia="Inter" w:hAnsi="Inter"/>
               </w:rPr>
-              <w:t xml:space="preserve">Évaluations passées en cours de formation (ECF)</w:t>
+              <w:t xml:space="preserve">Rendez-vous du mois</w:t>
             </w:r>
           </w:p>
         </w:tc>
@@ -886,7 +959,7 @@
               <w:rPr>
                 <w:rFonts w:ascii="Inter" w:cs="Inter" w:eastAsia="Inter" w:hAnsi="Inter"/>
               </w:rPr>
-              <w:t xml:space="preserve">CCP 1 : 11 juin 2027 — CCP 2 : 8 octobre 2027 — CCP 3 : 13 janvier 2028 — examen blanc : 14 janvier 2028</w:t>
+              <w:t xml:space="preserve">Un mardi par mois (12 × 7 heures = 84 heures ; pièce n° 19)</w:t>
             </w:r>
           </w:p>
         </w:tc>
@@ -914,7 +987,7 @@
               <w:rPr>
                 <w:rFonts w:ascii="Inter" w:cs="Inter" w:eastAsia="Inter" w:hAnsi="Inter"/>
               </w:rPr>
-              <w:t xml:space="preserve">Entretiens trimestriels individuels</w:t>
+              <w:t xml:space="preserve">Semaines intensives (fin de formation)</w:t>
             </w:r>
           </w:p>
         </w:tc>
@@ -937,7 +1010,7 @@
               <w:rPr>
                 <w:rFonts w:ascii="Inter" w:cs="Inter" w:eastAsia="Inter" w:hAnsi="Inter"/>
               </w:rPr>
-              <w:t xml:space="preserve">Mai, août, novembre 2027 et février 2028, pendant les semaines en entreprise (45 minutes, sur site ou en visio)</w:t>
+              <w:t xml:space="preserve">Du 24 au 28 janvier 2028 et du 7 au 11 février 2028 (70 heures)</w:t>
             </w:r>
           </w:p>
         </w:tc>
@@ -966,7 +1039,7 @@
               <w:rPr>
                 <w:rFonts w:ascii="Inter" w:cs="Inter" w:eastAsia="Inter" w:hAnsi="Inter"/>
               </w:rPr>
-              <w:t xml:space="preserve">Visites en entreprise</w:t>
+              <w:t xml:space="preserve">Total de la formation au CFA</w:t>
             </w:r>
           </w:p>
         </w:tc>
@@ -990,7 +1063,7 @@
               <w:rPr>
                 <w:rFonts w:ascii="Inter" w:cs="Inter" w:eastAsia="Inter" w:hAnsi="Inter"/>
               </w:rPr>
-              <w:t xml:space="preserve">Du 12 au 30 avril 2027 (avant la fin des 45 premiers jours) et septembre 2027, plus toute visite sur alerte</w:t>
+              <w:t xml:space="preserve">427 heures (minimum légal : environ 402 heures, art. L.6211-2 du Code du travail)</w:t>
             </w:r>
           </w:p>
         </w:tc>
@@ -1018,6 +1091,162 @@
               <w:rPr>
                 <w:rFonts w:ascii="Inter" w:cs="Inter" w:eastAsia="Inter" w:hAnsi="Inter"/>
               </w:rPr>
+              <w:t xml:space="preserve">Évaluations passées en cours de formation (ECF)</w:t>
+            </w:r>
+          </w:p>
+        </w:tc>
+        <w:tc>
+          <w:tcPr>
+            <w:tcW w:type="dxa" w:w="10070"/>
+            <w:tcMar>
+              <w:top w:type="dxa" w:w="60"/>
+              <w:left w:type="dxa" w:w="90"/>
+              <w:bottom w:type="dxa" w:w="60"/>
+              <w:right w:type="dxa" w:w="90"/>
+            </w:tcMar>
+          </w:tcPr>
+          <w:p>
+            <w:pPr>
+              <w:spacing w:after="40"/>
+              <w:jc w:val="left"/>
+            </w:pPr>
+            <w:r>
+              <w:rPr>
+                <w:rFonts w:ascii="Inter" w:cs="Inter" w:eastAsia="Inter" w:hAnsi="Inter"/>
+              </w:rPr>
+              <w:t xml:space="preserve">CCP 1 : mardi 29 juin 2027 — CCP 2 : mardi 26 octobre 2027 — CCP 3 : jeudi 27 janvier 2028 — examen blanc : vendredi 28 janvier 2028</w:t>
+            </w:r>
+          </w:p>
+        </w:tc>
+      </w:tr>
+      <w:tr>
+        <w:trPr>
+          <w:cantSplit/>
+        </w:trPr>
+        <w:tc>
+          <w:tcPr>
+            <w:tcW w:type="dxa" w:w="4500"/>
+            <w:shd w:fill="EEF1F6" w:color="auto" w:val="clear"/>
+            <w:tcMar>
+              <w:top w:type="dxa" w:w="60"/>
+              <w:left w:type="dxa" w:w="90"/>
+              <w:bottom w:type="dxa" w:w="60"/>
+              <w:right w:type="dxa" w:w="90"/>
+            </w:tcMar>
+          </w:tcPr>
+          <w:p>
+            <w:pPr>
+              <w:spacing w:after="40"/>
+              <w:jc w:val="left"/>
+            </w:pPr>
+            <w:r>
+              <w:rPr>
+                <w:rFonts w:ascii="Inter" w:cs="Inter" w:eastAsia="Inter" w:hAnsi="Inter"/>
+              </w:rPr>
+              <w:t xml:space="preserve">Entretiens trimestriels individuels</w:t>
+            </w:r>
+          </w:p>
+        </w:tc>
+        <w:tc>
+          <w:tcPr>
+            <w:tcW w:type="dxa" w:w="10070"/>
+            <w:shd w:fill="EEF1F6" w:color="auto" w:val="clear"/>
+            <w:tcMar>
+              <w:top w:type="dxa" w:w="60"/>
+              <w:left w:type="dxa" w:w="90"/>
+              <w:bottom w:type="dxa" w:w="60"/>
+              <w:right w:type="dxa" w:w="90"/>
+            </w:tcMar>
+          </w:tcPr>
+          <w:p>
+            <w:pPr>
+              <w:spacing w:after="40"/>
+              <w:jc w:val="left"/>
+            </w:pPr>
+            <w:r>
+              <w:rPr>
+                <w:rFonts w:ascii="Inter" w:cs="Inter" w:eastAsia="Inter" w:hAnsi="Inter"/>
+              </w:rPr>
+              <w:t xml:space="preserve">Mai, août, novembre 2027 et février 2028, en entreprise ou en visio, hors mardis (45 minutes)</w:t>
+            </w:r>
+          </w:p>
+        </w:tc>
+      </w:tr>
+      <w:tr>
+        <w:trPr>
+          <w:cantSplit/>
+        </w:trPr>
+        <w:tc>
+          <w:tcPr>
+            <w:tcW w:type="dxa" w:w="4500"/>
+            <w:tcMar>
+              <w:top w:type="dxa" w:w="60"/>
+              <w:left w:type="dxa" w:w="90"/>
+              <w:bottom w:type="dxa" w:w="60"/>
+              <w:right w:type="dxa" w:w="90"/>
+            </w:tcMar>
+          </w:tcPr>
+          <w:p>
+            <w:pPr>
+              <w:spacing w:after="40"/>
+              <w:jc w:val="left"/>
+            </w:pPr>
+            <w:r>
+              <w:rPr>
+                <w:rFonts w:ascii="Inter" w:cs="Inter" w:eastAsia="Inter" w:hAnsi="Inter"/>
+              </w:rPr>
+              <w:t xml:space="preserve">Visites en entreprise</w:t>
+            </w:r>
+          </w:p>
+        </w:tc>
+        <w:tc>
+          <w:tcPr>
+            <w:tcW w:type="dxa" w:w="10070"/>
+            <w:tcMar>
+              <w:top w:type="dxa" w:w="60"/>
+              <w:left w:type="dxa" w:w="90"/>
+              <w:bottom w:type="dxa" w:w="60"/>
+              <w:right w:type="dxa" w:w="90"/>
+            </w:tcMar>
+          </w:tcPr>
+          <w:p>
+            <w:pPr>
+              <w:spacing w:after="40"/>
+              <w:jc w:val="left"/>
+            </w:pPr>
+            <w:r>
+              <w:rPr>
+                <w:rFonts w:ascii="Inter" w:cs="Inter" w:eastAsia="Inter" w:hAnsi="Inter"/>
+              </w:rPr>
+              <w:t xml:space="preserve">Du 12 avril au 7 mai 2027 (avant la fin des 45 premiers jours de formation pratique) et septembre 2027, plus toute visite sur alerte</w:t>
+            </w:r>
+          </w:p>
+        </w:tc>
+      </w:tr>
+      <w:tr>
+        <w:trPr>
+          <w:cantSplit/>
+        </w:trPr>
+        <w:tc>
+          <w:tcPr>
+            <w:tcW w:type="dxa" w:w="4500"/>
+            <w:shd w:fill="EEF1F6" w:color="auto" w:val="clear"/>
+            <w:tcMar>
+              <w:top w:type="dxa" w:w="60"/>
+              <w:left w:type="dxa" w:w="90"/>
+              <w:bottom w:type="dxa" w:w="60"/>
+              <w:right w:type="dxa" w:w="90"/>
+            </w:tcMar>
+          </w:tcPr>
+          <w:p>
+            <w:pPr>
+              <w:spacing w:after="40"/>
+              <w:jc w:val="left"/>
+            </w:pPr>
+            <w:r>
+              <w:rPr>
+                <w:rFonts w:ascii="Inter" w:cs="Inter" w:eastAsia="Inter" w:hAnsi="Inter"/>
+              </w:rPr>
               <w:t xml:space="preserve">Session de validation du titre</w:t>
             </w:r>
           </w:p>
@@ -1025,6 +1254,7 @@
         <w:tc>
           <w:tcPr>
             <w:tcW w:type="dxa" w:w="10070"/>
+            <w:shd w:fill="EEF1F6" w:color="auto" w:val="clear"/>
             <w:tcMar>
               <w:top w:type="dxa" w:w="60"/>
               <w:left w:type="dxa" w:w="90"/>
@@ -1089,12 +1319,12 @@
         <w:tblLayout w:type="fixed"/>
       </w:tblPr>
       <w:tblGrid>
-        <w:gridCol w:w="1350"/>
-        <w:gridCol w:w="1450"/>
-        <w:gridCol w:w="2550"/>
-        <w:gridCol w:w="2550"/>
+        <w:gridCol w:w="1250"/>
+        <w:gridCol w:w="1750"/>
         <w:gridCol w:w="2450"/>
-        <w:gridCol w:w="1900"/>
+        <w:gridCol w:w="2450"/>
+        <w:gridCol w:w="2400"/>
+        <w:gridCol w:w="1950"/>
         <w:gridCol w:w="2320"/>
       </w:tblGrid>
       <w:tr>
@@ -1103,7 +1333,7 @@
         </w:trPr>
         <w:tc>
           <w:tcPr>
-            <w:tcW w:type="dxa" w:w="1350"/>
+            <w:tcW w:type="dxa" w:w="1250"/>
             <w:shd w:fill="1B3A6B" w:color="auto" w:val="clear"/>
             <w:tcMar>
               <w:top w:type="dxa" w:w="60"/>
@@ -1130,7 +1360,7 @@
         </w:tc>
         <w:tc>
           <w:tcPr>
-            <w:tcW w:type="dxa" w:w="1450"/>
+            <w:tcW w:type="dxa" w:w="1750"/>
             <w:shd w:fill="1B3A6B" w:color="auto" w:val="clear"/>
             <w:tcMar>
               <w:top w:type="dxa" w:w="60"/>
@@ -1151,61 +1381,7 @@
                 <w:bCs/>
                 <w:color w:val="FFFFFF"/>
               </w:rPr>
-              <w:t xml:space="preserve">Semaine au CFA</w:t>
-            </w:r>
-          </w:p>
-        </w:tc>
-        <w:tc>
-          <w:tcPr>
-            <w:tcW w:type="dxa" w:w="2550"/>
-            <w:shd w:fill="1B3A6B" w:color="auto" w:val="clear"/>
-            <w:tcMar>
-              <w:top w:type="dxa" w:w="60"/>
-              <w:left w:type="dxa" w:w="90"/>
-              <w:bottom w:type="dxa" w:w="60"/>
-              <w:right w:type="dxa" w:w="90"/>
-            </w:tcMar>
-          </w:tcPr>
-          <w:p>
-            <w:pPr>
-              <w:spacing w:after="40"/>
-              <w:jc w:val="left"/>
-            </w:pPr>
-            <w:r>
-              <w:rPr>
-                <w:rFonts w:ascii="Inter" w:cs="Inter" w:eastAsia="Inter" w:hAnsi="Inter"/>
-                <w:b/>
-                <w:bCs/>
-                <w:color w:val="FFFFFF"/>
-              </w:rPr>
-              <w:t xml:space="preserve">Pédagogie, évaluations, dossier professionnel</w:t>
-            </w:r>
-          </w:p>
-        </w:tc>
-        <w:tc>
-          <w:tcPr>
-            <w:tcW w:type="dxa" w:w="2550"/>
-            <w:shd w:fill="1B3A6B" w:color="auto" w:val="clear"/>
-            <w:tcMar>
-              <w:top w:type="dxa" w:w="60"/>
-              <w:left w:type="dxa" w:w="90"/>
-              <w:bottom w:type="dxa" w:w="60"/>
-              <w:right w:type="dxa" w:w="90"/>
-            </w:tcMar>
-          </w:tcPr>
-          <w:p>
-            <w:pPr>
-              <w:spacing w:after="40"/>
-              <w:jc w:val="left"/>
-            </w:pPr>
-            <w:r>
-              <w:rPr>
-                <w:rFonts w:ascii="Inter" w:cs="Inter" w:eastAsia="Inter" w:hAnsi="Inter"/>
-                <w:b/>
-                <w:bCs/>
-                <w:color w:val="FFFFFF"/>
-              </w:rPr>
-              <w:t xml:space="preserve">Apprentis : suivi et accompagnement</w:t>
+              <w:t xml:space="preserve">Au CFA (cours)</w:t>
             </w:r>
           </w:p>
         </w:tc>
@@ -1232,13 +1408,67 @@
                 <w:bCs/>
                 <w:color w:val="FFFFFF"/>
               </w:rPr>
+              <w:t xml:space="preserve">Pédagogie, évaluations, dossier professionnel</w:t>
+            </w:r>
+          </w:p>
+        </w:tc>
+        <w:tc>
+          <w:tcPr>
+            <w:tcW w:type="dxa" w:w="2450"/>
+            <w:shd w:fill="1B3A6B" w:color="auto" w:val="clear"/>
+            <w:tcMar>
+              <w:top w:type="dxa" w:w="60"/>
+              <w:left w:type="dxa" w:w="90"/>
+              <w:bottom w:type="dxa" w:w="60"/>
+              <w:right w:type="dxa" w:w="90"/>
+            </w:tcMar>
+          </w:tcPr>
+          <w:p>
+            <w:pPr>
+              <w:spacing w:after="40"/>
+              <w:jc w:val="left"/>
+            </w:pPr>
+            <w:r>
+              <w:rPr>
+                <w:rFonts w:ascii="Inter" w:cs="Inter" w:eastAsia="Inter" w:hAnsi="Inter"/>
+                <w:b/>
+                <w:bCs/>
+                <w:color w:val="FFFFFF"/>
+              </w:rPr>
+              <w:t xml:space="preserve">Apprentis : suivi et accompagnement</w:t>
+            </w:r>
+          </w:p>
+        </w:tc>
+        <w:tc>
+          <w:tcPr>
+            <w:tcW w:type="dxa" w:w="2400"/>
+            <w:shd w:fill="1B3A6B" w:color="auto" w:val="clear"/>
+            <w:tcMar>
+              <w:top w:type="dxa" w:w="60"/>
+              <w:left w:type="dxa" w:w="90"/>
+              <w:bottom w:type="dxa" w:w="60"/>
+              <w:right w:type="dxa" w:w="90"/>
+            </w:tcMar>
+          </w:tcPr>
+          <w:p>
+            <w:pPr>
+              <w:spacing w:after="40"/>
+              <w:jc w:val="left"/>
+            </w:pPr>
+            <w:r>
+              <w:rPr>
+                <w:rFonts w:ascii="Inter" w:cs="Inter" w:eastAsia="Inter" w:hAnsi="Inter"/>
+                <w:b/>
+                <w:bCs/>
+                <w:color w:val="FFFFFF"/>
+              </w:rPr>
               <w:t xml:space="preserve">Entreprises et maîtres d’apprentissage</w:t>
             </w:r>
           </w:p>
         </w:tc>
         <w:tc>
           <w:tcPr>
-            <w:tcW w:type="dxa" w:w="1900"/>
+            <w:tcW w:type="dxa" w:w="1950"/>
             <w:shd w:fill="1B3A6B" w:color="auto" w:val="clear"/>
             <w:tcMar>
               <w:top w:type="dxa" w:w="60"/>
@@ -1297,7 +1527,7 @@
         </w:trPr>
         <w:tc>
           <w:tcPr>
-            <w:tcW w:type="dxa" w:w="1350"/>
+            <w:tcW w:type="dxa" w:w="1250"/>
             <w:tcMar>
               <w:top w:type="dxa" w:w="60"/>
               <w:left w:type="dxa" w:w="90"/>
@@ -1320,7 +1550,7 @@
         </w:tc>
         <w:tc>
           <w:tcPr>
-            <w:tcW w:type="dxa" w:w="1450"/>
+            <w:tcW w:type="dxa" w:w="1750"/>
             <w:tcMar>
               <w:top w:type="dxa" w:w="60"/>
               <w:left w:type="dxa" w:w="90"/>
@@ -1343,7 +1573,7 @@
         </w:tc>
         <w:tc>
           <w:tcPr>
-            <w:tcW w:type="dxa" w:w="2550"/>
+            <w:tcW w:type="dxa" w:w="2450"/>
             <w:tcMar>
               <w:top w:type="dxa" w:w="60"/>
               <w:left w:type="dxa" w:w="90"/>
@@ -1366,7 +1596,7 @@
         </w:tc>
         <w:tc>
           <w:tcPr>
-            <w:tcW w:type="dxa" w:w="2550"/>
+            <w:tcW w:type="dxa" w:w="2450"/>
             <w:tcMar>
               <w:top w:type="dxa" w:w="60"/>
               <w:left w:type="dxa" w:w="90"/>
@@ -1389,30 +1619,30 @@
         </w:tc>
         <w:tc>
           <w:tcPr>
-            <w:tcW w:type="dxa" w:w="2450"/>
-            <w:tcMar>
-              <w:top w:type="dxa" w:w="60"/>
-              <w:left w:type="dxa" w:w="90"/>
-              <w:bottom w:type="dxa" w:w="60"/>
-              <w:right w:type="dxa" w:w="90"/>
-            </w:tcMar>
-          </w:tcPr>
-          <w:p>
-            <w:pPr>
-              <w:spacing w:after="40"/>
-              <w:jc w:val="left"/>
-            </w:pPr>
-            <w:r>
-              <w:rPr>
-                <w:rFonts w:ascii="Inter" w:cs="Inter" w:eastAsia="Inter" w:hAnsi="Inter"/>
-              </w:rPr>
-              <w:t xml:space="preserve">Prospection (15 contacts qualifiés par semaine) ; petits-déjeuners « Recruter un apprenti » ; recueil des lettres d’intention</w:t>
-            </w:r>
-          </w:p>
-        </w:tc>
-        <w:tc>
-          <w:tcPr>
-            <w:tcW w:type="dxa" w:w="1900"/>
+            <w:tcW w:type="dxa" w:w="2400"/>
+            <w:tcMar>
+              <w:top w:type="dxa" w:w="60"/>
+              <w:left w:type="dxa" w:w="90"/>
+              <w:bottom w:type="dxa" w:w="60"/>
+              <w:right w:type="dxa" w:w="90"/>
+            </w:tcMar>
+          </w:tcPr>
+          <w:p>
+            <w:pPr>
+              <w:spacing w:after="40"/>
+              <w:jc w:val="left"/>
+            </w:pPr>
+            <w:r>
+              <w:rPr>
+                <w:rFonts w:ascii="Inter" w:cs="Inter" w:eastAsia="Inter" w:hAnsi="Inter"/>
+              </w:rPr>
+              <w:t xml:space="preserve">Prospection (15 contacts qualifiés par semaine) ; petits-déjeuners « Recruter un apprenti » ; lettres d’intention ; présentation du rythme du mardi</w:t>
+            </w:r>
+          </w:p>
+        </w:tc>
+        <w:tc>
+          <w:tcPr>
+            <w:tcW w:type="dxa" w:w="1950"/>
             <w:tcMar>
               <w:top w:type="dxa" w:w="60"/>
               <w:left w:type="dxa" w:w="90"/>
@@ -1452,7 +1682,7 @@
               <w:rPr>
                 <w:rFonts w:ascii="Inter" w:cs="Inter" w:eastAsia="Inter" w:hAnsi="Inter"/>
               </w:rPr>
-              <w:t xml:space="preserve">Suivi du dossier DEETS ; question écrite aux OPCO sur le financement avant l’audit d’extension Qualiopi ; recherche de l’intervenant expert CCP 3 et du sous-traitant placement</w:t>
+              <w:t xml:space="preserve">Suivi du dossier DEETS ; recherche de l’intervenant expert CCP 3 et du sous-traitant placement ; information de QUALITIA sur le lieu de formation de Technor</w:t>
             </w:r>
           </w:p>
         </w:tc>
@@ -1463,7 +1693,7 @@
         </w:trPr>
         <w:tc>
           <w:tcPr>
-            <w:tcW w:type="dxa" w:w="1350"/>
+            <w:tcW w:type="dxa" w:w="1250"/>
             <w:shd w:fill="EEF1F6" w:color="auto" w:val="clear"/>
             <w:tcMar>
               <w:top w:type="dxa" w:w="60"/>
@@ -1487,7 +1717,7 @@
         </w:tc>
         <w:tc>
           <w:tcPr>
-            <w:tcW w:type="dxa" w:w="1450"/>
+            <w:tcW w:type="dxa" w:w="1750"/>
             <w:shd w:fill="EEF1F6" w:color="auto" w:val="clear"/>
             <w:tcMar>
               <w:top w:type="dxa" w:w="60"/>
@@ -1511,31 +1741,31 @@
         </w:tc>
         <w:tc>
           <w:tcPr>
-            <w:tcW w:type="dxa" w:w="2550"/>
-            <w:shd w:fill="EEF1F6" w:color="auto" w:val="clear"/>
-            <w:tcMar>
-              <w:top w:type="dxa" w:w="60"/>
-              <w:left w:type="dxa" w:w="90"/>
-              <w:bottom w:type="dxa" w:w="60"/>
-              <w:right w:type="dxa" w:w="90"/>
-            </w:tcMar>
-          </w:tcPr>
-          <w:p>
-            <w:pPr>
-              <w:spacing w:after="40"/>
-              <w:jc w:val="left"/>
-            </w:pPr>
-            <w:r>
-              <w:rPr>
-                <w:rFonts w:ascii="Inter" w:cs="Inter" w:eastAsia="Inter" w:hAnsi="Inter"/>
-              </w:rPr>
-              <w:t xml:space="preserve">Préparation de la semaine d’intégration ; banque d’études de cas de commerces réunionnais</w:t>
-            </w:r>
-          </w:p>
-        </w:tc>
-        <w:tc>
-          <w:tcPr>
-            <w:tcW w:type="dxa" w:w="2550"/>
+            <w:tcW w:type="dxa" w:w="2450"/>
+            <w:shd w:fill="EEF1F6" w:color="auto" w:val="clear"/>
+            <w:tcMar>
+              <w:top w:type="dxa" w:w="60"/>
+              <w:left w:type="dxa" w:w="90"/>
+              <w:bottom w:type="dxa" w:w="60"/>
+              <w:right w:type="dxa" w:w="90"/>
+            </w:tcMar>
+          </w:tcPr>
+          <w:p>
+            <w:pPr>
+              <w:spacing w:after="40"/>
+              <w:jc w:val="left"/>
+            </w:pPr>
+            <w:r>
+              <w:rPr>
+                <w:rFonts w:ascii="Inter" w:cs="Inter" w:eastAsia="Inter" w:hAnsi="Inter"/>
+              </w:rPr>
+              <w:t xml:space="preserve">Préparation des journées d’intégration ; banque d’études de cas de commerces réunionnais</w:t>
+            </w:r>
+          </w:p>
+        </w:tc>
+        <w:tc>
+          <w:tcPr>
+            <w:tcW w:type="dxa" w:w="2450"/>
             <w:shd w:fill="EEF1F6" w:color="auto" w:val="clear"/>
             <w:tcMar>
               <w:top w:type="dxa" w:w="60"/>
@@ -1559,7 +1789,7 @@
         </w:tc>
         <w:tc>
           <w:tcPr>
-            <w:tcW w:type="dxa" w:w="2450"/>
+            <w:tcW w:type="dxa" w:w="2400"/>
             <w:shd w:fill="EEF1F6" w:color="auto" w:val="clear"/>
             <w:tcMar>
               <w:top w:type="dxa" w:w="60"/>
@@ -1583,25 +1813,25 @@
         </w:tc>
         <w:tc>
           <w:tcPr>
-            <w:tcW w:type="dxa" w:w="1900"/>
-            <w:shd w:fill="EEF1F6" w:color="auto" w:val="clear"/>
-            <w:tcMar>
-              <w:top w:type="dxa" w:w="60"/>
-              <w:left w:type="dxa" w:w="90"/>
-              <w:bottom w:type="dxa" w:w="60"/>
-              <w:right w:type="dxa" w:w="90"/>
-            </w:tcMar>
-          </w:tcPr>
-          <w:p>
-            <w:pPr>
-              <w:spacing w:after="40"/>
-              <w:jc w:val="left"/>
-            </w:pPr>
-            <w:r>
-              <w:rPr>
-                <w:rFonts w:ascii="Inter" w:cs="Inter" w:eastAsia="Inter" w:hAnsi="Inter"/>
-              </w:rPr>
-              <w:t xml:space="preserve">Sollicitation des intervenants des Rendez-vous de mars à juillet</w:t>
+            <w:tcW w:type="dxa" w:w="1950"/>
+            <w:shd w:fill="EEF1F6" w:color="auto" w:val="clear"/>
+            <w:tcMar>
+              <w:top w:type="dxa" w:w="60"/>
+              <w:left w:type="dxa" w:w="90"/>
+              <w:bottom w:type="dxa" w:w="60"/>
+              <w:right w:type="dxa" w:w="90"/>
+            </w:tcMar>
+          </w:tcPr>
+          <w:p>
+            <w:pPr>
+              <w:spacing w:after="40"/>
+              <w:jc w:val="left"/>
+            </w:pPr>
+            <w:r>
+              <w:rPr>
+                <w:rFonts w:ascii="Inter" w:cs="Inter" w:eastAsia="Inter" w:hAnsi="Inter"/>
+              </w:rPr>
+              <w:t xml:space="preserve">Sollicitation des intervenants de mars à juin</w:t>
             </w:r>
           </w:p>
         </w:tc>
@@ -1644,7 +1874,7 @@
         </w:trPr>
         <w:tc>
           <w:tcPr>
-            <w:tcW w:type="dxa" w:w="1350"/>
+            <w:tcW w:type="dxa" w:w="1250"/>
             <w:tcMar>
               <w:top w:type="dxa" w:w="60"/>
               <w:left w:type="dxa" w:w="90"/>
@@ -1667,7 +1897,7 @@
         </w:tc>
         <w:tc>
           <w:tcPr>
-            <w:tcW w:type="dxa" w:w="1450"/>
+            <w:tcW w:type="dxa" w:w="1750"/>
             <w:tcMar>
               <w:top w:type="dxa" w:w="60"/>
               <w:left w:type="dxa" w:w="90"/>
@@ -1690,30 +1920,30 @@
         </w:tc>
         <w:tc>
           <w:tcPr>
-            <w:tcW w:type="dxa" w:w="2550"/>
-            <w:tcMar>
-              <w:top w:type="dxa" w:w="60"/>
-              <w:left w:type="dxa" w:w="90"/>
-              <w:bottom w:type="dxa" w:w="60"/>
-              <w:right w:type="dxa" w:w="90"/>
-            </w:tcMar>
-          </w:tcPr>
-          <w:p>
-            <w:pPr>
-              <w:spacing w:after="40"/>
-              <w:jc w:val="left"/>
-            </w:pPr>
-            <w:r>
-              <w:rPr>
-                <w:rFonts w:ascii="Inter" w:cs="Inter" w:eastAsia="Inter" w:hAnsi="Inter"/>
-              </w:rPr>
-              <w:t xml:space="preserve">Calendrier remis à chaque apprenti</w:t>
-            </w:r>
-          </w:p>
-        </w:tc>
-        <w:tc>
-          <w:tcPr>
-            <w:tcW w:type="dxa" w:w="2550"/>
+            <w:tcW w:type="dxa" w:w="2450"/>
+            <w:tcMar>
+              <w:top w:type="dxa" w:w="60"/>
+              <w:left w:type="dxa" w:w="90"/>
+              <w:bottom w:type="dxa" w:w="60"/>
+              <w:right w:type="dxa" w:w="90"/>
+            </w:tcMar>
+          </w:tcPr>
+          <w:p>
+            <w:pPr>
+              <w:spacing w:after="40"/>
+              <w:jc w:val="left"/>
+            </w:pPr>
+            <w:r>
+              <w:rPr>
+                <w:rFonts w:ascii="Inter" w:cs="Inter" w:eastAsia="Inter" w:hAnsi="Inter"/>
+              </w:rPr>
+              <w:t xml:space="preserve">Calendrier des mardis remis à chaque apprenti</w:t>
+            </w:r>
+          </w:p>
+        </w:tc>
+        <w:tc>
+          <w:tcPr>
+            <w:tcW w:type="dxa" w:w="2450"/>
             <w:tcMar>
               <w:top w:type="dxa" w:w="60"/>
               <w:left w:type="dxa" w:w="90"/>
@@ -1736,7 +1966,7 @@
         </w:tc>
         <w:tc>
           <w:tcPr>
-            <w:tcW w:type="dxa" w:w="2450"/>
+            <w:tcW w:type="dxa" w:w="2400"/>
             <w:tcMar>
               <w:top w:type="dxa" w:w="60"/>
               <w:left w:type="dxa" w:w="90"/>
@@ -1761,13 +1991,13 @@
               <w:rPr>
                 <w:rFonts w:ascii="Inter" w:cs="Inter" w:eastAsia="Inter" w:hAnsi="Inter"/>
               </w:rPr>
-              <w:t xml:space="preserve"> (mardi 16 février, 17 h – 19 h) ; signature des conventions de formation avec le calendrier annexé</w:t>
-            </w:r>
-          </w:p>
-        </w:tc>
-        <w:tc>
-          <w:tcPr>
-            <w:tcW w:type="dxa" w:w="1900"/>
+              <w:t xml:space="preserve"> (mardi 16 février, 17 h – 19 h) ; conventions de formation avec le calendrier annexé</w:t>
+            </w:r>
+          </w:p>
+        </w:tc>
+        <w:tc>
+          <w:tcPr>
+            <w:tcW w:type="dxa" w:w="1950"/>
             <w:tcMar>
               <w:top w:type="dxa" w:w="60"/>
               <w:left w:type="dxa" w:w="90"/>
@@ -1807,7 +2037,7 @@
               <w:rPr>
                 <w:rFonts w:ascii="Inter" w:cs="Inter" w:eastAsia="Inter" w:hAnsi="Inter"/>
               </w:rPr>
-              <w:t xml:space="preserve">Liste définitive des apprentis ; contrats de sous-traitance signés ; préparation de l’accueil</w:t>
+              <w:t xml:space="preserve">Liste définitive des apprentis ; contrats de sous-traitance signés ; cartes d’étudiant des métiers</w:t>
             </w:r>
           </w:p>
         </w:tc>
@@ -1845,12 +2075,12 @@
         <w:tblLayout w:type="fixed"/>
       </w:tblPr>
       <w:tblGrid>
-        <w:gridCol w:w="1350"/>
-        <w:gridCol w:w="1450"/>
-        <w:gridCol w:w="2550"/>
-        <w:gridCol w:w="2550"/>
+        <w:gridCol w:w="1250"/>
+        <w:gridCol w:w="1750"/>
         <w:gridCol w:w="2450"/>
-        <w:gridCol w:w="1900"/>
+        <w:gridCol w:w="2450"/>
+        <w:gridCol w:w="2400"/>
+        <w:gridCol w:w="1950"/>
         <w:gridCol w:w="2320"/>
       </w:tblGrid>
       <w:tr>
@@ -1859,7 +2089,7 @@
         </w:trPr>
         <w:tc>
           <w:tcPr>
-            <w:tcW w:type="dxa" w:w="1350"/>
+            <w:tcW w:type="dxa" w:w="1250"/>
             <w:shd w:fill="1B3A6B" w:color="auto" w:val="clear"/>
             <w:tcMar>
               <w:top w:type="dxa" w:w="60"/>
@@ -1886,7 +2116,7 @@
         </w:tc>
         <w:tc>
           <w:tcPr>
-            <w:tcW w:type="dxa" w:w="1450"/>
+            <w:tcW w:type="dxa" w:w="1750"/>
             <w:shd w:fill="1B3A6B" w:color="auto" w:val="clear"/>
             <w:tcMar>
               <w:top w:type="dxa" w:w="60"/>
@@ -1907,61 +2137,7 @@
                 <w:bCs/>
                 <w:color w:val="FFFFFF"/>
               </w:rPr>
-              <w:t xml:space="preserve">Semaine au CFA</w:t>
-            </w:r>
-          </w:p>
-        </w:tc>
-        <w:tc>
-          <w:tcPr>
-            <w:tcW w:type="dxa" w:w="2550"/>
-            <w:shd w:fill="1B3A6B" w:color="auto" w:val="clear"/>
-            <w:tcMar>
-              <w:top w:type="dxa" w:w="60"/>
-              <w:left w:type="dxa" w:w="90"/>
-              <w:bottom w:type="dxa" w:w="60"/>
-              <w:right w:type="dxa" w:w="90"/>
-            </w:tcMar>
-          </w:tcPr>
-          <w:p>
-            <w:pPr>
-              <w:spacing w:after="40"/>
-              <w:jc w:val="left"/>
-            </w:pPr>
-            <w:r>
-              <w:rPr>
-                <w:rFonts w:ascii="Inter" w:cs="Inter" w:eastAsia="Inter" w:hAnsi="Inter"/>
-                <w:b/>
-                <w:bCs/>
-                <w:color w:val="FFFFFF"/>
-              </w:rPr>
-              <w:t xml:space="preserve">Pédagogie, évaluations, dossier professionnel</w:t>
-            </w:r>
-          </w:p>
-        </w:tc>
-        <w:tc>
-          <w:tcPr>
-            <w:tcW w:type="dxa" w:w="2550"/>
-            <w:shd w:fill="1B3A6B" w:color="auto" w:val="clear"/>
-            <w:tcMar>
-              <w:top w:type="dxa" w:w="60"/>
-              <w:left w:type="dxa" w:w="90"/>
-              <w:bottom w:type="dxa" w:w="60"/>
-              <w:right w:type="dxa" w:w="90"/>
-            </w:tcMar>
-          </w:tcPr>
-          <w:p>
-            <w:pPr>
-              <w:spacing w:after="40"/>
-              <w:jc w:val="left"/>
-            </w:pPr>
-            <w:r>
-              <w:rPr>
-                <w:rFonts w:ascii="Inter" w:cs="Inter" w:eastAsia="Inter" w:hAnsi="Inter"/>
-                <w:b/>
-                <w:bCs/>
-                <w:color w:val="FFFFFF"/>
-              </w:rPr>
-              <w:t xml:space="preserve">Apprentis : suivi et accompagnement</w:t>
+              <w:t xml:space="preserve">Au CFA (cours)</w:t>
             </w:r>
           </w:p>
         </w:tc>
@@ -1988,13 +2164,67 @@
                 <w:bCs/>
                 <w:color w:val="FFFFFF"/>
               </w:rPr>
+              <w:t xml:space="preserve">Pédagogie, évaluations, dossier professionnel</w:t>
+            </w:r>
+          </w:p>
+        </w:tc>
+        <w:tc>
+          <w:tcPr>
+            <w:tcW w:type="dxa" w:w="2450"/>
+            <w:shd w:fill="1B3A6B" w:color="auto" w:val="clear"/>
+            <w:tcMar>
+              <w:top w:type="dxa" w:w="60"/>
+              <w:left w:type="dxa" w:w="90"/>
+              <w:bottom w:type="dxa" w:w="60"/>
+              <w:right w:type="dxa" w:w="90"/>
+            </w:tcMar>
+          </w:tcPr>
+          <w:p>
+            <w:pPr>
+              <w:spacing w:after="40"/>
+              <w:jc w:val="left"/>
+            </w:pPr>
+            <w:r>
+              <w:rPr>
+                <w:rFonts w:ascii="Inter" w:cs="Inter" w:eastAsia="Inter" w:hAnsi="Inter"/>
+                <w:b/>
+                <w:bCs/>
+                <w:color w:val="FFFFFF"/>
+              </w:rPr>
+              <w:t xml:space="preserve">Apprentis : suivi et accompagnement</w:t>
+            </w:r>
+          </w:p>
+        </w:tc>
+        <w:tc>
+          <w:tcPr>
+            <w:tcW w:type="dxa" w:w="2400"/>
+            <w:shd w:fill="1B3A6B" w:color="auto" w:val="clear"/>
+            <w:tcMar>
+              <w:top w:type="dxa" w:w="60"/>
+              <w:left w:type="dxa" w:w="90"/>
+              <w:bottom w:type="dxa" w:w="60"/>
+              <w:right w:type="dxa" w:w="90"/>
+            </w:tcMar>
+          </w:tcPr>
+          <w:p>
+            <w:pPr>
+              <w:spacing w:after="40"/>
+              <w:jc w:val="left"/>
+            </w:pPr>
+            <w:r>
+              <w:rPr>
+                <w:rFonts w:ascii="Inter" w:cs="Inter" w:eastAsia="Inter" w:hAnsi="Inter"/>
+                <w:b/>
+                <w:bCs/>
+                <w:color w:val="FFFFFF"/>
+              </w:rPr>
               <w:t xml:space="preserve">Entreprises et maîtres d’apprentissage</w:t>
             </w:r>
           </w:p>
         </w:tc>
         <w:tc>
           <w:tcPr>
-            <w:tcW w:type="dxa" w:w="1900"/>
+            <w:tcW w:type="dxa" w:w="1950"/>
             <w:shd w:fill="1B3A6B" w:color="auto" w:val="clear"/>
             <w:tcMar>
               <w:top w:type="dxa" w:w="60"/>
@@ -2053,7 +2283,7 @@
         </w:trPr>
         <w:tc>
           <w:tcPr>
-            <w:tcW w:type="dxa" w:w="1350"/>
+            <w:tcW w:type="dxa" w:w="1250"/>
             <w:tcMar>
               <w:top w:type="dxa" w:w="60"/>
               <w:left w:type="dxa" w:w="90"/>
@@ -2076,84 +2306,24 @@
         </w:tc>
         <w:tc>
           <w:tcPr>
-            <w:tcW w:type="dxa" w:w="1450"/>
-            <w:tcMar>
-              <w:top w:type="dxa" w:w="60"/>
-              <w:left w:type="dxa" w:w="90"/>
-              <w:bottom w:type="dxa" w:w="60"/>
-              <w:right w:type="dxa" w:w="90"/>
-            </w:tcMar>
-          </w:tcPr>
-          <w:p>
-            <w:pPr>
-              <w:spacing w:after="40"/>
-              <w:jc w:val="left"/>
-            </w:pPr>
-            <w:r>
-              <w:rPr>
-                <w:rFonts w:ascii="Inter" w:cs="Inter" w:eastAsia="Inter" w:hAnsi="Inter"/>
-              </w:rPr>
-              <w:t xml:space="preserve">1er – 5 mars</w:t>
-            </w:r>
-          </w:p>
-        </w:tc>
-        <w:tc>
-          <w:tcPr>
-            <w:tcW w:type="dxa" w:w="2550"/>
-            <w:tcMar>
-              <w:top w:type="dxa" w:w="60"/>
-              <w:left w:type="dxa" w:w="90"/>
-              <w:bottom w:type="dxa" w:w="60"/>
-              <w:right w:type="dxa" w:w="90"/>
-            </w:tcMar>
-          </w:tcPr>
-          <w:p>
-            <w:pPr>
-              <w:spacing w:after="40"/>
-              <w:jc w:val="left"/>
-            </w:pPr>
-            <w:r>
-              <w:rPr>
-                <w:rFonts w:ascii="Inter" w:cs="Inter" w:eastAsia="Inter" w:hAnsi="Inter"/>
-              </w:rPr>
-              <w:t xml:space="preserve">Intégration : statut d’apprenti, droits, santé-sécurité, égalité ; positionnement ; démarrage du CCP 1</w:t>
-            </w:r>
-          </w:p>
-        </w:tc>
-        <w:tc>
-          <w:tcPr>
-            <w:tcW w:type="dxa" w:w="2550"/>
-            <w:tcMar>
-              <w:top w:type="dxa" w:w="60"/>
-              <w:left w:type="dxa" w:w="90"/>
-              <w:bottom w:type="dxa" w:w="60"/>
-              <w:right w:type="dxa" w:w="90"/>
-            </w:tcMar>
-          </w:tcPr>
-          <w:p>
-            <w:pPr>
-              <w:spacing w:after="40"/>
-              <w:jc w:val="left"/>
-            </w:pPr>
-            <w:r>
-              <w:rPr>
-                <w:rFonts w:ascii="Inter" w:cs="Inter" w:eastAsia="Inter" w:hAnsi="Inter"/>
-              </w:rPr>
-              <w:t xml:space="preserve">Livret d’accueil, règlement intérieur, fiches « droits » ; carte d’étudiant des métiers ; </w:t>
-            </w:r>
-            <w:r>
-              <w:rPr>
-                <w:rFonts w:ascii="Inter" w:cs="Inter" w:eastAsia="Inter" w:hAnsi="Inter"/>
-                <w:b/>
-                <w:bCs/>
-              </w:rPr>
-              <w:t xml:space="preserve">binômes d’entraide</w:t>
-            </w:r>
-            <w:r>
-              <w:rPr>
-                <w:rFonts w:ascii="Inter" w:cs="Inter" w:eastAsia="Inter" w:hAnsi="Inter"/>
-              </w:rPr>
-              <w:t xml:space="preserve"> ; pour les jeunes sans employeur : 2 demi-journées par semaine de recherche d’emploi au CFA</w:t>
+            <w:tcW w:type="dxa" w:w="1750"/>
+            <w:tcMar>
+              <w:top w:type="dxa" w:w="60"/>
+              <w:left w:type="dxa" w:w="90"/>
+              <w:bottom w:type="dxa" w:w="60"/>
+              <w:right w:type="dxa" w:w="90"/>
+            </w:tcMar>
+          </w:tcPr>
+          <w:p>
+            <w:pPr>
+              <w:spacing w:after="40"/>
+              <w:jc w:val="left"/>
+            </w:pPr>
+            <w:r>
+              <w:rPr>
+                <w:rFonts w:ascii="Inter" w:cs="Inter" w:eastAsia="Inter" w:hAnsi="Inter"/>
+              </w:rPr>
+              <w:t xml:space="preserve">Mardis 2, 9, 23, 30 mars</w:t>
             </w:r>
           </w:p>
         </w:tc>
@@ -2176,32 +2346,106 @@
               <w:rPr>
                 <w:rFonts w:ascii="Inter" w:cs="Inter" w:eastAsia="Inter" w:hAnsi="Inter"/>
               </w:rPr>
-              <w:t xml:space="preserve">Appel au maître d’apprentissage (semaine du 8 mars) ; l’employeur transmet le contrat à l’OPCO et organise la visite d’information et de prévention</w:t>
-            </w:r>
-          </w:p>
-        </w:tc>
-        <w:tc>
-          <w:tcPr>
-            <w:tcW w:type="dxa" w:w="1900"/>
-            <w:tcMar>
-              <w:top w:type="dxa" w:w="60"/>
-              <w:left w:type="dxa" w:w="90"/>
-              <w:bottom w:type="dxa" w:w="60"/>
-              <w:right w:type="dxa" w:w="90"/>
-            </w:tcMar>
-          </w:tcPr>
-          <w:p>
-            <w:pPr>
-              <w:spacing w:after="40"/>
-              <w:jc w:val="left"/>
-            </w:pPr>
-            <w:r>
-              <w:rPr>
-                <w:rFonts w:ascii="Inter" w:cs="Inter" w:eastAsia="Inter" w:hAnsi="Inter"/>
-                <w:b/>
-                <w:bCs/>
-              </w:rPr>
-              <w:t xml:space="preserve">Mar. 16 mars 2027</w:t>
+              <w:t xml:space="preserve">Journées d’intégration (2 et 9 mars) : statut d’apprenti, droits, santé-sécurité, égalité, positionnement ; démarrage du CCP 1</w:t>
+            </w:r>
+          </w:p>
+        </w:tc>
+        <w:tc>
+          <w:tcPr>
+            <w:tcW w:type="dxa" w:w="2450"/>
+            <w:tcMar>
+              <w:top w:type="dxa" w:w="60"/>
+              <w:left w:type="dxa" w:w="90"/>
+              <w:bottom w:type="dxa" w:w="60"/>
+              <w:right w:type="dxa" w:w="90"/>
+            </w:tcMar>
+          </w:tcPr>
+          <w:p>
+            <w:pPr>
+              <w:spacing w:after="40"/>
+              <w:jc w:val="left"/>
+            </w:pPr>
+            <w:r>
+              <w:rPr>
+                <w:rFonts w:ascii="Inter" w:cs="Inter" w:eastAsia="Inter" w:hAnsi="Inter"/>
+              </w:rPr>
+              <w:t xml:space="preserve">Livret d’accueil, règlement intérieur ; </w:t>
+            </w:r>
+            <w:r>
+              <w:rPr>
+                <w:rFonts w:ascii="Inter" w:cs="Inter" w:eastAsia="Inter" w:hAnsi="Inter"/>
+                <w:b/>
+                <w:bCs/>
+              </w:rPr>
+              <w:t xml:space="preserve">carte d’étudiant des métiers</w:t>
+            </w:r>
+            <w:r>
+              <w:rPr>
+                <w:rFonts w:ascii="Inter" w:cs="Inter" w:eastAsia="Inter" w:hAnsi="Inter"/>
+              </w:rPr>
+              <w:t xml:space="preserve"> ; binômes d’entraide ; jeunes sans employeur : recherche d’emploi accompagnée chaque semaine</w:t>
+            </w:r>
+          </w:p>
+        </w:tc>
+        <w:tc>
+          <w:tcPr>
+            <w:tcW w:type="dxa" w:w="2400"/>
+            <w:tcMar>
+              <w:top w:type="dxa" w:w="60"/>
+              <w:left w:type="dxa" w:w="90"/>
+              <w:bottom w:type="dxa" w:w="60"/>
+              <w:right w:type="dxa" w:w="90"/>
+            </w:tcMar>
+          </w:tcPr>
+          <w:p>
+            <w:pPr>
+              <w:spacing w:after="40"/>
+              <w:jc w:val="left"/>
+            </w:pPr>
+            <w:r>
+              <w:rPr>
+                <w:rFonts w:ascii="Inter" w:cs="Inter" w:eastAsia="Inter" w:hAnsi="Inter"/>
+              </w:rPr>
+              <w:t xml:space="preserve">Appel à chaque maître d’apprentissage (semaine du 8 mars) ; </w:t>
+            </w:r>
+            <w:r>
+              <w:rPr>
+                <w:rFonts w:ascii="Inter" w:cs="Inter" w:eastAsia="Inter" w:hAnsi="Inter"/>
+                <w:b/>
+                <w:bCs/>
+              </w:rPr>
+              <w:t xml:space="preserve">contrats transmis à l’OPCO par l’employeur au plus tard le samedi 6 mars</w:t>
+            </w:r>
+            <w:r>
+              <w:rPr>
+                <w:rFonts w:ascii="Inter" w:cs="Inter" w:eastAsia="Inter" w:hAnsi="Inter"/>
+              </w:rPr>
+              <w:t xml:space="preserve"> ; visites médicales d’embauche à programmer</w:t>
+            </w:r>
+          </w:p>
+        </w:tc>
+        <w:tc>
+          <w:tcPr>
+            <w:tcW w:type="dxa" w:w="1950"/>
+            <w:tcMar>
+              <w:top w:type="dxa" w:w="60"/>
+              <w:left w:type="dxa" w:w="90"/>
+              <w:bottom w:type="dxa" w:w="60"/>
+              <w:right w:type="dxa" w:w="90"/>
+            </w:tcMar>
+          </w:tcPr>
+          <w:p>
+            <w:pPr>
+              <w:spacing w:after="40"/>
+              <w:jc w:val="left"/>
+            </w:pPr>
+            <w:r>
+              <w:rPr>
+                <w:rFonts w:ascii="Inter" w:cs="Inter" w:eastAsia="Inter" w:hAnsi="Inter"/>
+                <w:b/>
+                <w:bCs/>
+              </w:rPr>
+              <w:t xml:space="preserve">Mardi 16 mars 2027</w:t>
             </w:r>
             <w:r>
               <w:rPr>
@@ -2230,7 +2474,7 @@
               <w:rPr>
                 <w:rFonts w:ascii="Inter" w:cs="Inter" w:eastAsia="Inter" w:hAnsi="Inter"/>
               </w:rPr>
-              <w:t xml:space="preserve">Émargements ; satisfaction à chaud ; relevé mensuel d’assiduité aux employeurs ; demande d’audit d’extension Qualiopi</w:t>
+              <w:t xml:space="preserve">Émargements ; questionnaires à chaud ; relevé mensuel d’assiduité aux employeurs</w:t>
             </w:r>
           </w:p>
         </w:tc>
@@ -2241,7 +2485,7 @@
         </w:trPr>
         <w:tc>
           <w:tcPr>
-            <w:tcW w:type="dxa" w:w="1350"/>
+            <w:tcW w:type="dxa" w:w="1250"/>
             <w:shd w:fill="EEF1F6" w:color="auto" w:val="clear"/>
             <w:tcMar>
               <w:top w:type="dxa" w:w="60"/>
@@ -2265,63 +2509,49 @@
         </w:tc>
         <w:tc>
           <w:tcPr>
-            <w:tcW w:type="dxa" w:w="1450"/>
-            <w:shd w:fill="EEF1F6" w:color="auto" w:val="clear"/>
-            <w:tcMar>
-              <w:top w:type="dxa" w:w="60"/>
-              <w:left w:type="dxa" w:w="90"/>
-              <w:bottom w:type="dxa" w:w="60"/>
-              <w:right w:type="dxa" w:w="90"/>
-            </w:tcMar>
-          </w:tcPr>
-          <w:p>
-            <w:pPr>
-              <w:spacing w:after="40"/>
-              <w:jc w:val="left"/>
-            </w:pPr>
-            <w:r>
-              <w:rPr>
-                <w:rFonts w:ascii="Inter" w:cs="Inter" w:eastAsia="Inter" w:hAnsi="Inter"/>
-              </w:rPr>
-              <w:t xml:space="preserve">5 – 9 avril</w:t>
-            </w:r>
-          </w:p>
-        </w:tc>
-        <w:tc>
-          <w:tcPr>
-            <w:tcW w:type="dxa" w:w="2550"/>
-            <w:shd w:fill="EEF1F6" w:color="auto" w:val="clear"/>
-            <w:tcMar>
-              <w:top w:type="dxa" w:w="60"/>
-              <w:left w:type="dxa" w:w="90"/>
-              <w:bottom w:type="dxa" w:w="60"/>
-              <w:right w:type="dxa" w:w="90"/>
-            </w:tcMar>
-          </w:tcPr>
-          <w:p>
-            <w:pPr>
-              <w:spacing w:after="40"/>
-              <w:jc w:val="left"/>
-            </w:pPr>
-            <w:r>
-              <w:rPr>
-                <w:rFonts w:ascii="Inter" w:cs="Inter" w:eastAsia="Inter" w:hAnsi="Inter"/>
-              </w:rPr>
-              <w:t xml:space="preserve">CCP 1 ; </w:t>
-            </w:r>
-            <w:r>
-              <w:rPr>
-                <w:rFonts w:ascii="Inter" w:cs="Inter" w:eastAsia="Inter" w:hAnsi="Inter"/>
-                <w:b/>
-                <w:bCs/>
-              </w:rPr>
-              <w:t xml:space="preserve">présentation du dossier professionnel</w:t>
-            </w:r>
-            <w:r>
-              <w:rPr>
-                <w:rFonts w:ascii="Inter" w:cs="Inter" w:eastAsia="Inter" w:hAnsi="Inter"/>
-              </w:rPr>
-              <w:t xml:space="preserve"> ; </w:t>
+            <w:tcW w:type="dxa" w:w="1750"/>
+            <w:shd w:fill="EEF1F6" w:color="auto" w:val="clear"/>
+            <w:tcMar>
+              <w:top w:type="dxa" w:w="60"/>
+              <w:left w:type="dxa" w:w="90"/>
+              <w:bottom w:type="dxa" w:w="60"/>
+              <w:right w:type="dxa" w:w="90"/>
+            </w:tcMar>
+          </w:tcPr>
+          <w:p>
+            <w:pPr>
+              <w:spacing w:after="40"/>
+              <w:jc w:val="left"/>
+            </w:pPr>
+            <w:r>
+              <w:rPr>
+                <w:rFonts w:ascii="Inter" w:cs="Inter" w:eastAsia="Inter" w:hAnsi="Inter"/>
+              </w:rPr>
+              <w:t xml:space="preserve">Mardis 6, 13, 27 avril</w:t>
+            </w:r>
+          </w:p>
+        </w:tc>
+        <w:tc>
+          <w:tcPr>
+            <w:tcW w:type="dxa" w:w="2450"/>
+            <w:shd w:fill="EEF1F6" w:color="auto" w:val="clear"/>
+            <w:tcMar>
+              <w:top w:type="dxa" w:w="60"/>
+              <w:left w:type="dxa" w:w="90"/>
+              <w:bottom w:type="dxa" w:w="60"/>
+              <w:right w:type="dxa" w:w="90"/>
+            </w:tcMar>
+          </w:tcPr>
+          <w:p>
+            <w:pPr>
+              <w:spacing w:after="40"/>
+              <w:jc w:val="left"/>
+            </w:pPr>
+            <w:r>
+              <w:rPr>
+                <w:rFonts w:ascii="Inter" w:cs="Inter" w:eastAsia="Inter" w:hAnsi="Inter"/>
+              </w:rPr>
+              <w:t xml:space="preserve">CCP 1 ; présentation du dossier professionnel (6 avril) ; </w:t>
             </w:r>
             <w:r>
               <w:rPr>
@@ -2335,31 +2565,7 @@
               <w:rPr>
                 <w:rFonts w:ascii="Inter" w:cs="Inter" w:eastAsia="Inter" w:hAnsi="Inter"/>
               </w:rPr>
-              <w:t xml:space="preserve"> (vendredi 9 avril)</w:t>
-            </w:r>
-          </w:p>
-        </w:tc>
-        <w:tc>
-          <w:tcPr>
-            <w:tcW w:type="dxa" w:w="2550"/>
-            <w:shd w:fill="EEF1F6" w:color="auto" w:val="clear"/>
-            <w:tcMar>
-              <w:top w:type="dxa" w:w="60"/>
-              <w:left w:type="dxa" w:w="90"/>
-              <w:bottom w:type="dxa" w:w="60"/>
-              <w:right w:type="dxa" w:w="90"/>
-            </w:tcMar>
-          </w:tcPr>
-          <w:p>
-            <w:pPr>
-              <w:spacing w:after="40"/>
-              <w:jc w:val="left"/>
-            </w:pPr>
-            <w:r>
-              <w:rPr>
-                <w:rFonts w:ascii="Inter" w:cs="Inter" w:eastAsia="Inter" w:hAnsi="Inter"/>
-              </w:rPr>
-              <w:t xml:space="preserve">Recherche d’employeur renforcée pour les jeunes sans contrat (point hebdomadaire)</w:t>
+              <w:t xml:space="preserve"> (13 avril)</w:t>
             </w:r>
           </w:p>
         </w:tc>
@@ -2382,56 +2588,80 @@
             <w:r>
               <w:rPr>
                 <w:rFonts w:ascii="Inter" w:cs="Inter" w:eastAsia="Inter" w:hAnsi="Inter"/>
-                <w:b/>
-                <w:bCs/>
-              </w:rPr>
-              <w:t xml:space="preserve">Formation des maîtres d’apprentissage</w:t>
-            </w:r>
-            <w:r>
-              <w:rPr>
-                <w:rFonts w:ascii="Inter" w:cs="Inter" w:eastAsia="Inter" w:hAnsi="Inter"/>
-              </w:rPr>
-              <w:t xml:space="preserve"> (mardi 27 avril) ; </w:t>
-            </w:r>
-            <w:r>
-              <w:rPr>
-                <w:rFonts w:ascii="Inter" w:cs="Inter" w:eastAsia="Inter" w:hAnsi="Inter"/>
-                <w:b/>
-                <w:bCs/>
-              </w:rPr>
-              <w:t xml:space="preserve">1re visite en entreprise</w:t>
-            </w:r>
-            <w:r>
-              <w:rPr>
-                <w:rFonts w:ascii="Inter" w:cs="Inter" w:eastAsia="Inter" w:hAnsi="Inter"/>
-              </w:rPr>
-              <w:t xml:space="preserve"> (12 – 30 avril)</w:t>
-            </w:r>
-          </w:p>
-        </w:tc>
-        <w:tc>
-          <w:tcPr>
-            <w:tcW w:type="dxa" w:w="1900"/>
-            <w:shd w:fill="EEF1F6" w:color="auto" w:val="clear"/>
-            <w:tcMar>
-              <w:top w:type="dxa" w:w="60"/>
-              <w:left w:type="dxa" w:w="90"/>
-              <w:bottom w:type="dxa" w:w="60"/>
-              <w:right w:type="dxa" w:w="90"/>
-            </w:tcMar>
-          </w:tcPr>
-          <w:p>
-            <w:pPr>
-              <w:spacing w:after="40"/>
-              <w:jc w:val="left"/>
-            </w:pPr>
-            <w:r>
-              <w:rPr>
-                <w:rFonts w:ascii="Inter" w:cs="Inter" w:eastAsia="Inter" w:hAnsi="Inter"/>
-                <w:b/>
-                <w:bCs/>
-              </w:rPr>
-              <w:t xml:space="preserve">Mar. 20 avril 2027</w:t>
+              </w:rPr>
+              <w:t xml:space="preserve">Point hebdomadaire avec les jeunes sans contrat</w:t>
+            </w:r>
+          </w:p>
+        </w:tc>
+        <w:tc>
+          <w:tcPr>
+            <w:tcW w:type="dxa" w:w="2400"/>
+            <w:shd w:fill="EEF1F6" w:color="auto" w:val="clear"/>
+            <w:tcMar>
+              <w:top w:type="dxa" w:w="60"/>
+              <w:left w:type="dxa" w:w="90"/>
+              <w:bottom w:type="dxa" w:w="60"/>
+              <w:right w:type="dxa" w:w="90"/>
+            </w:tcMar>
+          </w:tcPr>
+          <w:p>
+            <w:pPr>
+              <w:spacing w:after="40"/>
+              <w:jc w:val="left"/>
+            </w:pPr>
+            <w:r>
+              <w:rPr>
+                <w:rFonts w:ascii="Inter" w:cs="Inter" w:eastAsia="Inter" w:hAnsi="Inter"/>
+                <w:b/>
+                <w:bCs/>
+              </w:rPr>
+              <w:t xml:space="preserve">1res visites en entreprise</w:t>
+            </w:r>
+            <w:r>
+              <w:rPr>
+                <w:rFonts w:ascii="Inter" w:cs="Inter" w:eastAsia="Inter" w:hAnsi="Inter"/>
+              </w:rPr>
+              <w:t xml:space="preserve"> (12 avril – 7 mai) ; </w:t>
+            </w:r>
+            <w:r>
+              <w:rPr>
+                <w:rFonts w:ascii="Inter" w:cs="Inter" w:eastAsia="Inter" w:hAnsi="Inter"/>
+                <w:b/>
+                <w:bCs/>
+              </w:rPr>
+              <w:t xml:space="preserve">formation des maîtres d’apprentissage</w:t>
+            </w:r>
+            <w:r>
+              <w:rPr>
+                <w:rFonts w:ascii="Inter" w:cs="Inter" w:eastAsia="Inter" w:hAnsi="Inter"/>
+              </w:rPr>
+              <w:t xml:space="preserve"> (jeudi 29 avril)</w:t>
+            </w:r>
+          </w:p>
+        </w:tc>
+        <w:tc>
+          <w:tcPr>
+            <w:tcW w:type="dxa" w:w="1950"/>
+            <w:shd w:fill="EEF1F6" w:color="auto" w:val="clear"/>
+            <w:tcMar>
+              <w:top w:type="dxa" w:w="60"/>
+              <w:left w:type="dxa" w:w="90"/>
+              <w:bottom w:type="dxa" w:w="60"/>
+              <w:right w:type="dxa" w:w="90"/>
+            </w:tcMar>
+          </w:tcPr>
+          <w:p>
+            <w:pPr>
+              <w:spacing w:after="40"/>
+              <w:jc w:val="left"/>
+            </w:pPr>
+            <w:r>
+              <w:rPr>
+                <w:rFonts w:ascii="Inter" w:cs="Inter" w:eastAsia="Inter" w:hAnsi="Inter"/>
+                <w:b/>
+                <w:bCs/>
+              </w:rPr>
+              <w:t xml:space="preserve">Mardi 20 avril 2027</w:t>
             </w:r>
             <w:r>
               <w:rPr>
@@ -2461,17 +2691,7 @@
               <w:rPr>
                 <w:rFonts w:ascii="Inter" w:cs="Inter" w:eastAsia="Inter" w:hAnsi="Inter"/>
               </w:rPr>
-              <w:t xml:space="preserve">Audits Qualiopi (surveillance et extension « apprentissage ») entre février et décembre 2027 </w:t>
-            </w:r>
-            <w:r>
-              <w:rPr>
-                <w:rFonts w:ascii="Inter" w:cs="Inter" w:eastAsia="Inter" w:hAnsi="Inter"/>
-                <w:b/>
-                <w:bCs/>
-                <w:highlight w:val="yellow"/>
-                <w:highlightCs w:val="yellow"/>
-              </w:rPr>
-              <w:t xml:space="preserve">[dates à fixer avec le certificateur]</w:t>
+              <w:t xml:space="preserve">Demande d’agrément déposée ; vérification des visites médicales</w:t>
             </w:r>
           </w:p>
         </w:tc>
@@ -2482,7 +2702,7 @@
         </w:trPr>
         <w:tc>
           <w:tcPr>
-            <w:tcW w:type="dxa" w:w="1350"/>
+            <w:tcW w:type="dxa" w:w="1250"/>
             <w:tcMar>
               <w:top w:type="dxa" w:w="60"/>
               <w:left w:type="dxa" w:w="90"/>
@@ -2505,30 +2725,30 @@
         </w:tc>
         <w:tc>
           <w:tcPr>
-            <w:tcW w:type="dxa" w:w="1450"/>
-            <w:tcMar>
-              <w:top w:type="dxa" w:w="60"/>
-              <w:left w:type="dxa" w:w="90"/>
-              <w:bottom w:type="dxa" w:w="60"/>
-              <w:right w:type="dxa" w:w="90"/>
-            </w:tcMar>
-          </w:tcPr>
-          <w:p>
-            <w:pPr>
-              <w:spacing w:after="40"/>
-              <w:jc w:val="left"/>
-            </w:pPr>
-            <w:r>
-              <w:rPr>
-                <w:rFonts w:ascii="Inter" w:cs="Inter" w:eastAsia="Inter" w:hAnsi="Inter"/>
-              </w:rPr>
-              <w:t xml:space="preserve">10 – 14 mai</w:t>
-            </w:r>
-          </w:p>
-        </w:tc>
-        <w:tc>
-          <w:tcPr>
-            <w:tcW w:type="dxa" w:w="2550"/>
+            <w:tcW w:type="dxa" w:w="1750"/>
+            <w:tcMar>
+              <w:top w:type="dxa" w:w="60"/>
+              <w:left w:type="dxa" w:w="90"/>
+              <w:bottom w:type="dxa" w:w="60"/>
+              <w:right w:type="dxa" w:w="90"/>
+            </w:tcMar>
+          </w:tcPr>
+          <w:p>
+            <w:pPr>
+              <w:spacing w:after="40"/>
+              <w:jc w:val="left"/>
+            </w:pPr>
+            <w:r>
+              <w:rPr>
+                <w:rFonts w:ascii="Inter" w:cs="Inter" w:eastAsia="Inter" w:hAnsi="Inter"/>
+              </w:rPr>
+              <w:t xml:space="preserve">Mardis 4, 11, 18 mai</w:t>
+            </w:r>
+          </w:p>
+        </w:tc>
+        <w:tc>
+          <w:tcPr>
+            <w:tcW w:type="dxa" w:w="2450"/>
             <w:tcMar>
               <w:top w:type="dxa" w:w="60"/>
               <w:left w:type="dxa" w:w="90"/>
@@ -2551,7 +2771,7 @@
         </w:tc>
         <w:tc>
           <w:tcPr>
-            <w:tcW w:type="dxa" w:w="2550"/>
+            <w:tcW w:type="dxa" w:w="2450"/>
             <w:tcMar>
               <w:top w:type="dxa" w:w="60"/>
               <w:left w:type="dxa" w:w="90"/>
@@ -2576,27 +2796,13 @@
               <w:rPr>
                 <w:rFonts w:ascii="Inter" w:cs="Inter" w:eastAsia="Inter" w:hAnsi="Inter"/>
               </w:rPr>
-              <w:t xml:space="preserve"> ; </w:t>
-            </w:r>
-            <w:r>
-              <w:rPr>
-                <w:rFonts w:ascii="Inter" w:cs="Inter" w:eastAsia="Inter" w:hAnsi="Inter"/>
-                <w:b/>
-                <w:bCs/>
-              </w:rPr>
-              <w:t xml:space="preserve">31 mai : fin des 3 mois sans contrat</w:t>
-            </w:r>
-            <w:r>
-              <w:rPr>
-                <w:rFonts w:ascii="Inter" w:cs="Inter" w:eastAsia="Inter" w:hAnsi="Inter"/>
-              </w:rPr>
-              <w:t xml:space="preserve"> : bilan et réorientation si besoin, avec la Mission locale ou France Travail</w:t>
-            </w:r>
-          </w:p>
-        </w:tc>
-        <w:tc>
-          <w:tcPr>
-            <w:tcW w:type="dxa" w:w="2450"/>
+              <w:t xml:space="preserve"> ; 31 mai : fin des 3 mois sans contrat, bilan et réorientation si besoin (Mission locale, France Travail)</w:t>
+            </w:r>
+          </w:p>
+        </w:tc>
+        <w:tc>
+          <w:tcPr>
+            <w:tcW w:type="dxa" w:w="2400"/>
             <w:tcMar>
               <w:top w:type="dxa" w:w="60"/>
               <w:left w:type="dxa" w:w="90"/>
@@ -2619,26 +2825,26 @@
         </w:tc>
         <w:tc>
           <w:tcPr>
-            <w:tcW w:type="dxa" w:w="1900"/>
-            <w:tcMar>
-              <w:top w:type="dxa" w:w="60"/>
-              <w:left w:type="dxa" w:w="90"/>
-              <w:bottom w:type="dxa" w:w="60"/>
-              <w:right w:type="dxa" w:w="90"/>
-            </w:tcMar>
-          </w:tcPr>
-          <w:p>
-            <w:pPr>
-              <w:spacing w:after="40"/>
-              <w:jc w:val="left"/>
-            </w:pPr>
-            <w:r>
-              <w:rPr>
-                <w:rFonts w:ascii="Inter" w:cs="Inter" w:eastAsia="Inter" w:hAnsi="Inter"/>
-                <w:b/>
-                <w:bCs/>
-              </w:rPr>
-              <w:t xml:space="preserve">Mar. 25 mai 2027</w:t>
+            <w:tcW w:type="dxa" w:w="1950"/>
+            <w:tcMar>
+              <w:top w:type="dxa" w:w="60"/>
+              <w:left w:type="dxa" w:w="90"/>
+              <w:bottom w:type="dxa" w:w="60"/>
+              <w:right w:type="dxa" w:w="90"/>
+            </w:tcMar>
+          </w:tcPr>
+          <w:p>
+            <w:pPr>
+              <w:spacing w:after="40"/>
+              <w:jc w:val="left"/>
+            </w:pPr>
+            <w:r>
+              <w:rPr>
+                <w:rFonts w:ascii="Inter" w:cs="Inter" w:eastAsia="Inter" w:hAnsi="Inter"/>
+                <w:b/>
+                <w:bCs/>
+              </w:rPr>
+              <w:t xml:space="preserve">Mardi 25 mai 2027</w:t>
             </w:r>
             <w:r>
               <w:rPr>
@@ -2678,6 +2884,391 @@
                 <w:highlightCs w:val="yellow"/>
               </w:rPr>
               <w:t xml:space="preserve">[échéance à vérifier]</w:t>
+            </w:r>
+          </w:p>
+        </w:tc>
+      </w:tr>
+      <w:tr>
+        <w:trPr>
+          <w:cantSplit/>
+        </w:trPr>
+        <w:tc>
+          <w:tcPr>
+            <w:tcW w:type="dxa" w:w="1250"/>
+            <w:shd w:fill="EEF1F6" w:color="auto" w:val="clear"/>
+            <w:tcMar>
+              <w:top w:type="dxa" w:w="60"/>
+              <w:left w:type="dxa" w:w="90"/>
+              <w:bottom w:type="dxa" w:w="60"/>
+              <w:right w:type="dxa" w:w="90"/>
+            </w:tcMar>
+          </w:tcPr>
+          <w:p>
+            <w:pPr>
+              <w:spacing w:after="40"/>
+              <w:jc w:val="left"/>
+            </w:pPr>
+            <w:r>
+              <w:rPr>
+                <w:rFonts w:ascii="Inter" w:cs="Inter" w:eastAsia="Inter" w:hAnsi="Inter"/>
+              </w:rPr>
+              <w:t xml:space="preserve">Juin 2027</w:t>
+            </w:r>
+          </w:p>
+        </w:tc>
+        <w:tc>
+          <w:tcPr>
+            <w:tcW w:type="dxa" w:w="1750"/>
+            <w:shd w:fill="EEF1F6" w:color="auto" w:val="clear"/>
+            <w:tcMar>
+              <w:top w:type="dxa" w:w="60"/>
+              <w:left w:type="dxa" w:w="90"/>
+              <w:bottom w:type="dxa" w:w="60"/>
+              <w:right w:type="dxa" w:w="90"/>
+            </w:tcMar>
+          </w:tcPr>
+          <w:p>
+            <w:pPr>
+              <w:spacing w:after="40"/>
+              <w:jc w:val="left"/>
+            </w:pPr>
+            <w:r>
+              <w:rPr>
+                <w:rFonts w:ascii="Inter" w:cs="Inter" w:eastAsia="Inter" w:hAnsi="Inter"/>
+              </w:rPr>
+              <w:t xml:space="preserve">Mardis 1er, 8, 15, 29 juin</w:t>
+            </w:r>
+          </w:p>
+        </w:tc>
+        <w:tc>
+          <w:tcPr>
+            <w:tcW w:type="dxa" w:w="2450"/>
+            <w:shd w:fill="EEF1F6" w:color="auto" w:val="clear"/>
+            <w:tcMar>
+              <w:top w:type="dxa" w:w="60"/>
+              <w:left w:type="dxa" w:w="90"/>
+              <w:bottom w:type="dxa" w:w="60"/>
+              <w:right w:type="dxa" w:w="90"/>
+            </w:tcMar>
+          </w:tcPr>
+          <w:p>
+            <w:pPr>
+              <w:spacing w:after="40"/>
+              <w:jc w:val="left"/>
+            </w:pPr>
+            <w:r>
+              <w:rPr>
+                <w:rFonts w:ascii="Inter" w:cs="Inter" w:eastAsia="Inter" w:hAnsi="Inter"/>
+              </w:rPr>
+              <w:t xml:space="preserve">CCP 1 ; </w:t>
+            </w:r>
+            <w:r>
+              <w:rPr>
+                <w:rFonts w:ascii="Inter" w:cs="Inter" w:eastAsia="Inter" w:hAnsi="Inter"/>
+                <w:b/>
+                <w:bCs/>
+              </w:rPr>
+              <w:t xml:space="preserve">ECF du CCP 1</w:t>
+            </w:r>
+            <w:r>
+              <w:rPr>
+                <w:rFonts w:ascii="Inter" w:cs="Inter" w:eastAsia="Inter" w:hAnsi="Inter"/>
+              </w:rPr>
+              <w:t xml:space="preserve"> (mardi 29 juin) ; activité type 1 du dossier professionnel</w:t>
+            </w:r>
+          </w:p>
+        </w:tc>
+        <w:tc>
+          <w:tcPr>
+            <w:tcW w:type="dxa" w:w="2450"/>
+            <w:shd w:fill="EEF1F6" w:color="auto" w:val="clear"/>
+            <w:tcMar>
+              <w:top w:type="dxa" w:w="60"/>
+              <w:left w:type="dxa" w:w="90"/>
+              <w:bottom w:type="dxa" w:w="60"/>
+              <w:right w:type="dxa" w:w="90"/>
+            </w:tcMar>
+          </w:tcPr>
+          <w:p>
+            <w:pPr>
+              <w:spacing w:after="40"/>
+              <w:jc w:val="left"/>
+            </w:pPr>
+            <w:r>
+              <w:rPr>
+                <w:rFonts w:ascii="Inter" w:cs="Inter" w:eastAsia="Inter" w:hAnsi="Inter"/>
+              </w:rPr>
+              <w:t xml:space="preserve">Retours individuels ; plans de remédiation</w:t>
+            </w:r>
+          </w:p>
+        </w:tc>
+        <w:tc>
+          <w:tcPr>
+            <w:tcW w:type="dxa" w:w="2400"/>
+            <w:shd w:fill="EEF1F6" w:color="auto" w:val="clear"/>
+            <w:tcMar>
+              <w:top w:type="dxa" w:w="60"/>
+              <w:left w:type="dxa" w:w="90"/>
+              <w:bottom w:type="dxa" w:w="60"/>
+              <w:right w:type="dxa" w:w="90"/>
+            </w:tcMar>
+          </w:tcPr>
+          <w:p>
+            <w:pPr>
+              <w:spacing w:after="40"/>
+              <w:jc w:val="left"/>
+            </w:pPr>
+            <w:r>
+              <w:rPr>
+                <w:rFonts w:ascii="Inter" w:cs="Inter" w:eastAsia="Inter" w:hAnsi="Inter"/>
+              </w:rPr>
+              <w:t xml:space="preserve">Résultats de l’ECF ; </w:t>
+            </w:r>
+            <w:r>
+              <w:rPr>
+                <w:rFonts w:ascii="Inter" w:cs="Inter" w:eastAsia="Inter" w:hAnsi="Inter"/>
+                <w:b/>
+                <w:bCs/>
+              </w:rPr>
+              <w:t xml:space="preserve">rappel : congés hors mardis et semaines intensives</w:t>
+            </w:r>
+          </w:p>
+        </w:tc>
+        <w:tc>
+          <w:tcPr>
+            <w:tcW w:type="dxa" w:w="1950"/>
+            <w:shd w:fill="EEF1F6" w:color="auto" w:val="clear"/>
+            <w:tcMar>
+              <w:top w:type="dxa" w:w="60"/>
+              <w:left w:type="dxa" w:w="90"/>
+              <w:bottom w:type="dxa" w:w="60"/>
+              <w:right w:type="dxa" w:w="90"/>
+            </w:tcMar>
+          </w:tcPr>
+          <w:p>
+            <w:pPr>
+              <w:spacing w:after="40"/>
+              <w:jc w:val="left"/>
+            </w:pPr>
+            <w:r>
+              <w:rPr>
+                <w:rFonts w:ascii="Inter" w:cs="Inter" w:eastAsia="Inter" w:hAnsi="Inter"/>
+                <w:b/>
+                <w:bCs/>
+              </w:rPr>
+              <w:t xml:space="preserve">Mardi 22 juin 2027</w:t>
+            </w:r>
+            <w:r>
+              <w:rPr>
+                <w:rFonts w:ascii="Inter" w:cs="Inter" w:eastAsia="Inter" w:hAnsi="Inter"/>
+              </w:rPr>
+              <w:t xml:space="preserve"> — Les acteurs qui font naître les entreprises</w:t>
+            </w:r>
+          </w:p>
+        </w:tc>
+        <w:tc>
+          <w:tcPr>
+            <w:tcW w:type="dxa" w:w="2320"/>
+            <w:shd w:fill="EEF1F6" w:color="auto" w:val="clear"/>
+            <w:tcMar>
+              <w:top w:type="dxa" w:w="60"/>
+              <w:left w:type="dxa" w:w="90"/>
+              <w:bottom w:type="dxa" w:w="60"/>
+              <w:right w:type="dxa" w:w="90"/>
+            </w:tcMar>
+          </w:tcPr>
+          <w:p>
+            <w:pPr>
+              <w:spacing w:after="40"/>
+              <w:jc w:val="left"/>
+            </w:pPr>
+            <w:r>
+              <w:rPr>
+                <w:rFonts w:ascii="Inter" w:cs="Inter" w:eastAsia="Inter" w:hAnsi="Inter"/>
+                <w:b/>
+                <w:bCs/>
+              </w:rPr>
+              <w:t xml:space="preserve">Conseil de perfectionnement</w:t>
+            </w:r>
+            <w:r>
+              <w:rPr>
+                <w:rFonts w:ascii="Inter" w:cs="Inter" w:eastAsia="Inter" w:hAnsi="Inter"/>
+              </w:rPr>
+              <w:t xml:space="preserve"> (mardi 29 juin, 16 h 30 – 18 h)</w:t>
+            </w:r>
+          </w:p>
+        </w:tc>
+      </w:tr>
+      <w:tr>
+        <w:trPr>
+          <w:cantSplit/>
+        </w:trPr>
+        <w:tc>
+          <w:tcPr>
+            <w:tcW w:type="dxa" w:w="1250"/>
+            <w:tcMar>
+              <w:top w:type="dxa" w:w="60"/>
+              <w:left w:type="dxa" w:w="90"/>
+              <w:bottom w:type="dxa" w:w="60"/>
+              <w:right w:type="dxa" w:w="90"/>
+            </w:tcMar>
+          </w:tcPr>
+          <w:p>
+            <w:pPr>
+              <w:spacing w:after="40"/>
+              <w:jc w:val="left"/>
+            </w:pPr>
+            <w:r>
+              <w:rPr>
+                <w:rFonts w:ascii="Inter" w:cs="Inter" w:eastAsia="Inter" w:hAnsi="Inter"/>
+              </w:rPr>
+              <w:t xml:space="preserve">Juillet 2027</w:t>
+            </w:r>
+          </w:p>
+        </w:tc>
+        <w:tc>
+          <w:tcPr>
+            <w:tcW w:type="dxa" w:w="1750"/>
+            <w:tcMar>
+              <w:top w:type="dxa" w:w="60"/>
+              <w:left w:type="dxa" w:w="90"/>
+              <w:bottom w:type="dxa" w:w="60"/>
+              <w:right w:type="dxa" w:w="90"/>
+            </w:tcMar>
+          </w:tcPr>
+          <w:p>
+            <w:pPr>
+              <w:spacing w:after="40"/>
+              <w:jc w:val="left"/>
+            </w:pPr>
+            <w:r>
+              <w:rPr>
+                <w:rFonts w:ascii="Inter" w:cs="Inter" w:eastAsia="Inter" w:hAnsi="Inter"/>
+              </w:rPr>
+              <w:t xml:space="preserve">Mardis 6, 13, 27 juillet</w:t>
+            </w:r>
+          </w:p>
+        </w:tc>
+        <w:tc>
+          <w:tcPr>
+            <w:tcW w:type="dxa" w:w="2450"/>
+            <w:tcMar>
+              <w:top w:type="dxa" w:w="60"/>
+              <w:left w:type="dxa" w:w="90"/>
+              <w:bottom w:type="dxa" w:w="60"/>
+              <w:right w:type="dxa" w:w="90"/>
+            </w:tcMar>
+          </w:tcPr>
+          <w:p>
+            <w:pPr>
+              <w:spacing w:after="40"/>
+              <w:jc w:val="left"/>
+            </w:pPr>
+            <w:r>
+              <w:rPr>
+                <w:rFonts w:ascii="Inter" w:cs="Inter" w:eastAsia="Inter" w:hAnsi="Inter"/>
+              </w:rPr>
+              <w:t xml:space="preserve">CCP 2</w:t>
+            </w:r>
+          </w:p>
+        </w:tc>
+        <w:tc>
+          <w:tcPr>
+            <w:tcW w:type="dxa" w:w="2450"/>
+            <w:tcMar>
+              <w:top w:type="dxa" w:w="60"/>
+              <w:left w:type="dxa" w:w="90"/>
+              <w:bottom w:type="dxa" w:w="60"/>
+              <w:right w:type="dxa" w:w="90"/>
+            </w:tcMar>
+          </w:tcPr>
+          <w:p>
+            <w:pPr>
+              <w:spacing w:after="40"/>
+              <w:jc w:val="left"/>
+            </w:pPr>
+            <w:r>
+              <w:rPr>
+                <w:rFonts w:ascii="Inter" w:cs="Inter" w:eastAsia="Inter" w:hAnsi="Inter"/>
+              </w:rPr>
+              <w:t xml:space="preserve">Préparation du tournoi solidaire</w:t>
+            </w:r>
+          </w:p>
+        </w:tc>
+        <w:tc>
+          <w:tcPr>
+            <w:tcW w:type="dxa" w:w="2400"/>
+            <w:tcMar>
+              <w:top w:type="dxa" w:w="60"/>
+              <w:left w:type="dxa" w:w="90"/>
+              <w:bottom w:type="dxa" w:w="60"/>
+              <w:right w:type="dxa" w:w="90"/>
+            </w:tcMar>
+          </w:tcPr>
+          <w:p>
+            <w:pPr>
+              <w:spacing w:after="40"/>
+              <w:jc w:val="left"/>
+            </w:pPr>
+            <w:r>
+              <w:rPr>
+                <w:rFonts w:ascii="Inter" w:cs="Inter" w:eastAsia="Inter" w:hAnsi="Inter"/>
+              </w:rPr>
+              <w:t xml:space="preserve">Rappel du calendrier du second semestre</w:t>
+            </w:r>
+          </w:p>
+        </w:tc>
+        <w:tc>
+          <w:tcPr>
+            <w:tcW w:type="dxa" w:w="1950"/>
+            <w:tcMar>
+              <w:top w:type="dxa" w:w="60"/>
+              <w:left w:type="dxa" w:w="90"/>
+              <w:bottom w:type="dxa" w:w="60"/>
+              <w:right w:type="dxa" w:w="90"/>
+            </w:tcMar>
+          </w:tcPr>
+          <w:p>
+            <w:pPr>
+              <w:spacing w:after="40"/>
+              <w:jc w:val="left"/>
+            </w:pPr>
+            <w:r>
+              <w:rPr>
+                <w:rFonts w:ascii="Inter" w:cs="Inter" w:eastAsia="Inter" w:hAnsi="Inter"/>
+                <w:b/>
+                <w:bCs/>
+              </w:rPr>
+              <w:t xml:space="preserve">Mardi 20 juillet 2027</w:t>
+            </w:r>
+            <w:r>
+              <w:rPr>
+                <w:rFonts w:ascii="Inter" w:cs="Inter" w:eastAsia="Inter" w:hAnsi="Inter"/>
+              </w:rPr>
+              <w:t xml:space="preserve"> — Artiste et entrepreneur</w:t>
+            </w:r>
+          </w:p>
+        </w:tc>
+        <w:tc>
+          <w:tcPr>
+            <w:tcW w:type="dxa" w:w="2320"/>
+            <w:tcMar>
+              <w:top w:type="dxa" w:w="60"/>
+              <w:left w:type="dxa" w:w="90"/>
+              <w:bottom w:type="dxa" w:w="60"/>
+              <w:right w:type="dxa" w:w="90"/>
+            </w:tcMar>
+          </w:tcPr>
+          <w:p>
+            <w:pPr>
+              <w:spacing w:after="40"/>
+              <w:jc w:val="left"/>
+            </w:pPr>
+            <w:r>
+              <w:rPr>
+                <w:rFonts w:ascii="Inter" w:cs="Inter" w:eastAsia="Inter" w:hAnsi="Inter"/>
+              </w:rPr>
+              <w:t xml:space="preserve">Préparation du questionnaire de mi-parcours</w:t>
             </w:r>
           </w:p>
         </w:tc>
@@ -2688,111 +3279,49 @@
         </w:trPr>
         <w:tc>
           <w:tcPr>
-            <w:tcW w:type="dxa" w:w="1350"/>
-            <w:shd w:fill="EEF1F6" w:color="auto" w:val="clear"/>
-            <w:tcMar>
-              <w:top w:type="dxa" w:w="60"/>
-              <w:left w:type="dxa" w:w="90"/>
-              <w:bottom w:type="dxa" w:w="60"/>
-              <w:right w:type="dxa" w:w="90"/>
-            </w:tcMar>
-          </w:tcPr>
-          <w:p>
-            <w:pPr>
-              <w:spacing w:after="40"/>
-              <w:jc w:val="left"/>
-            </w:pPr>
-            <w:r>
-              <w:rPr>
-                <w:rFonts w:ascii="Inter" w:cs="Inter" w:eastAsia="Inter" w:hAnsi="Inter"/>
-              </w:rPr>
-              <w:t xml:space="preserve">Juin 2027</w:t>
-            </w:r>
-          </w:p>
-        </w:tc>
-        <w:tc>
-          <w:tcPr>
-            <w:tcW w:type="dxa" w:w="1450"/>
-            <w:shd w:fill="EEF1F6" w:color="auto" w:val="clear"/>
-            <w:tcMar>
-              <w:top w:type="dxa" w:w="60"/>
-              <w:left w:type="dxa" w:w="90"/>
-              <w:bottom w:type="dxa" w:w="60"/>
-              <w:right w:type="dxa" w:w="90"/>
-            </w:tcMar>
-          </w:tcPr>
-          <w:p>
-            <w:pPr>
-              <w:spacing w:after="40"/>
-              <w:jc w:val="left"/>
-            </w:pPr>
-            <w:r>
-              <w:rPr>
-                <w:rFonts w:ascii="Inter" w:cs="Inter" w:eastAsia="Inter" w:hAnsi="Inter"/>
-              </w:rPr>
-              <w:t xml:space="preserve">7 – 11 juin</w:t>
-            </w:r>
-          </w:p>
-        </w:tc>
-        <w:tc>
-          <w:tcPr>
-            <w:tcW w:type="dxa" w:w="2550"/>
-            <w:shd w:fill="EEF1F6" w:color="auto" w:val="clear"/>
-            <w:tcMar>
-              <w:top w:type="dxa" w:w="60"/>
-              <w:left w:type="dxa" w:w="90"/>
-              <w:bottom w:type="dxa" w:w="60"/>
-              <w:right w:type="dxa" w:w="90"/>
-            </w:tcMar>
-          </w:tcPr>
-          <w:p>
-            <w:pPr>
-              <w:spacing w:after="40"/>
-              <w:jc w:val="left"/>
-            </w:pPr>
-            <w:r>
-              <w:rPr>
-                <w:rFonts w:ascii="Inter" w:cs="Inter" w:eastAsia="Inter" w:hAnsi="Inter"/>
-              </w:rPr>
-              <w:t xml:space="preserve">CCP 1 ; </w:t>
-            </w:r>
-            <w:r>
-              <w:rPr>
-                <w:rFonts w:ascii="Inter" w:cs="Inter" w:eastAsia="Inter" w:hAnsi="Inter"/>
-                <w:b/>
-                <w:bCs/>
-              </w:rPr>
-              <w:t xml:space="preserve">ECF du CCP 1</w:t>
-            </w:r>
-            <w:r>
-              <w:rPr>
-                <w:rFonts w:ascii="Inter" w:cs="Inter" w:eastAsia="Inter" w:hAnsi="Inter"/>
-              </w:rPr>
-              <w:t xml:space="preserve"> (vendredi 11 juin) ; rédaction de l’activité type 1 du dossier professionnel</w:t>
-            </w:r>
-          </w:p>
-        </w:tc>
-        <w:tc>
-          <w:tcPr>
-            <w:tcW w:type="dxa" w:w="2550"/>
-            <w:shd w:fill="EEF1F6" w:color="auto" w:val="clear"/>
-            <w:tcMar>
-              <w:top w:type="dxa" w:w="60"/>
-              <w:left w:type="dxa" w:w="90"/>
-              <w:bottom w:type="dxa" w:w="60"/>
-              <w:right w:type="dxa" w:w="90"/>
-            </w:tcMar>
-          </w:tcPr>
-          <w:p>
-            <w:pPr>
-              <w:spacing w:after="40"/>
-              <w:jc w:val="left"/>
-            </w:pPr>
-            <w:r>
-              <w:rPr>
-                <w:rFonts w:ascii="Inter" w:cs="Inter" w:eastAsia="Inter" w:hAnsi="Inter"/>
-              </w:rPr>
-              <w:t xml:space="preserve">Retours individuels après l’ECF ; plans de remédiation</w:t>
+            <w:tcW w:type="dxa" w:w="1250"/>
+            <w:shd w:fill="EEF1F6" w:color="auto" w:val="clear"/>
+            <w:tcMar>
+              <w:top w:type="dxa" w:w="60"/>
+              <w:left w:type="dxa" w:w="90"/>
+              <w:bottom w:type="dxa" w:w="60"/>
+              <w:right w:type="dxa" w:w="90"/>
+            </w:tcMar>
+          </w:tcPr>
+          <w:p>
+            <w:pPr>
+              <w:spacing w:after="40"/>
+              <w:jc w:val="left"/>
+            </w:pPr>
+            <w:r>
+              <w:rPr>
+                <w:rFonts w:ascii="Inter" w:cs="Inter" w:eastAsia="Inter" w:hAnsi="Inter"/>
+              </w:rPr>
+              <w:t xml:space="preserve">Août 2027</w:t>
+            </w:r>
+          </w:p>
+        </w:tc>
+        <w:tc>
+          <w:tcPr>
+            <w:tcW w:type="dxa" w:w="1750"/>
+            <w:shd w:fill="EEF1F6" w:color="auto" w:val="clear"/>
+            <w:tcMar>
+              <w:top w:type="dxa" w:w="60"/>
+              <w:left w:type="dxa" w:w="90"/>
+              <w:bottom w:type="dxa" w:w="60"/>
+              <w:right w:type="dxa" w:w="90"/>
+            </w:tcMar>
+          </w:tcPr>
+          <w:p>
+            <w:pPr>
+              <w:spacing w:after="40"/>
+              <w:jc w:val="left"/>
+            </w:pPr>
+            <w:r>
+              <w:rPr>
+                <w:rFonts w:ascii="Inter" w:cs="Inter" w:eastAsia="Inter" w:hAnsi="Inter"/>
+              </w:rPr>
+              <w:t xml:space="preserve">Mardis 3, 10, 17, 31 août</w:t>
             </w:r>
           </w:p>
         </w:tc>
@@ -2816,39 +3345,103 @@
               <w:rPr>
                 <w:rFonts w:ascii="Inter" w:cs="Inter" w:eastAsia="Inter" w:hAnsi="Inter"/>
               </w:rPr>
-              <w:t xml:space="preserve">Information des maîtres d’apprentissage sur les résultats de l’ECF</w:t>
-            </w:r>
-          </w:p>
-        </w:tc>
-        <w:tc>
-          <w:tcPr>
-            <w:tcW w:type="dxa" w:w="1900"/>
-            <w:shd w:fill="EEF1F6" w:color="auto" w:val="clear"/>
-            <w:tcMar>
-              <w:top w:type="dxa" w:w="60"/>
-              <w:left w:type="dxa" w:w="90"/>
-              <w:bottom w:type="dxa" w:w="60"/>
-              <w:right w:type="dxa" w:w="90"/>
-            </w:tcMar>
-          </w:tcPr>
-          <w:p>
-            <w:pPr>
-              <w:spacing w:after="40"/>
-              <w:jc w:val="left"/>
-            </w:pPr>
-            <w:r>
-              <w:rPr>
-                <w:rFonts w:ascii="Inter" w:cs="Inter" w:eastAsia="Inter" w:hAnsi="Inter"/>
-                <w:b/>
-                <w:bCs/>
-              </w:rPr>
-              <w:t xml:space="preserve">Mar. 22 juin 2027</w:t>
-            </w:r>
-            <w:r>
-              <w:rPr>
-                <w:rFonts w:ascii="Inter" w:cs="Inter" w:eastAsia="Inter" w:hAnsi="Inter"/>
-              </w:rPr>
-              <w:t xml:space="preserve"> — Les acteurs qui font naître les entreprises</w:t>
+              <w:t xml:space="preserve">CCP 2 ; bilan collectif de mi-parcours (31 août)</w:t>
+            </w:r>
+          </w:p>
+        </w:tc>
+        <w:tc>
+          <w:tcPr>
+            <w:tcW w:type="dxa" w:w="2450"/>
+            <w:shd w:fill="EEF1F6" w:color="auto" w:val="clear"/>
+            <w:tcMar>
+              <w:top w:type="dxa" w:w="60"/>
+              <w:left w:type="dxa" w:w="90"/>
+              <w:bottom w:type="dxa" w:w="60"/>
+              <w:right w:type="dxa" w:w="90"/>
+            </w:tcMar>
+          </w:tcPr>
+          <w:p>
+            <w:pPr>
+              <w:spacing w:after="40"/>
+              <w:jc w:val="left"/>
+            </w:pPr>
+            <w:r>
+              <w:rPr>
+                <w:rFonts w:ascii="Inter" w:cs="Inter" w:eastAsia="Inter" w:hAnsi="Inter"/>
+                <w:b/>
+                <w:bCs/>
+              </w:rPr>
+              <w:t xml:space="preserve">Entretien trimestriel n° 2</w:t>
+            </w:r>
+            <w:r>
+              <w:rPr>
+                <w:rFonts w:ascii="Inter" w:cs="Inter" w:eastAsia="Inter" w:hAnsi="Inter"/>
+              </w:rPr>
+              <w:t xml:space="preserve"> ; </w:t>
+            </w:r>
+            <w:r>
+              <w:rPr>
+                <w:rFonts w:ascii="Inter" w:cs="Inter" w:eastAsia="Inter" w:hAnsi="Inter"/>
+                <w:b/>
+                <w:bCs/>
+              </w:rPr>
+              <w:t xml:space="preserve">questionnaire de satisfaction de mi-parcours</w:t>
+            </w:r>
+          </w:p>
+        </w:tc>
+        <w:tc>
+          <w:tcPr>
+            <w:tcW w:type="dxa" w:w="2400"/>
+            <w:shd w:fill="EEF1F6" w:color="auto" w:val="clear"/>
+            <w:tcMar>
+              <w:top w:type="dxa" w:w="60"/>
+              <w:left w:type="dxa" w:w="90"/>
+              <w:bottom w:type="dxa" w:w="60"/>
+              <w:right w:type="dxa" w:w="90"/>
+            </w:tcMar>
+          </w:tcPr>
+          <w:p>
+            <w:pPr>
+              <w:spacing w:after="40"/>
+              <w:jc w:val="left"/>
+            </w:pPr>
+            <w:r>
+              <w:rPr>
+                <w:rFonts w:ascii="Inter" w:cs="Inter" w:eastAsia="Inter" w:hAnsi="Inter"/>
+              </w:rPr>
+              <w:t xml:space="preserve">Point téléphonique avec chaque maître d’apprentissage ; lots pour le tournoi</w:t>
+            </w:r>
+          </w:p>
+        </w:tc>
+        <w:tc>
+          <w:tcPr>
+            <w:tcW w:type="dxa" w:w="1950"/>
+            <w:shd w:fill="EEF1F6" w:color="auto" w:val="clear"/>
+            <w:tcMar>
+              <w:top w:type="dxa" w:w="60"/>
+              <w:left w:type="dxa" w:w="90"/>
+              <w:bottom w:type="dxa" w:w="60"/>
+              <w:right w:type="dxa" w:w="90"/>
+            </w:tcMar>
+          </w:tcPr>
+          <w:p>
+            <w:pPr>
+              <w:spacing w:after="40"/>
+              <w:jc w:val="left"/>
+            </w:pPr>
+            <w:r>
+              <w:rPr>
+                <w:rFonts w:ascii="Inter" w:cs="Inter" w:eastAsia="Inter" w:hAnsi="Inter"/>
+                <w:b/>
+                <w:bCs/>
+              </w:rPr>
+              <w:t xml:space="preserve">Mardi 24 août 2027</w:t>
+            </w:r>
+            <w:r>
+              <w:rPr>
+                <w:rFonts w:ascii="Inter" w:cs="Inter" w:eastAsia="Inter" w:hAnsi="Inter"/>
+              </w:rPr>
+              <w:t xml:space="preserve"> — Le tournoi solidaire de la promo</w:t>
             </w:r>
           </w:p>
         </w:tc>
@@ -2874,13 +3467,13 @@
                 <w:b/>
                 <w:bCs/>
               </w:rPr>
-              <w:t xml:space="preserve">Conseil de perfectionnement</w:t>
-            </w:r>
-            <w:r>
-              <w:rPr>
-                <w:rFonts w:ascii="Inter" w:cs="Inter" w:eastAsia="Inter" w:hAnsi="Inter"/>
-              </w:rPr>
-              <w:t xml:space="preserve"> (mardi 29 juin, 16 h 30 – 18 h) avec délégués, employeurs et maîtres d’apprentissage ; sollicitation des intervenants d’août à février</w:t>
+              <w:t xml:space="preserve">Date limite de la demande d’agrément pour l’examen : 21 août 2027</w:t>
+            </w:r>
+            <w:r>
+              <w:rPr>
+                <w:rFonts w:ascii="Inter" w:cs="Inter" w:eastAsia="Inter" w:hAnsi="Inter"/>
+              </w:rPr>
+              <w:t xml:space="preserve"> (6 mois avant la session)</w:t>
             </w:r>
           </w:p>
         </w:tc>
@@ -2891,53 +3484,53 @@
         </w:trPr>
         <w:tc>
           <w:tcPr>
-            <w:tcW w:type="dxa" w:w="1350"/>
-            <w:tcMar>
-              <w:top w:type="dxa" w:w="60"/>
-              <w:left w:type="dxa" w:w="90"/>
-              <w:bottom w:type="dxa" w:w="60"/>
-              <w:right w:type="dxa" w:w="90"/>
-            </w:tcMar>
-          </w:tcPr>
-          <w:p>
-            <w:pPr>
-              <w:spacing w:after="40"/>
-              <w:jc w:val="left"/>
-            </w:pPr>
-            <w:r>
-              <w:rPr>
-                <w:rFonts w:ascii="Inter" w:cs="Inter" w:eastAsia="Inter" w:hAnsi="Inter"/>
-              </w:rPr>
-              <w:t xml:space="preserve">Juillet 2027</w:t>
-            </w:r>
-          </w:p>
-        </w:tc>
-        <w:tc>
-          <w:tcPr>
-            <w:tcW w:type="dxa" w:w="1450"/>
-            <w:tcMar>
-              <w:top w:type="dxa" w:w="60"/>
-              <w:left w:type="dxa" w:w="90"/>
-              <w:bottom w:type="dxa" w:w="60"/>
-              <w:right w:type="dxa" w:w="90"/>
-            </w:tcMar>
-          </w:tcPr>
-          <w:p>
-            <w:pPr>
-              <w:spacing w:after="40"/>
-              <w:jc w:val="left"/>
-            </w:pPr>
-            <w:r>
-              <w:rPr>
-                <w:rFonts w:ascii="Inter" w:cs="Inter" w:eastAsia="Inter" w:hAnsi="Inter"/>
-              </w:rPr>
-              <w:t xml:space="preserve">5 – 9 juillet</w:t>
-            </w:r>
-          </w:p>
-        </w:tc>
-        <w:tc>
-          <w:tcPr>
-            <w:tcW w:type="dxa" w:w="2550"/>
+            <w:tcW w:type="dxa" w:w="1250"/>
+            <w:tcMar>
+              <w:top w:type="dxa" w:w="60"/>
+              <w:left w:type="dxa" w:w="90"/>
+              <w:bottom w:type="dxa" w:w="60"/>
+              <w:right w:type="dxa" w:w="90"/>
+            </w:tcMar>
+          </w:tcPr>
+          <w:p>
+            <w:pPr>
+              <w:spacing w:after="40"/>
+              <w:jc w:val="left"/>
+            </w:pPr>
+            <w:r>
+              <w:rPr>
+                <w:rFonts w:ascii="Inter" w:cs="Inter" w:eastAsia="Inter" w:hAnsi="Inter"/>
+              </w:rPr>
+              <w:t xml:space="preserve">Sept. 2027</w:t>
+            </w:r>
+          </w:p>
+        </w:tc>
+        <w:tc>
+          <w:tcPr>
+            <w:tcW w:type="dxa" w:w="1750"/>
+            <w:tcMar>
+              <w:top w:type="dxa" w:w="60"/>
+              <w:left w:type="dxa" w:w="90"/>
+              <w:bottom w:type="dxa" w:w="60"/>
+              <w:right w:type="dxa" w:w="90"/>
+            </w:tcMar>
+          </w:tcPr>
+          <w:p>
+            <w:pPr>
+              <w:spacing w:after="40"/>
+              <w:jc w:val="left"/>
+            </w:pPr>
+            <w:r>
+              <w:rPr>
+                <w:rFonts w:ascii="Inter" w:cs="Inter" w:eastAsia="Inter" w:hAnsi="Inter"/>
+              </w:rPr>
+              <w:t xml:space="preserve">Mardis 7, 14, 28 septembre</w:t>
+            </w:r>
+          </w:p>
+        </w:tc>
+        <w:tc>
+          <w:tcPr>
+            <w:tcW w:type="dxa" w:w="2450"/>
             <w:tcMar>
               <w:top w:type="dxa" w:w="60"/>
               <w:left w:type="dxa" w:w="90"/>
@@ -2960,29 +3553,6 @@
         </w:tc>
         <w:tc>
           <w:tcPr>
-            <w:tcW w:type="dxa" w:w="2550"/>
-            <w:tcMar>
-              <w:top w:type="dxa" w:w="60"/>
-              <w:left w:type="dxa" w:w="90"/>
-              <w:bottom w:type="dxa" w:w="60"/>
-              <w:right w:type="dxa" w:w="90"/>
-            </w:tcMar>
-          </w:tcPr>
-          <w:p>
-            <w:pPr>
-              <w:spacing w:after="40"/>
-              <w:jc w:val="left"/>
-            </w:pPr>
-            <w:r>
-              <w:rPr>
-                <w:rFonts w:ascii="Inter" w:cs="Inter" w:eastAsia="Inter" w:hAnsi="Inter"/>
-              </w:rPr>
-              <w:t xml:space="preserve">Rappel : congés payés à poser hors des semaines au CFA et des Rendez-vous</w:t>
-            </w:r>
-          </w:p>
-        </w:tc>
-        <w:tc>
-          <w:tcPr>
             <w:tcW w:type="dxa" w:w="2450"/>
             <w:tcMar>
               <w:top w:type="dxa" w:w="60"/>
@@ -3000,38 +3570,69 @@
               <w:rPr>
                 <w:rFonts w:ascii="Inter" w:cs="Inter" w:eastAsia="Inter" w:hAnsi="Inter"/>
               </w:rPr>
-              <w:t xml:space="preserve">Rappel aux employeurs du calendrier et des congés</w:t>
-            </w:r>
-          </w:p>
-        </w:tc>
-        <w:tc>
-          <w:tcPr>
-            <w:tcW w:type="dxa" w:w="1900"/>
-            <w:tcMar>
-              <w:top w:type="dxa" w:w="60"/>
-              <w:left w:type="dxa" w:w="90"/>
-              <w:bottom w:type="dxa" w:w="60"/>
-              <w:right w:type="dxa" w:w="90"/>
-            </w:tcMar>
-          </w:tcPr>
-          <w:p>
-            <w:pPr>
-              <w:spacing w:after="40"/>
-              <w:jc w:val="left"/>
-            </w:pPr>
-            <w:r>
-              <w:rPr>
-                <w:rFonts w:ascii="Inter" w:cs="Inter" w:eastAsia="Inter" w:hAnsi="Inter"/>
-                <w:b/>
-                <w:bCs/>
-              </w:rPr>
-              <w:t xml:space="preserve">Mar. 20 juillet 2027</w:t>
-            </w:r>
-            <w:r>
-              <w:rPr>
-                <w:rFonts w:ascii="Inter" w:cs="Inter" w:eastAsia="Inter" w:hAnsi="Inter"/>
-              </w:rPr>
-              <w:t xml:space="preserve"> — Artiste et entrepreneur</w:t>
+              <w:t xml:space="preserve">Entretien « Et après ? » sur le projet de fin de contrat</w:t>
+            </w:r>
+          </w:p>
+        </w:tc>
+        <w:tc>
+          <w:tcPr>
+            <w:tcW w:type="dxa" w:w="2400"/>
+            <w:tcMar>
+              <w:top w:type="dxa" w:w="60"/>
+              <w:left w:type="dxa" w:w="90"/>
+              <w:bottom w:type="dxa" w:w="60"/>
+              <w:right w:type="dxa" w:w="90"/>
+            </w:tcMar>
+          </w:tcPr>
+          <w:p>
+            <w:pPr>
+              <w:spacing w:after="40"/>
+              <w:jc w:val="left"/>
+            </w:pPr>
+            <w:r>
+              <w:rPr>
+                <w:rFonts w:ascii="Inter" w:cs="Inter" w:eastAsia="Inter" w:hAnsi="Inter"/>
+                <w:b/>
+                <w:bCs/>
+              </w:rPr>
+              <w:t xml:space="preserve">2es visites en entreprise</w:t>
+            </w:r>
+            <w:r>
+              <w:rPr>
+                <w:rFonts w:ascii="Inter" w:cs="Inter" w:eastAsia="Inter" w:hAnsi="Inter"/>
+              </w:rPr>
+              <w:t xml:space="preserve"> ; réunion des maîtres d’apprentissage (mardi 14 septembre, 16 h 30 – 18 h)</w:t>
+            </w:r>
+          </w:p>
+        </w:tc>
+        <w:tc>
+          <w:tcPr>
+            <w:tcW w:type="dxa" w:w="1950"/>
+            <w:tcMar>
+              <w:top w:type="dxa" w:w="60"/>
+              <w:left w:type="dxa" w:w="90"/>
+              <w:bottom w:type="dxa" w:w="60"/>
+              <w:right w:type="dxa" w:w="90"/>
+            </w:tcMar>
+          </w:tcPr>
+          <w:p>
+            <w:pPr>
+              <w:spacing w:after="40"/>
+              <w:jc w:val="left"/>
+            </w:pPr>
+            <w:r>
+              <w:rPr>
+                <w:rFonts w:ascii="Inter" w:cs="Inter" w:eastAsia="Inter" w:hAnsi="Inter"/>
+                <w:b/>
+                <w:bCs/>
+              </w:rPr>
+              <w:t xml:space="preserve">Mardi 21 septembre 2027</w:t>
+            </w:r>
+            <w:r>
+              <w:rPr>
+                <w:rFonts w:ascii="Inter" w:cs="Inter" w:eastAsia="Inter" w:hAnsi="Inter"/>
+              </w:rPr>
+              <w:t xml:space="preserve"> — Financer et lancer son projet</w:t>
             </w:r>
           </w:p>
         </w:tc>
@@ -3053,8 +3654,405 @@
             <w:r>
               <w:rPr>
                 <w:rFonts w:ascii="Inter" w:cs="Inter" w:eastAsia="Inter" w:hAnsi="Inter"/>
-              </w:rPr>
-              <w:t xml:space="preserve">Préparation du questionnaire de mi-parcours</w:t>
+                <w:b/>
+                <w:bCs/>
+              </w:rPr>
+              <w:t xml:space="preserve">Lancement du recrutement de la promotion 2028</w:t>
+            </w:r>
+          </w:p>
+        </w:tc>
+      </w:tr>
+      <w:tr>
+        <w:trPr>
+          <w:cantSplit/>
+        </w:trPr>
+        <w:tc>
+          <w:tcPr>
+            <w:tcW w:type="dxa" w:w="1250"/>
+            <w:shd w:fill="EEF1F6" w:color="auto" w:val="clear"/>
+            <w:tcMar>
+              <w:top w:type="dxa" w:w="60"/>
+              <w:left w:type="dxa" w:w="90"/>
+              <w:bottom w:type="dxa" w:w="60"/>
+              <w:right w:type="dxa" w:w="90"/>
+            </w:tcMar>
+          </w:tcPr>
+          <w:p>
+            <w:pPr>
+              <w:spacing w:after="40"/>
+              <w:jc w:val="left"/>
+            </w:pPr>
+            <w:r>
+              <w:rPr>
+                <w:rFonts w:ascii="Inter" w:cs="Inter" w:eastAsia="Inter" w:hAnsi="Inter"/>
+              </w:rPr>
+              <w:t xml:space="preserve">Oct. 2027</w:t>
+            </w:r>
+          </w:p>
+        </w:tc>
+        <w:tc>
+          <w:tcPr>
+            <w:tcW w:type="dxa" w:w="1750"/>
+            <w:shd w:fill="EEF1F6" w:color="auto" w:val="clear"/>
+            <w:tcMar>
+              <w:top w:type="dxa" w:w="60"/>
+              <w:left w:type="dxa" w:w="90"/>
+              <w:bottom w:type="dxa" w:w="60"/>
+              <w:right w:type="dxa" w:w="90"/>
+            </w:tcMar>
+          </w:tcPr>
+          <w:p>
+            <w:pPr>
+              <w:spacing w:after="40"/>
+              <w:jc w:val="left"/>
+            </w:pPr>
+            <w:r>
+              <w:rPr>
+                <w:rFonts w:ascii="Inter" w:cs="Inter" w:eastAsia="Inter" w:hAnsi="Inter"/>
+              </w:rPr>
+              <w:t xml:space="preserve">Mardis 5, 12, 26 octobre</w:t>
+            </w:r>
+          </w:p>
+        </w:tc>
+        <w:tc>
+          <w:tcPr>
+            <w:tcW w:type="dxa" w:w="2450"/>
+            <w:shd w:fill="EEF1F6" w:color="auto" w:val="clear"/>
+            <w:tcMar>
+              <w:top w:type="dxa" w:w="60"/>
+              <w:left w:type="dxa" w:w="90"/>
+              <w:bottom w:type="dxa" w:w="60"/>
+              <w:right w:type="dxa" w:w="90"/>
+            </w:tcMar>
+          </w:tcPr>
+          <w:p>
+            <w:pPr>
+              <w:spacing w:after="40"/>
+              <w:jc w:val="left"/>
+            </w:pPr>
+            <w:r>
+              <w:rPr>
+                <w:rFonts w:ascii="Inter" w:cs="Inter" w:eastAsia="Inter" w:hAnsi="Inter"/>
+              </w:rPr>
+              <w:t xml:space="preserve">CCP 2 ; </w:t>
+            </w:r>
+            <w:r>
+              <w:rPr>
+                <w:rFonts w:ascii="Inter" w:cs="Inter" w:eastAsia="Inter" w:hAnsi="Inter"/>
+                <w:b/>
+                <w:bCs/>
+              </w:rPr>
+              <w:t xml:space="preserve">ECF du CCP 2</w:t>
+            </w:r>
+            <w:r>
+              <w:rPr>
+                <w:rFonts w:ascii="Inter" w:cs="Inter" w:eastAsia="Inter" w:hAnsi="Inter"/>
+              </w:rPr>
+              <w:t xml:space="preserve"> (mardi 26 octobre) ; activité type 2 du dossier professionnel</w:t>
+            </w:r>
+          </w:p>
+        </w:tc>
+        <w:tc>
+          <w:tcPr>
+            <w:tcW w:type="dxa" w:w="2450"/>
+            <w:shd w:fill="EEF1F6" w:color="auto" w:val="clear"/>
+            <w:tcMar>
+              <w:top w:type="dxa" w:w="60"/>
+              <w:left w:type="dxa" w:w="90"/>
+              <w:bottom w:type="dxa" w:w="60"/>
+              <w:right w:type="dxa" w:w="90"/>
+            </w:tcMar>
+          </w:tcPr>
+          <w:p>
+            <w:pPr>
+              <w:spacing w:after="40"/>
+              <w:jc w:val="left"/>
+            </w:pPr>
+            <w:r>
+              <w:rPr>
+                <w:rFonts w:ascii="Inter" w:cs="Inter" w:eastAsia="Inter" w:hAnsi="Inter"/>
+              </w:rPr>
+              <w:t xml:space="preserve">Retours individuels ; plans de remédiation</w:t>
+            </w:r>
+          </w:p>
+        </w:tc>
+        <w:tc>
+          <w:tcPr>
+            <w:tcW w:type="dxa" w:w="2400"/>
+            <w:shd w:fill="EEF1F6" w:color="auto" w:val="clear"/>
+            <w:tcMar>
+              <w:top w:type="dxa" w:w="60"/>
+              <w:left w:type="dxa" w:w="90"/>
+              <w:bottom w:type="dxa" w:w="60"/>
+              <w:right w:type="dxa" w:w="90"/>
+            </w:tcMar>
+          </w:tcPr>
+          <w:p>
+            <w:pPr>
+              <w:spacing w:after="40"/>
+              <w:jc w:val="left"/>
+            </w:pPr>
+            <w:r>
+              <w:rPr>
+                <w:rFonts w:ascii="Inter" w:cs="Inter" w:eastAsia="Inter" w:hAnsi="Inter"/>
+              </w:rPr>
+              <w:t xml:space="preserve">Point avec chaque employeur sur une éventuelle embauche après le contrat</w:t>
+            </w:r>
+          </w:p>
+        </w:tc>
+        <w:tc>
+          <w:tcPr>
+            <w:tcW w:type="dxa" w:w="1950"/>
+            <w:shd w:fill="EEF1F6" w:color="auto" w:val="clear"/>
+            <w:tcMar>
+              <w:top w:type="dxa" w:w="60"/>
+              <w:left w:type="dxa" w:w="90"/>
+              <w:bottom w:type="dxa" w:w="60"/>
+              <w:right w:type="dxa" w:w="90"/>
+            </w:tcMar>
+          </w:tcPr>
+          <w:p>
+            <w:pPr>
+              <w:spacing w:after="40"/>
+              <w:jc w:val="left"/>
+            </w:pPr>
+            <w:r>
+              <w:rPr>
+                <w:rFonts w:ascii="Inter" w:cs="Inter" w:eastAsia="Inter" w:hAnsi="Inter"/>
+                <w:b/>
+                <w:bCs/>
+              </w:rPr>
+              <w:t xml:space="preserve">Mardi 19 octobre 2027</w:t>
+            </w:r>
+            <w:r>
+              <w:rPr>
+                <w:rFonts w:ascii="Inter" w:cs="Inter" w:eastAsia="Inter" w:hAnsi="Inter"/>
+              </w:rPr>
+              <w:t xml:space="preserve"> — Les fondations d’une entreprise solide</w:t>
+            </w:r>
+          </w:p>
+        </w:tc>
+        <w:tc>
+          <w:tcPr>
+            <w:tcW w:type="dxa" w:w="2320"/>
+            <w:shd w:fill="EEF1F6" w:color="auto" w:val="clear"/>
+            <w:tcMar>
+              <w:top w:type="dxa" w:w="60"/>
+              <w:left w:type="dxa" w:w="90"/>
+              <w:bottom w:type="dxa" w:w="60"/>
+              <w:right w:type="dxa" w:w="90"/>
+            </w:tcMar>
+          </w:tcPr>
+          <w:p>
+            <w:pPr>
+              <w:spacing w:after="40"/>
+              <w:jc w:val="left"/>
+            </w:pPr>
+            <w:r>
+              <w:rPr>
+                <w:rFonts w:ascii="Inter" w:cs="Inter" w:eastAsia="Inter" w:hAnsi="Inter"/>
+              </w:rPr>
+              <w:t xml:space="preserve">Confirmation de la date de session avec la DEETS ; recrutement 2028</w:t>
+            </w:r>
+          </w:p>
+        </w:tc>
+      </w:tr>
+      <w:tr>
+        <w:trPr>
+          <w:cantSplit/>
+        </w:trPr>
+        <w:tc>
+          <w:tcPr>
+            <w:tcW w:type="dxa" w:w="1250"/>
+            <w:tcMar>
+              <w:top w:type="dxa" w:w="60"/>
+              <w:left w:type="dxa" w:w="90"/>
+              <w:bottom w:type="dxa" w:w="60"/>
+              <w:right w:type="dxa" w:w="90"/>
+            </w:tcMar>
+          </w:tcPr>
+          <w:p>
+            <w:pPr>
+              <w:spacing w:after="40"/>
+              <w:jc w:val="left"/>
+            </w:pPr>
+            <w:r>
+              <w:rPr>
+                <w:rFonts w:ascii="Inter" w:cs="Inter" w:eastAsia="Inter" w:hAnsi="Inter"/>
+              </w:rPr>
+              <w:t xml:space="preserve">Nov. 2027</w:t>
+            </w:r>
+          </w:p>
+        </w:tc>
+        <w:tc>
+          <w:tcPr>
+            <w:tcW w:type="dxa" w:w="1750"/>
+            <w:tcMar>
+              <w:top w:type="dxa" w:w="60"/>
+              <w:left w:type="dxa" w:w="90"/>
+              <w:bottom w:type="dxa" w:w="60"/>
+              <w:right w:type="dxa" w:w="90"/>
+            </w:tcMar>
+          </w:tcPr>
+          <w:p>
+            <w:pPr>
+              <w:spacing w:after="40"/>
+              <w:jc w:val="left"/>
+            </w:pPr>
+            <w:r>
+              <w:rPr>
+                <w:rFonts w:ascii="Inter" w:cs="Inter" w:eastAsia="Inter" w:hAnsi="Inter"/>
+              </w:rPr>
+              <w:t xml:space="preserve">Mardis 2, 9, 16, 30 novembre</w:t>
+            </w:r>
+          </w:p>
+        </w:tc>
+        <w:tc>
+          <w:tcPr>
+            <w:tcW w:type="dxa" w:w="2450"/>
+            <w:tcMar>
+              <w:top w:type="dxa" w:w="60"/>
+              <w:left w:type="dxa" w:w="90"/>
+              <w:bottom w:type="dxa" w:w="60"/>
+              <w:right w:type="dxa" w:w="90"/>
+            </w:tcMar>
+          </w:tcPr>
+          <w:p>
+            <w:pPr>
+              <w:spacing w:after="40"/>
+              <w:jc w:val="left"/>
+            </w:pPr>
+            <w:r>
+              <w:rPr>
+                <w:rFonts w:ascii="Inter" w:cs="Inter" w:eastAsia="Inter" w:hAnsi="Inter"/>
+              </w:rPr>
+              <w:t xml:space="preserve">CCP 3 ; module « Esprit d’entreprendre » (mardi 16 novembre)</w:t>
+            </w:r>
+          </w:p>
+        </w:tc>
+        <w:tc>
+          <w:tcPr>
+            <w:tcW w:type="dxa" w:w="2450"/>
+            <w:tcMar>
+              <w:top w:type="dxa" w:w="60"/>
+              <w:left w:type="dxa" w:w="90"/>
+              <w:bottom w:type="dxa" w:w="60"/>
+              <w:right w:type="dxa" w:w="90"/>
+            </w:tcMar>
+          </w:tcPr>
+          <w:p>
+            <w:pPr>
+              <w:spacing w:after="40"/>
+              <w:jc w:val="left"/>
+            </w:pPr>
+            <w:r>
+              <w:rPr>
+                <w:rFonts w:ascii="Inter" w:cs="Inter" w:eastAsia="Inter" w:hAnsi="Inter"/>
+                <w:b/>
+                <w:bCs/>
+              </w:rPr>
+              <w:t xml:space="preserve">Entretien trimestriel n° 3</w:t>
+            </w:r>
+            <w:r>
+              <w:rPr>
+                <w:rFonts w:ascii="Inter" w:cs="Inter" w:eastAsia="Inter" w:hAnsi="Inter"/>
+              </w:rPr>
+              <w:t xml:space="preserve"> ; CV de manager et pitch</w:t>
+            </w:r>
+          </w:p>
+        </w:tc>
+        <w:tc>
+          <w:tcPr>
+            <w:tcW w:type="dxa" w:w="2400"/>
+            <w:tcMar>
+              <w:top w:type="dxa" w:w="60"/>
+              <w:left w:type="dxa" w:w="90"/>
+              <w:bottom w:type="dxa" w:w="60"/>
+              <w:right w:type="dxa" w:w="90"/>
+            </w:tcMar>
+          </w:tcPr>
+          <w:p>
+            <w:pPr>
+              <w:spacing w:after="40"/>
+              <w:jc w:val="left"/>
+            </w:pPr>
+            <w:r>
+              <w:rPr>
+                <w:rFonts w:ascii="Inter" w:cs="Inter" w:eastAsia="Inter" w:hAnsi="Inter"/>
+              </w:rPr>
+              <w:t xml:space="preserve">Invitation au job dating ; </w:t>
+            </w:r>
+            <w:r>
+              <w:rPr>
+                <w:rFonts w:ascii="Inter" w:cs="Inter" w:eastAsia="Inter" w:hAnsi="Inter"/>
+                <w:b/>
+                <w:bCs/>
+              </w:rPr>
+              <w:t xml:space="preserve">rappel : congés de fin d’année hors mardis</w:t>
+            </w:r>
+          </w:p>
+        </w:tc>
+        <w:tc>
+          <w:tcPr>
+            <w:tcW w:type="dxa" w:w="1950"/>
+            <w:tcMar>
+              <w:top w:type="dxa" w:w="60"/>
+              <w:left w:type="dxa" w:w="90"/>
+              <w:bottom w:type="dxa" w:w="60"/>
+              <w:right w:type="dxa" w:w="90"/>
+            </w:tcMar>
+          </w:tcPr>
+          <w:p>
+            <w:pPr>
+              <w:spacing w:after="40"/>
+              <w:jc w:val="left"/>
+            </w:pPr>
+            <w:r>
+              <w:rPr>
+                <w:rFonts w:ascii="Inter" w:cs="Inter" w:eastAsia="Inter" w:hAnsi="Inter"/>
+                <w:b/>
+                <w:bCs/>
+              </w:rPr>
+              <w:t xml:space="preserve">Mardi 23 novembre 2027</w:t>
+            </w:r>
+            <w:r>
+              <w:rPr>
+                <w:rFonts w:ascii="Inter" w:cs="Inter" w:eastAsia="Inter" w:hAnsi="Inter"/>
+              </w:rPr>
+              <w:t xml:space="preserve"> — Cap sur l’emploi</w:t>
+            </w:r>
+          </w:p>
+        </w:tc>
+        <w:tc>
+          <w:tcPr>
+            <w:tcW w:type="dxa" w:w="2320"/>
+            <w:tcMar>
+              <w:top w:type="dxa" w:w="60"/>
+              <w:left w:type="dxa" w:w="90"/>
+              <w:bottom w:type="dxa" w:w="60"/>
+              <w:right w:type="dxa" w:w="90"/>
+            </w:tcMar>
+          </w:tcPr>
+          <w:p>
+            <w:pPr>
+              <w:spacing w:after="40"/>
+              <w:jc w:val="left"/>
+            </w:pPr>
+            <w:r>
+              <w:rPr>
+                <w:rFonts w:ascii="Inter" w:cs="Inter" w:eastAsia="Inter" w:hAnsi="Inter"/>
+              </w:rPr>
+              <w:t xml:space="preserve">Constitution du jury de la session </w:t>
+            </w:r>
+            <w:r>
+              <w:rPr>
+                <w:rFonts w:ascii="Inter" w:cs="Inter" w:eastAsia="Inter" w:hAnsi="Inter"/>
+                <w:b/>
+                <w:bCs/>
+                <w:highlight w:val="yellow"/>
+                <w:highlightCs w:val="yellow"/>
+              </w:rPr>
+              <w:t xml:space="preserve">[selon le règlement des sessions]</w:t>
             </w:r>
           </w:p>
         </w:tc>
@@ -3065,119 +4063,49 @@
         </w:trPr>
         <w:tc>
           <w:tcPr>
-            <w:tcW w:type="dxa" w:w="1350"/>
-            <w:shd w:fill="EEF1F6" w:color="auto" w:val="clear"/>
-            <w:tcMar>
-              <w:top w:type="dxa" w:w="60"/>
-              <w:left w:type="dxa" w:w="90"/>
-              <w:bottom w:type="dxa" w:w="60"/>
-              <w:right w:type="dxa" w:w="90"/>
-            </w:tcMar>
-          </w:tcPr>
-          <w:p>
-            <w:pPr>
-              <w:spacing w:after="40"/>
-              <w:jc w:val="left"/>
-            </w:pPr>
-            <w:r>
-              <w:rPr>
-                <w:rFonts w:ascii="Inter" w:cs="Inter" w:eastAsia="Inter" w:hAnsi="Inter"/>
-              </w:rPr>
-              <w:t xml:space="preserve">Août 2027</w:t>
-            </w:r>
-          </w:p>
-        </w:tc>
-        <w:tc>
-          <w:tcPr>
-            <w:tcW w:type="dxa" w:w="1450"/>
-            <w:shd w:fill="EEF1F6" w:color="auto" w:val="clear"/>
-            <w:tcMar>
-              <w:top w:type="dxa" w:w="60"/>
-              <w:left w:type="dxa" w:w="90"/>
-              <w:bottom w:type="dxa" w:w="60"/>
-              <w:right w:type="dxa" w:w="90"/>
-            </w:tcMar>
-          </w:tcPr>
-          <w:p>
-            <w:pPr>
-              <w:spacing w:after="40"/>
-              <w:jc w:val="left"/>
-            </w:pPr>
-            <w:r>
-              <w:rPr>
-                <w:rFonts w:ascii="Inter" w:cs="Inter" w:eastAsia="Inter" w:hAnsi="Inter"/>
-              </w:rPr>
-              <w:t xml:space="preserve">2 – 6 août</w:t>
-            </w:r>
-          </w:p>
-        </w:tc>
-        <w:tc>
-          <w:tcPr>
-            <w:tcW w:type="dxa" w:w="2550"/>
-            <w:shd w:fill="EEF1F6" w:color="auto" w:val="clear"/>
-            <w:tcMar>
-              <w:top w:type="dxa" w:w="60"/>
-              <w:left w:type="dxa" w:w="90"/>
-              <w:bottom w:type="dxa" w:w="60"/>
-              <w:right w:type="dxa" w:w="90"/>
-            </w:tcMar>
-          </w:tcPr>
-          <w:p>
-            <w:pPr>
-              <w:spacing w:after="40"/>
-              <w:jc w:val="left"/>
-            </w:pPr>
-            <w:r>
-              <w:rPr>
-                <w:rFonts w:ascii="Inter" w:cs="Inter" w:eastAsia="Inter" w:hAnsi="Inter"/>
-              </w:rPr>
-              <w:t xml:space="preserve">CCP 2 ; </w:t>
-            </w:r>
-            <w:r>
-              <w:rPr>
-                <w:rFonts w:ascii="Inter" w:cs="Inter" w:eastAsia="Inter" w:hAnsi="Inter"/>
-                <w:b/>
-                <w:bCs/>
-              </w:rPr>
-              <w:t xml:space="preserve">bilan collectif de mi-parcours</w:t>
-            </w:r>
-            <w:r>
-              <w:rPr>
-                <w:rFonts w:ascii="Inter" w:cs="Inter" w:eastAsia="Inter" w:hAnsi="Inter"/>
-              </w:rPr>
-              <w:t xml:space="preserve"> ; préparation du tournoi solidaire</w:t>
-            </w:r>
-          </w:p>
-        </w:tc>
-        <w:tc>
-          <w:tcPr>
-            <w:tcW w:type="dxa" w:w="2550"/>
-            <w:shd w:fill="EEF1F6" w:color="auto" w:val="clear"/>
-            <w:tcMar>
-              <w:top w:type="dxa" w:w="60"/>
-              <w:left w:type="dxa" w:w="90"/>
-              <w:bottom w:type="dxa" w:w="60"/>
-              <w:right w:type="dxa" w:w="90"/>
-            </w:tcMar>
-          </w:tcPr>
-          <w:p>
-            <w:pPr>
-              <w:spacing w:after="40"/>
-              <w:jc w:val="left"/>
-            </w:pPr>
-            <w:r>
-              <w:rPr>
-                <w:rFonts w:ascii="Inter" w:cs="Inter" w:eastAsia="Inter" w:hAnsi="Inter"/>
-                <w:b/>
-                <w:bCs/>
-              </w:rPr>
-              <w:t xml:space="preserve">Entretien trimestriel n° 2</w:t>
-            </w:r>
-            <w:r>
-              <w:rPr>
-                <w:rFonts w:ascii="Inter" w:cs="Inter" w:eastAsia="Inter" w:hAnsi="Inter"/>
-              </w:rPr>
-              <w:t xml:space="preserve"> ; questionnaire de satisfaction de mi-parcours</w:t>
+            <w:tcW w:type="dxa" w:w="1250"/>
+            <w:shd w:fill="EEF1F6" w:color="auto" w:val="clear"/>
+            <w:tcMar>
+              <w:top w:type="dxa" w:w="60"/>
+              <w:left w:type="dxa" w:w="90"/>
+              <w:bottom w:type="dxa" w:w="60"/>
+              <w:right w:type="dxa" w:w="90"/>
+            </w:tcMar>
+          </w:tcPr>
+          <w:p>
+            <w:pPr>
+              <w:spacing w:after="40"/>
+              <w:jc w:val="left"/>
+            </w:pPr>
+            <w:r>
+              <w:rPr>
+                <w:rFonts w:ascii="Inter" w:cs="Inter" w:eastAsia="Inter" w:hAnsi="Inter"/>
+              </w:rPr>
+              <w:t xml:space="preserve">Déc. 2027</w:t>
+            </w:r>
+          </w:p>
+        </w:tc>
+        <w:tc>
+          <w:tcPr>
+            <w:tcW w:type="dxa" w:w="1750"/>
+            <w:shd w:fill="EEF1F6" w:color="auto" w:val="clear"/>
+            <w:tcMar>
+              <w:top w:type="dxa" w:w="60"/>
+              <w:left w:type="dxa" w:w="90"/>
+              <w:bottom w:type="dxa" w:w="60"/>
+              <w:right w:type="dxa" w:w="90"/>
+            </w:tcMar>
+          </w:tcPr>
+          <w:p>
+            <w:pPr>
+              <w:spacing w:after="40"/>
+              <w:jc w:val="left"/>
+            </w:pPr>
+            <w:r>
+              <w:rPr>
+                <w:rFonts w:ascii="Inter" w:cs="Inter" w:eastAsia="Inter" w:hAnsi="Inter"/>
+              </w:rPr>
+              <w:t xml:space="preserve">Mardis 7, 21, 28 décembre</w:t>
             </w:r>
           </w:p>
         </w:tc>
@@ -3201,39 +4129,87 @@
               <w:rPr>
                 <w:rFonts w:ascii="Inter" w:cs="Inter" w:eastAsia="Inter" w:hAnsi="Inter"/>
               </w:rPr>
-              <w:t xml:space="preserve">Point téléphonique avec chaque maître d’apprentissage ; lots pour le tournoi</w:t>
-            </w:r>
-          </w:p>
-        </w:tc>
-        <w:tc>
-          <w:tcPr>
-            <w:tcW w:type="dxa" w:w="1900"/>
-            <w:shd w:fill="EEF1F6" w:color="auto" w:val="clear"/>
-            <w:tcMar>
-              <w:top w:type="dxa" w:w="60"/>
-              <w:left w:type="dxa" w:w="90"/>
-              <w:bottom w:type="dxa" w:w="60"/>
-              <w:right w:type="dxa" w:w="90"/>
-            </w:tcMar>
-          </w:tcPr>
-          <w:p>
-            <w:pPr>
-              <w:spacing w:after="40"/>
-              <w:jc w:val="left"/>
-            </w:pPr>
-            <w:r>
-              <w:rPr>
-                <w:rFonts w:ascii="Inter" w:cs="Inter" w:eastAsia="Inter" w:hAnsi="Inter"/>
-                <w:b/>
-                <w:bCs/>
-              </w:rPr>
-              <w:t xml:space="preserve">Mar. 24 août 2027</w:t>
-            </w:r>
-            <w:r>
-              <w:rPr>
-                <w:rFonts w:ascii="Inter" w:cs="Inter" w:eastAsia="Inter" w:hAnsi="Inter"/>
-              </w:rPr>
-              <w:t xml:space="preserve"> — Le tournoi solidaire de la promo</w:t>
+              <w:t xml:space="preserve">CCP 3 ; activité type 3 du dossier professionnel</w:t>
+            </w:r>
+          </w:p>
+        </w:tc>
+        <w:tc>
+          <w:tcPr>
+            <w:tcW w:type="dxa" w:w="2450"/>
+            <w:shd w:fill="EEF1F6" w:color="auto" w:val="clear"/>
+            <w:tcMar>
+              <w:top w:type="dxa" w:w="60"/>
+              <w:left w:type="dxa" w:w="90"/>
+              <w:bottom w:type="dxa" w:w="60"/>
+              <w:right w:type="dxa" w:w="90"/>
+            </w:tcMar>
+          </w:tcPr>
+          <w:p>
+            <w:pPr>
+              <w:spacing w:after="40"/>
+              <w:jc w:val="left"/>
+            </w:pPr>
+            <w:r>
+              <w:rPr>
+                <w:rFonts w:ascii="Inter" w:cs="Inter" w:eastAsia="Inter" w:hAnsi="Inter"/>
+              </w:rPr>
+              <w:t xml:space="preserve">Collecte solidaire dans les magasins (1er – 13 décembre)</w:t>
+            </w:r>
+          </w:p>
+        </w:tc>
+        <w:tc>
+          <w:tcPr>
+            <w:tcW w:type="dxa" w:w="2400"/>
+            <w:shd w:fill="EEF1F6" w:color="auto" w:val="clear"/>
+            <w:tcMar>
+              <w:top w:type="dxa" w:w="60"/>
+              <w:left w:type="dxa" w:w="90"/>
+              <w:bottom w:type="dxa" w:w="60"/>
+              <w:right w:type="dxa" w:w="90"/>
+            </w:tcMar>
+          </w:tcPr>
+          <w:p>
+            <w:pPr>
+              <w:spacing w:after="40"/>
+              <w:jc w:val="left"/>
+            </w:pPr>
+            <w:r>
+              <w:rPr>
+                <w:rFonts w:ascii="Inter" w:cs="Inter" w:eastAsia="Inter" w:hAnsi="Inter"/>
+              </w:rPr>
+              <w:t xml:space="preserve">Accord des employeurs pour la collecte</w:t>
+            </w:r>
+          </w:p>
+        </w:tc>
+        <w:tc>
+          <w:tcPr>
+            <w:tcW w:type="dxa" w:w="1950"/>
+            <w:shd w:fill="EEF1F6" w:color="auto" w:val="clear"/>
+            <w:tcMar>
+              <w:top w:type="dxa" w:w="60"/>
+              <w:left w:type="dxa" w:w="90"/>
+              <w:bottom w:type="dxa" w:w="60"/>
+              <w:right w:type="dxa" w:w="90"/>
+            </w:tcMar>
+          </w:tcPr>
+          <w:p>
+            <w:pPr>
+              <w:spacing w:after="40"/>
+              <w:jc w:val="left"/>
+            </w:pPr>
+            <w:r>
+              <w:rPr>
+                <w:rFonts w:ascii="Inter" w:cs="Inter" w:eastAsia="Inter" w:hAnsi="Inter"/>
+                <w:b/>
+                <w:bCs/>
+              </w:rPr>
+              <w:t xml:space="preserve">Mardi 14 décembre 2027</w:t>
+            </w:r>
+            <w:r>
+              <w:rPr>
+                <w:rFonts w:ascii="Inter" w:cs="Inter" w:eastAsia="Inter" w:hAnsi="Inter"/>
+              </w:rPr>
+              <w:t xml:space="preserve"> — Noël solidaire</w:t>
             </w:r>
           </w:p>
         </w:tc>
@@ -3259,209 +4235,21 @@
                 <w:b/>
                 <w:bCs/>
               </w:rPr>
-              <w:t xml:space="preserve">Date limite de dépôt de la demande d’agrément</w:t>
-            </w:r>
-            <w:r>
-              <w:rPr>
-                <w:rFonts w:ascii="Inter" w:cs="Inter" w:eastAsia="Inter" w:hAnsi="Inter"/>
-              </w:rPr>
-              <w:t xml:space="preserve"> (6 mois avant la session) : vérifier que le dossier est déposé</w:t>
-            </w:r>
-          </w:p>
-        </w:tc>
-      </w:tr>
-      <w:tr>
-        <w:trPr>
-          <w:cantSplit/>
-        </w:trPr>
-        <w:tc>
-          <w:tcPr>
-            <w:tcW w:type="dxa" w:w="1350"/>
-            <w:tcMar>
-              <w:top w:type="dxa" w:w="60"/>
-              <w:left w:type="dxa" w:w="90"/>
-              <w:bottom w:type="dxa" w:w="60"/>
-              <w:right w:type="dxa" w:w="90"/>
-            </w:tcMar>
-          </w:tcPr>
-          <w:p>
-            <w:pPr>
-              <w:spacing w:after="40"/>
-              <w:jc w:val="left"/>
-            </w:pPr>
-            <w:r>
-              <w:rPr>
-                <w:rFonts w:ascii="Inter" w:cs="Inter" w:eastAsia="Inter" w:hAnsi="Inter"/>
-              </w:rPr>
-              <w:t xml:space="preserve">Sept. 2027</w:t>
-            </w:r>
-          </w:p>
-        </w:tc>
-        <w:tc>
-          <w:tcPr>
-            <w:tcW w:type="dxa" w:w="1450"/>
-            <w:tcMar>
-              <w:top w:type="dxa" w:w="60"/>
-              <w:left w:type="dxa" w:w="90"/>
-              <w:bottom w:type="dxa" w:w="60"/>
-              <w:right w:type="dxa" w:w="90"/>
-            </w:tcMar>
-          </w:tcPr>
-          <w:p>
-            <w:pPr>
-              <w:spacing w:after="40"/>
-              <w:jc w:val="left"/>
-            </w:pPr>
-            <w:r>
-              <w:rPr>
-                <w:rFonts w:ascii="Inter" w:cs="Inter" w:eastAsia="Inter" w:hAnsi="Inter"/>
-              </w:rPr>
-              <w:t xml:space="preserve">6 – 10 sept.</w:t>
-            </w:r>
-          </w:p>
-        </w:tc>
-        <w:tc>
-          <w:tcPr>
-            <w:tcW w:type="dxa" w:w="2550"/>
-            <w:tcMar>
-              <w:top w:type="dxa" w:w="60"/>
-              <w:left w:type="dxa" w:w="90"/>
-              <w:bottom w:type="dxa" w:w="60"/>
-              <w:right w:type="dxa" w:w="90"/>
-            </w:tcMar>
-          </w:tcPr>
-          <w:p>
-            <w:pPr>
-              <w:spacing w:after="40"/>
-              <w:jc w:val="left"/>
-            </w:pPr>
-            <w:r>
-              <w:rPr>
-                <w:rFonts w:ascii="Inter" w:cs="Inter" w:eastAsia="Inter" w:hAnsi="Inter"/>
-              </w:rPr>
-              <w:t xml:space="preserve">CCP 2</w:t>
-            </w:r>
-          </w:p>
-        </w:tc>
-        <w:tc>
-          <w:tcPr>
-            <w:tcW w:type="dxa" w:w="2550"/>
-            <w:tcMar>
-              <w:top w:type="dxa" w:w="60"/>
-              <w:left w:type="dxa" w:w="90"/>
-              <w:bottom w:type="dxa" w:w="60"/>
-              <w:right w:type="dxa" w:w="90"/>
-            </w:tcMar>
-          </w:tcPr>
-          <w:p>
-            <w:pPr>
-              <w:spacing w:after="40"/>
-              <w:jc w:val="left"/>
-            </w:pPr>
-            <w:r>
-              <w:rPr>
-                <w:rFonts w:ascii="Inter" w:cs="Inter" w:eastAsia="Inter" w:hAnsi="Inter"/>
-              </w:rPr>
-              <w:t xml:space="preserve">Entretien « Et après ? » sur le projet de fin de contrat</w:t>
-            </w:r>
-          </w:p>
-        </w:tc>
-        <w:tc>
-          <w:tcPr>
-            <w:tcW w:type="dxa" w:w="2450"/>
-            <w:tcMar>
-              <w:top w:type="dxa" w:w="60"/>
-              <w:left w:type="dxa" w:w="90"/>
-              <w:bottom w:type="dxa" w:w="60"/>
-              <w:right w:type="dxa" w:w="90"/>
-            </w:tcMar>
-          </w:tcPr>
-          <w:p>
-            <w:pPr>
-              <w:spacing w:after="40"/>
-              <w:jc w:val="left"/>
-            </w:pPr>
-            <w:r>
-              <w:rPr>
-                <w:rFonts w:ascii="Inter" w:cs="Inter" w:eastAsia="Inter" w:hAnsi="Inter"/>
-                <w:b/>
-                <w:bCs/>
-              </w:rPr>
-              <w:t xml:space="preserve">2e visite en entreprise</w:t>
-            </w:r>
-            <w:r>
-              <w:rPr>
-                <w:rFonts w:ascii="Inter" w:cs="Inter" w:eastAsia="Inter" w:hAnsi="Inter"/>
-              </w:rPr>
-              <w:t xml:space="preserve"> ; </w:t>
-            </w:r>
-            <w:r>
-              <w:rPr>
-                <w:rFonts w:ascii="Inter" w:cs="Inter" w:eastAsia="Inter" w:hAnsi="Inter"/>
-                <w:b/>
-                <w:bCs/>
-              </w:rPr>
-              <w:t xml:space="preserve">réunion d’échange des maîtres d’apprentissage</w:t>
-            </w:r>
-            <w:r>
-              <w:rPr>
-                <w:rFonts w:ascii="Inter" w:cs="Inter" w:eastAsia="Inter" w:hAnsi="Inter"/>
-              </w:rPr>
-              <w:t xml:space="preserve"> (mardi 14 septembre)</w:t>
-            </w:r>
-          </w:p>
-        </w:tc>
-        <w:tc>
-          <w:tcPr>
-            <w:tcW w:type="dxa" w:w="1900"/>
-            <w:tcMar>
-              <w:top w:type="dxa" w:w="60"/>
-              <w:left w:type="dxa" w:w="90"/>
-              <w:bottom w:type="dxa" w:w="60"/>
-              <w:right w:type="dxa" w:w="90"/>
-            </w:tcMar>
-          </w:tcPr>
-          <w:p>
-            <w:pPr>
-              <w:spacing w:after="40"/>
-              <w:jc w:val="left"/>
-            </w:pPr>
-            <w:r>
-              <w:rPr>
-                <w:rFonts w:ascii="Inter" w:cs="Inter" w:eastAsia="Inter" w:hAnsi="Inter"/>
-                <w:b/>
-                <w:bCs/>
-              </w:rPr>
-              <w:t xml:space="preserve">Mar. 21 septembre 2027</w:t>
-            </w:r>
-            <w:r>
-              <w:rPr>
-                <w:rFonts w:ascii="Inter" w:cs="Inter" w:eastAsia="Inter" w:hAnsi="Inter"/>
-              </w:rPr>
-              <w:t xml:space="preserve"> — Financer et lancer son projet</w:t>
-            </w:r>
-          </w:p>
-        </w:tc>
-        <w:tc>
-          <w:tcPr>
-            <w:tcW w:type="dxa" w:w="2320"/>
-            <w:tcMar>
-              <w:top w:type="dxa" w:w="60"/>
-              <w:left w:type="dxa" w:w="90"/>
-              <w:bottom w:type="dxa" w:w="60"/>
-              <w:right w:type="dxa" w:w="90"/>
-            </w:tcMar>
-          </w:tcPr>
-          <w:p>
-            <w:pPr>
-              <w:spacing w:after="40"/>
-              <w:jc w:val="left"/>
-            </w:pPr>
-            <w:r>
-              <w:rPr>
-                <w:rFonts w:ascii="Inter" w:cs="Inter" w:eastAsia="Inter" w:hAnsi="Inter"/>
-              </w:rPr>
-              <w:t xml:space="preserve">Lancement du recrutement de la promotion 2028 (réunions d’information, prospection)</w:t>
+              <w:t xml:space="preserve">Conseil de perfectionnement</w:t>
+            </w:r>
+            <w:r>
+              <w:rPr>
+                <w:rFonts w:ascii="Inter" w:cs="Inter" w:eastAsia="Inter" w:hAnsi="Inter"/>
+              </w:rPr>
+              <w:t xml:space="preserve"> (mardi 7 décembre, 16 h 30 – 18 h) ; inscription des candidats à la session ; fin de la fenêtre de l’</w:t>
+            </w:r>
+            <w:r>
+              <w:rPr>
+                <w:rFonts w:ascii="Inter" w:cs="Inter" w:eastAsia="Inter" w:hAnsi="Inter"/>
+                <w:b/>
+                <w:bCs/>
+              </w:rPr>
+              <w:t xml:space="preserve">audit de surveillance Qualiopi</w:t>
             </w:r>
           </w:p>
         </w:tc>
@@ -3472,191 +4260,206 @@
         </w:trPr>
         <w:tc>
           <w:tcPr>
-            <w:tcW w:type="dxa" w:w="1350"/>
-            <w:shd w:fill="EEF1F6" w:color="auto" w:val="clear"/>
-            <w:tcMar>
-              <w:top w:type="dxa" w:w="60"/>
-              <w:left w:type="dxa" w:w="90"/>
-              <w:bottom w:type="dxa" w:w="60"/>
-              <w:right w:type="dxa" w:w="90"/>
-            </w:tcMar>
-          </w:tcPr>
-          <w:p>
-            <w:pPr>
-              <w:spacing w:after="40"/>
-              <w:jc w:val="left"/>
-            </w:pPr>
-            <w:r>
-              <w:rPr>
-                <w:rFonts w:ascii="Inter" w:cs="Inter" w:eastAsia="Inter" w:hAnsi="Inter"/>
-              </w:rPr>
-              <w:t xml:space="preserve">Oct. 2027</w:t>
-            </w:r>
-          </w:p>
-        </w:tc>
-        <w:tc>
-          <w:tcPr>
-            <w:tcW w:type="dxa" w:w="1450"/>
-            <w:shd w:fill="EEF1F6" w:color="auto" w:val="clear"/>
-            <w:tcMar>
-              <w:top w:type="dxa" w:w="60"/>
-              <w:left w:type="dxa" w:w="90"/>
-              <w:bottom w:type="dxa" w:w="60"/>
-              <w:right w:type="dxa" w:w="90"/>
-            </w:tcMar>
-          </w:tcPr>
-          <w:p>
-            <w:pPr>
-              <w:spacing w:after="40"/>
-              <w:jc w:val="left"/>
-            </w:pPr>
-            <w:r>
-              <w:rPr>
-                <w:rFonts w:ascii="Inter" w:cs="Inter" w:eastAsia="Inter" w:hAnsi="Inter"/>
-              </w:rPr>
-              <w:t xml:space="preserve">4 – 8 oct.</w:t>
-            </w:r>
-          </w:p>
-        </w:tc>
-        <w:tc>
-          <w:tcPr>
-            <w:tcW w:type="dxa" w:w="2550"/>
-            <w:shd w:fill="EEF1F6" w:color="auto" w:val="clear"/>
-            <w:tcMar>
-              <w:top w:type="dxa" w:w="60"/>
-              <w:left w:type="dxa" w:w="90"/>
-              <w:bottom w:type="dxa" w:w="60"/>
-              <w:right w:type="dxa" w:w="90"/>
-            </w:tcMar>
-          </w:tcPr>
-          <w:p>
-            <w:pPr>
-              <w:spacing w:after="40"/>
-              <w:jc w:val="left"/>
-            </w:pPr>
-            <w:r>
-              <w:rPr>
-                <w:rFonts w:ascii="Inter" w:cs="Inter" w:eastAsia="Inter" w:hAnsi="Inter"/>
-              </w:rPr>
-              <w:t xml:space="preserve">CCP 2 ; </w:t>
-            </w:r>
-            <w:r>
-              <w:rPr>
-                <w:rFonts w:ascii="Inter" w:cs="Inter" w:eastAsia="Inter" w:hAnsi="Inter"/>
-                <w:b/>
-                <w:bCs/>
-              </w:rPr>
-              <w:t xml:space="preserve">ECF du CCP 2</w:t>
-            </w:r>
-            <w:r>
-              <w:rPr>
-                <w:rFonts w:ascii="Inter" w:cs="Inter" w:eastAsia="Inter" w:hAnsi="Inter"/>
-              </w:rPr>
-              <w:t xml:space="preserve"> (vendredi 8 octobre) ; rédaction de l’activité type 2 du dossier professionnel</w:t>
-            </w:r>
-          </w:p>
-        </w:tc>
-        <w:tc>
-          <w:tcPr>
-            <w:tcW w:type="dxa" w:w="2550"/>
-            <w:shd w:fill="EEF1F6" w:color="auto" w:val="clear"/>
-            <w:tcMar>
-              <w:top w:type="dxa" w:w="60"/>
-              <w:left w:type="dxa" w:w="90"/>
-              <w:bottom w:type="dxa" w:w="60"/>
-              <w:right w:type="dxa" w:w="90"/>
-            </w:tcMar>
-          </w:tcPr>
-          <w:p>
-            <w:pPr>
-              <w:spacing w:after="40"/>
-              <w:jc w:val="left"/>
-            </w:pPr>
-            <w:r>
-              <w:rPr>
-                <w:rFonts w:ascii="Inter" w:cs="Inter" w:eastAsia="Inter" w:hAnsi="Inter"/>
-              </w:rPr>
-              <w:t xml:space="preserve">Retours individuels ; plans de remédiation</w:t>
+            <w:tcW w:type="dxa" w:w="1250"/>
+            <w:tcMar>
+              <w:top w:type="dxa" w:w="60"/>
+              <w:left w:type="dxa" w:w="90"/>
+              <w:bottom w:type="dxa" w:w="60"/>
+              <w:right w:type="dxa" w:w="90"/>
+            </w:tcMar>
+          </w:tcPr>
+          <w:p>
+            <w:pPr>
+              <w:spacing w:after="40"/>
+              <w:jc w:val="left"/>
+            </w:pPr>
+            <w:r>
+              <w:rPr>
+                <w:rFonts w:ascii="Inter" w:cs="Inter" w:eastAsia="Inter" w:hAnsi="Inter"/>
+              </w:rPr>
+              <w:t xml:space="preserve">Janv. 2028</w:t>
+            </w:r>
+          </w:p>
+        </w:tc>
+        <w:tc>
+          <w:tcPr>
+            <w:tcW w:type="dxa" w:w="1750"/>
+            <w:tcMar>
+              <w:top w:type="dxa" w:w="60"/>
+              <w:left w:type="dxa" w:w="90"/>
+              <w:bottom w:type="dxa" w:w="60"/>
+              <w:right w:type="dxa" w:w="90"/>
+            </w:tcMar>
+          </w:tcPr>
+          <w:p>
+            <w:pPr>
+              <w:spacing w:after="40"/>
+              <w:jc w:val="left"/>
+            </w:pPr>
+            <w:r>
+              <w:rPr>
+                <w:rFonts w:ascii="Inter" w:cs="Inter" w:eastAsia="Inter" w:hAnsi="Inter"/>
+              </w:rPr>
+              <w:t xml:space="preserve">Mardis 4, 11 janvier ; semaine intensive du lundi 24 au vendredi 28 janvier</w:t>
             </w:r>
           </w:p>
         </w:tc>
         <w:tc>
           <w:tcPr>
             <w:tcW w:type="dxa" w:w="2450"/>
-            <w:shd w:fill="EEF1F6" w:color="auto" w:val="clear"/>
-            <w:tcMar>
-              <w:top w:type="dxa" w:w="60"/>
-              <w:left w:type="dxa" w:w="90"/>
-              <w:bottom w:type="dxa" w:w="60"/>
-              <w:right w:type="dxa" w:w="90"/>
-            </w:tcMar>
-          </w:tcPr>
-          <w:p>
-            <w:pPr>
-              <w:spacing w:after="40"/>
-              <w:jc w:val="left"/>
-            </w:pPr>
-            <w:r>
-              <w:rPr>
-                <w:rFonts w:ascii="Inter" w:cs="Inter" w:eastAsia="Inter" w:hAnsi="Inter"/>
-              </w:rPr>
-              <w:t xml:space="preserve">Point avec chaque employeur sur une éventuelle embauche à l’issue du contrat</w:t>
-            </w:r>
-          </w:p>
-        </w:tc>
-        <w:tc>
-          <w:tcPr>
-            <w:tcW w:type="dxa" w:w="1900"/>
-            <w:shd w:fill="EEF1F6" w:color="auto" w:val="clear"/>
-            <w:tcMar>
-              <w:top w:type="dxa" w:w="60"/>
-              <w:left w:type="dxa" w:w="90"/>
-              <w:bottom w:type="dxa" w:w="60"/>
-              <w:right w:type="dxa" w:w="90"/>
-            </w:tcMar>
-          </w:tcPr>
-          <w:p>
-            <w:pPr>
-              <w:spacing w:after="40"/>
-              <w:jc w:val="left"/>
-            </w:pPr>
-            <w:r>
-              <w:rPr>
-                <w:rFonts w:ascii="Inter" w:cs="Inter" w:eastAsia="Inter" w:hAnsi="Inter"/>
-                <w:b/>
-                <w:bCs/>
-              </w:rPr>
-              <w:t xml:space="preserve">Mar. 19 octobre 2027</w:t>
-            </w:r>
-            <w:r>
-              <w:rPr>
-                <w:rFonts w:ascii="Inter" w:cs="Inter" w:eastAsia="Inter" w:hAnsi="Inter"/>
-              </w:rPr>
-              <w:t xml:space="preserve"> — Les fondations d’une entreprise solide</w:t>
+            <w:tcMar>
+              <w:top w:type="dxa" w:w="60"/>
+              <w:left w:type="dxa" w:w="90"/>
+              <w:bottom w:type="dxa" w:w="60"/>
+              <w:right w:type="dxa" w:w="90"/>
+            </w:tcMar>
+          </w:tcPr>
+          <w:p>
+            <w:pPr>
+              <w:spacing w:after="40"/>
+              <w:jc w:val="left"/>
+            </w:pPr>
+            <w:r>
+              <w:rPr>
+                <w:rFonts w:ascii="Inter" w:cs="Inter" w:eastAsia="Inter" w:hAnsi="Inter"/>
+              </w:rPr>
+              <w:t xml:space="preserve">CCP 3 ; </w:t>
+            </w:r>
+            <w:r>
+              <w:rPr>
+                <w:rFonts w:ascii="Inter" w:cs="Inter" w:eastAsia="Inter" w:hAnsi="Inter"/>
+                <w:b/>
+                <w:bCs/>
+              </w:rPr>
+              <w:t xml:space="preserve">ECF du CCP 3</w:t>
+            </w:r>
+            <w:r>
+              <w:rPr>
+                <w:rFonts w:ascii="Inter" w:cs="Inter" w:eastAsia="Inter" w:hAnsi="Inter"/>
+              </w:rPr>
+              <w:t xml:space="preserve"> (jeudi 27) ; </w:t>
+            </w:r>
+            <w:r>
+              <w:rPr>
+                <w:rFonts w:ascii="Inter" w:cs="Inter" w:eastAsia="Inter" w:hAnsi="Inter"/>
+                <w:b/>
+                <w:bCs/>
+              </w:rPr>
+              <w:t xml:space="preserve">examen blanc</w:t>
+            </w:r>
+            <w:r>
+              <w:rPr>
+                <w:rFonts w:ascii="Inter" w:cs="Inter" w:eastAsia="Inter" w:hAnsi="Inter"/>
+              </w:rPr>
+              <w:t xml:space="preserve"> (vendredi 28)</w:t>
+            </w:r>
+          </w:p>
+        </w:tc>
+        <w:tc>
+          <w:tcPr>
+            <w:tcW w:type="dxa" w:w="2450"/>
+            <w:tcMar>
+              <w:top w:type="dxa" w:w="60"/>
+              <w:left w:type="dxa" w:w="90"/>
+              <w:bottom w:type="dxa" w:w="60"/>
+              <w:right w:type="dxa" w:w="90"/>
+            </w:tcMar>
+          </w:tcPr>
+          <w:p>
+            <w:pPr>
+              <w:spacing w:after="40"/>
+              <w:jc w:val="left"/>
+            </w:pPr>
+            <w:r>
+              <w:rPr>
+                <w:rFonts w:ascii="Inter" w:cs="Inter" w:eastAsia="Inter" w:hAnsi="Inter"/>
+              </w:rPr>
+              <w:t xml:space="preserve">Plan de révision individuel</w:t>
+            </w:r>
+          </w:p>
+        </w:tc>
+        <w:tc>
+          <w:tcPr>
+            <w:tcW w:type="dxa" w:w="2400"/>
+            <w:tcMar>
+              <w:top w:type="dxa" w:w="60"/>
+              <w:left w:type="dxa" w:w="90"/>
+              <w:bottom w:type="dxa" w:w="60"/>
+              <w:right w:type="dxa" w:w="90"/>
+            </w:tcMar>
+          </w:tcPr>
+          <w:p>
+            <w:pPr>
+              <w:spacing w:after="40"/>
+              <w:jc w:val="left"/>
+            </w:pPr>
+            <w:r>
+              <w:rPr>
+                <w:rFonts w:ascii="Inter" w:cs="Inter" w:eastAsia="Inter" w:hAnsi="Inter"/>
+              </w:rPr>
+              <w:t xml:space="preserve">Réunion des maîtres d’apprentissage (mardi 11 janvier, 16 h 30 – 18 h) ; </w:t>
+            </w:r>
+            <w:r>
+              <w:rPr>
+                <w:rFonts w:ascii="Inter" w:cs="Inter" w:eastAsia="Inter" w:hAnsi="Inter"/>
+                <w:b/>
+                <w:bCs/>
+              </w:rPr>
+              <w:t xml:space="preserve">questionnaire de satisfaction des maîtres d’apprentissage</w:t>
+            </w:r>
+          </w:p>
+        </w:tc>
+        <w:tc>
+          <w:tcPr>
+            <w:tcW w:type="dxa" w:w="1950"/>
+            <w:tcMar>
+              <w:top w:type="dxa" w:w="60"/>
+              <w:left w:type="dxa" w:w="90"/>
+              <w:bottom w:type="dxa" w:w="60"/>
+              <w:right w:type="dxa" w:w="90"/>
+            </w:tcMar>
+          </w:tcPr>
+          <w:p>
+            <w:pPr>
+              <w:spacing w:after="40"/>
+              <w:jc w:val="left"/>
+            </w:pPr>
+            <w:r>
+              <w:rPr>
+                <w:rFonts w:ascii="Inter" w:cs="Inter" w:eastAsia="Inter" w:hAnsi="Inter"/>
+                <w:b/>
+                <w:bCs/>
+              </w:rPr>
+              <w:t xml:space="preserve">Mardi 18 janvier 2028</w:t>
+            </w:r>
+            <w:r>
+              <w:rPr>
+                <w:rFonts w:ascii="Inter" w:cs="Inter" w:eastAsia="Inter" w:hAnsi="Inter"/>
+              </w:rPr>
+              <w:t xml:space="preserve"> — Vis ma vie de directeur</w:t>
             </w:r>
           </w:p>
         </w:tc>
         <w:tc>
           <w:tcPr>
             <w:tcW w:type="dxa" w:w="2320"/>
-            <w:shd w:fill="EEF1F6" w:color="auto" w:val="clear"/>
-            <w:tcMar>
-              <w:top w:type="dxa" w:w="60"/>
-              <w:left w:type="dxa" w:w="90"/>
-              <w:bottom w:type="dxa" w:w="60"/>
-              <w:right w:type="dxa" w:w="90"/>
-            </w:tcMar>
-          </w:tcPr>
-          <w:p>
-            <w:pPr>
-              <w:spacing w:after="40"/>
-              <w:jc w:val="left"/>
-            </w:pPr>
-            <w:r>
-              <w:rPr>
-                <w:rFonts w:ascii="Inter" w:cs="Inter" w:eastAsia="Inter" w:hAnsi="Inter"/>
-              </w:rPr>
-              <w:t xml:space="preserve">Confirmation de la date de session avec la DEETS ; recrutement de la promotion 2028</w:t>
+            <w:tcMar>
+              <w:top w:type="dxa" w:w="60"/>
+              <w:left w:type="dxa" w:w="90"/>
+              <w:bottom w:type="dxa" w:w="60"/>
+              <w:right w:type="dxa" w:w="90"/>
+            </w:tcMar>
+          </w:tcPr>
+          <w:p>
+            <w:pPr>
+              <w:spacing w:after="40"/>
+              <w:jc w:val="left"/>
+            </w:pPr>
+            <w:r>
+              <w:rPr>
+                <w:rFonts w:ascii="Inter" w:cs="Inter" w:eastAsia="Inter" w:hAnsi="Inter"/>
+              </w:rPr>
+              <w:t xml:space="preserve">Livret d’ECF ; convocations à la session</w:t>
             </w:r>
           </w:p>
         </w:tc>
@@ -3667,814 +4470,215 @@
         </w:trPr>
         <w:tc>
           <w:tcPr>
-            <w:tcW w:type="dxa" w:w="1350"/>
-            <w:tcMar>
-              <w:top w:type="dxa" w:w="60"/>
-              <w:left w:type="dxa" w:w="90"/>
-              <w:bottom w:type="dxa" w:w="60"/>
-              <w:right w:type="dxa" w:w="90"/>
-            </w:tcMar>
-          </w:tcPr>
-          <w:p>
-            <w:pPr>
-              <w:spacing w:after="40"/>
-              <w:jc w:val="left"/>
-            </w:pPr>
-            <w:r>
-              <w:rPr>
-                <w:rFonts w:ascii="Inter" w:cs="Inter" w:eastAsia="Inter" w:hAnsi="Inter"/>
-              </w:rPr>
-              <w:t xml:space="preserve">Nov. 2027</w:t>
-            </w:r>
-          </w:p>
-        </w:tc>
-        <w:tc>
-          <w:tcPr>
-            <w:tcW w:type="dxa" w:w="1450"/>
-            <w:tcMar>
-              <w:top w:type="dxa" w:w="60"/>
-              <w:left w:type="dxa" w:w="90"/>
-              <w:bottom w:type="dxa" w:w="60"/>
-              <w:right w:type="dxa" w:w="90"/>
-            </w:tcMar>
-          </w:tcPr>
-          <w:p>
-            <w:pPr>
-              <w:spacing w:after="40"/>
-              <w:jc w:val="left"/>
-            </w:pPr>
-            <w:r>
-              <w:rPr>
-                <w:rFonts w:ascii="Inter" w:cs="Inter" w:eastAsia="Inter" w:hAnsi="Inter"/>
-              </w:rPr>
-              <w:t xml:space="preserve">15 – 19 nov.</w:t>
-            </w:r>
-          </w:p>
-        </w:tc>
-        <w:tc>
-          <w:tcPr>
-            <w:tcW w:type="dxa" w:w="2550"/>
-            <w:tcMar>
-              <w:top w:type="dxa" w:w="60"/>
-              <w:left w:type="dxa" w:w="90"/>
-              <w:bottom w:type="dxa" w:w="60"/>
-              <w:right w:type="dxa" w:w="90"/>
-            </w:tcMar>
-          </w:tcPr>
-          <w:p>
-            <w:pPr>
-              <w:spacing w:after="40"/>
-              <w:jc w:val="left"/>
-            </w:pPr>
-            <w:r>
-              <w:rPr>
-                <w:rFonts w:ascii="Inter" w:cs="Inter" w:eastAsia="Inter" w:hAnsi="Inter"/>
-              </w:rPr>
-              <w:t xml:space="preserve">CCP 3 ; module « Esprit d’entreprendre »</w:t>
-            </w:r>
-          </w:p>
-        </w:tc>
-        <w:tc>
-          <w:tcPr>
-            <w:tcW w:type="dxa" w:w="2550"/>
-            <w:tcMar>
-              <w:top w:type="dxa" w:w="60"/>
-              <w:left w:type="dxa" w:w="90"/>
-              <w:bottom w:type="dxa" w:w="60"/>
-              <w:right w:type="dxa" w:w="90"/>
-            </w:tcMar>
-          </w:tcPr>
-          <w:p>
-            <w:pPr>
-              <w:spacing w:after="40"/>
-              <w:jc w:val="left"/>
-            </w:pPr>
-            <w:r>
-              <w:rPr>
-                <w:rFonts w:ascii="Inter" w:cs="Inter" w:eastAsia="Inter" w:hAnsi="Inter"/>
-                <w:b/>
-                <w:bCs/>
-              </w:rPr>
-              <w:t xml:space="preserve">Entretien trimestriel n° 3</w:t>
-            </w:r>
-            <w:r>
-              <w:rPr>
-                <w:rFonts w:ascii="Inter" w:cs="Inter" w:eastAsia="Inter" w:hAnsi="Inter"/>
-              </w:rPr>
-              <w:t xml:space="preserve"> ; ateliers « valoriser son expérience » (CV de manager, pitch)</w:t>
+            <w:tcW w:type="dxa" w:w="1250"/>
+            <w:shd w:fill="EEF1F6" w:color="auto" w:val="clear"/>
+            <w:tcMar>
+              <w:top w:type="dxa" w:w="60"/>
+              <w:left w:type="dxa" w:w="90"/>
+              <w:bottom w:type="dxa" w:w="60"/>
+              <w:right w:type="dxa" w:w="90"/>
+            </w:tcMar>
+          </w:tcPr>
+          <w:p>
+            <w:pPr>
+              <w:spacing w:after="40"/>
+              <w:jc w:val="left"/>
+            </w:pPr>
+            <w:r>
+              <w:rPr>
+                <w:rFonts w:ascii="Inter" w:cs="Inter" w:eastAsia="Inter" w:hAnsi="Inter"/>
+              </w:rPr>
+              <w:t xml:space="preserve">Févr. 2028</w:t>
+            </w:r>
+          </w:p>
+        </w:tc>
+        <w:tc>
+          <w:tcPr>
+            <w:tcW w:type="dxa" w:w="1750"/>
+            <w:shd w:fill="EEF1F6" w:color="auto" w:val="clear"/>
+            <w:tcMar>
+              <w:top w:type="dxa" w:w="60"/>
+              <w:left w:type="dxa" w:w="90"/>
+              <w:bottom w:type="dxa" w:w="60"/>
+              <w:right w:type="dxa" w:w="90"/>
+            </w:tcMar>
+          </w:tcPr>
+          <w:p>
+            <w:pPr>
+              <w:spacing w:after="40"/>
+              <w:jc w:val="left"/>
+            </w:pPr>
+            <w:r>
+              <w:rPr>
+                <w:rFonts w:ascii="Inter" w:cs="Inter" w:eastAsia="Inter" w:hAnsi="Inter"/>
+              </w:rPr>
+              <w:t xml:space="preserve">Mardis 1er, 15, 22 février ; semaine intensive du lundi 7 au vendredi 11 février</w:t>
             </w:r>
           </w:p>
         </w:tc>
         <w:tc>
           <w:tcPr>
             <w:tcW w:type="dxa" w:w="2450"/>
-            <w:tcMar>
-              <w:top w:type="dxa" w:w="60"/>
-              <w:left w:type="dxa" w:w="90"/>
-              <w:bottom w:type="dxa" w:w="60"/>
-              <w:right w:type="dxa" w:w="90"/>
-            </w:tcMar>
-          </w:tcPr>
-          <w:p>
-            <w:pPr>
-              <w:spacing w:after="40"/>
-              <w:jc w:val="left"/>
-            </w:pPr>
-            <w:r>
-              <w:rPr>
-                <w:rFonts w:ascii="Inter" w:cs="Inter" w:eastAsia="Inter" w:hAnsi="Inter"/>
-              </w:rPr>
-              <w:t xml:space="preserve">Invitation des employeurs au job dating ; point téléphonique avec chaque maître d’apprentissage</w:t>
-            </w:r>
-          </w:p>
-        </w:tc>
-        <w:tc>
-          <w:tcPr>
-            <w:tcW w:type="dxa" w:w="1900"/>
-            <w:tcMar>
-              <w:top w:type="dxa" w:w="60"/>
-              <w:left w:type="dxa" w:w="90"/>
-              <w:bottom w:type="dxa" w:w="60"/>
-              <w:right w:type="dxa" w:w="90"/>
-            </w:tcMar>
-          </w:tcPr>
-          <w:p>
-            <w:pPr>
-              <w:spacing w:after="40"/>
-              <w:jc w:val="left"/>
-            </w:pPr>
-            <w:r>
-              <w:rPr>
-                <w:rFonts w:ascii="Inter" w:cs="Inter" w:eastAsia="Inter" w:hAnsi="Inter"/>
-                <w:b/>
-                <w:bCs/>
-              </w:rPr>
-              <w:t xml:space="preserve">Mar. 23 novembre 2027</w:t>
-            </w:r>
-            <w:r>
-              <w:rPr>
-                <w:rFonts w:ascii="Inter" w:cs="Inter" w:eastAsia="Inter" w:hAnsi="Inter"/>
-              </w:rPr>
-              <w:t xml:space="preserve"> — Cap sur l’emploi</w:t>
+            <w:shd w:fill="EEF1F6" w:color="auto" w:val="clear"/>
+            <w:tcMar>
+              <w:top w:type="dxa" w:w="60"/>
+              <w:left w:type="dxa" w:w="90"/>
+              <w:bottom w:type="dxa" w:w="60"/>
+              <w:right w:type="dxa" w:w="90"/>
+            </w:tcMar>
+          </w:tcPr>
+          <w:p>
+            <w:pPr>
+              <w:spacing w:after="40"/>
+              <w:jc w:val="left"/>
+            </w:pPr>
+            <w:r>
+              <w:rPr>
+                <w:rFonts w:ascii="Inter" w:cs="Inter" w:eastAsia="Inter" w:hAnsi="Inter"/>
+              </w:rPr>
+              <w:t xml:space="preserve">Révisions ; remise des dossiers professionnels (vendredi 11) ; oraux blancs ; </w:t>
+            </w:r>
+            <w:r>
+              <w:rPr>
+                <w:rFonts w:ascii="Inter" w:cs="Inter" w:eastAsia="Inter" w:hAnsi="Inter"/>
+                <w:b/>
+                <w:bCs/>
+              </w:rPr>
+              <w:t xml:space="preserve">session de validation</w:t>
+            </w:r>
+            <w:r>
+              <w:rPr>
+                <w:rFonts w:ascii="Inter" w:cs="Inter" w:eastAsia="Inter" w:hAnsi="Inter"/>
+              </w:rPr>
+              <w:t xml:space="preserve"> (semaine du 21)</w:t>
+            </w:r>
+          </w:p>
+        </w:tc>
+        <w:tc>
+          <w:tcPr>
+            <w:tcW w:type="dxa" w:w="2450"/>
+            <w:shd w:fill="EEF1F6" w:color="auto" w:val="clear"/>
+            <w:tcMar>
+              <w:top w:type="dxa" w:w="60"/>
+              <w:left w:type="dxa" w:w="90"/>
+              <w:bottom w:type="dxa" w:w="60"/>
+              <w:right w:type="dxa" w:w="90"/>
+            </w:tcMar>
+          </w:tcPr>
+          <w:p>
+            <w:pPr>
+              <w:spacing w:after="40"/>
+              <w:jc w:val="left"/>
+            </w:pPr>
+            <w:r>
+              <w:rPr>
+                <w:rFonts w:ascii="Inter" w:cs="Inter" w:eastAsia="Inter" w:hAnsi="Inter"/>
+                <w:b/>
+                <w:bCs/>
+              </w:rPr>
+              <w:t xml:space="preserve">Entretien trimestriel n° 4</w:t>
+            </w:r>
+            <w:r>
+              <w:rPr>
+                <w:rFonts w:ascii="Inter" w:cs="Inter" w:eastAsia="Inter" w:hAnsi="Inter"/>
+              </w:rPr>
+              <w:t xml:space="preserve"> (bilan final) ; </w:t>
+            </w:r>
+            <w:r>
+              <w:rPr>
+                <w:rFonts w:ascii="Inter" w:cs="Inter" w:eastAsia="Inter" w:hAnsi="Inter"/>
+                <w:b/>
+                <w:bCs/>
+              </w:rPr>
+              <w:t xml:space="preserve">questionnaire de fin de formation</w:t>
+            </w:r>
+          </w:p>
+        </w:tc>
+        <w:tc>
+          <w:tcPr>
+            <w:tcW w:type="dxa" w:w="2400"/>
+            <w:shd w:fill="EEF1F6" w:color="auto" w:val="clear"/>
+            <w:tcMar>
+              <w:top w:type="dxa" w:w="60"/>
+              <w:left w:type="dxa" w:w="90"/>
+              <w:bottom w:type="dxa" w:w="60"/>
+              <w:right w:type="dxa" w:w="90"/>
+            </w:tcMar>
+          </w:tcPr>
+          <w:p>
+            <w:pPr>
+              <w:spacing w:after="40"/>
+              <w:jc w:val="left"/>
+            </w:pPr>
+            <w:r>
+              <w:rPr>
+                <w:rFonts w:ascii="Inter" w:cs="Inter" w:eastAsia="Inter" w:hAnsi="Inter"/>
+                <w:b/>
+                <w:bCs/>
+              </w:rPr>
+              <w:t xml:space="preserve">Questionnaire de satisfaction des employeurs</w:t>
+            </w:r>
+            <w:r>
+              <w:rPr>
+                <w:rFonts w:ascii="Inter" w:cs="Inter" w:eastAsia="Inter" w:hAnsi="Inter"/>
+              </w:rPr>
+              <w:t xml:space="preserve"> ; fin des contrats le 29 février</w:t>
+            </w:r>
+          </w:p>
+        </w:tc>
+        <w:tc>
+          <w:tcPr>
+            <w:tcW w:type="dxa" w:w="1950"/>
+            <w:shd w:fill="EEF1F6" w:color="auto" w:val="clear"/>
+            <w:tcMar>
+              <w:top w:type="dxa" w:w="60"/>
+              <w:left w:type="dxa" w:w="90"/>
+              <w:bottom w:type="dxa" w:w="60"/>
+              <w:right w:type="dxa" w:w="90"/>
+            </w:tcMar>
+          </w:tcPr>
+          <w:p>
+            <w:pPr>
+              <w:spacing w:after="40"/>
+              <w:jc w:val="left"/>
+            </w:pPr>
+            <w:r>
+              <w:rPr>
+                <w:rFonts w:ascii="Inter" w:cs="Inter" w:eastAsia="Inter" w:hAnsi="Inter"/>
+                <w:b/>
+                <w:bCs/>
+              </w:rPr>
+              <w:t xml:space="preserve">Mardi 29 février 2028</w:t>
+            </w:r>
+            <w:r>
+              <w:rPr>
+                <w:rFonts w:ascii="Inter" w:cs="Inter" w:eastAsia="Inter" w:hAnsi="Inter"/>
+              </w:rPr>
+              <w:t xml:space="preserve"> — Les talents MEM 2027-2028</w:t>
             </w:r>
           </w:p>
         </w:tc>
         <w:tc>
           <w:tcPr>
             <w:tcW w:type="dxa" w:w="2320"/>
-            <w:tcMar>
-              <w:top w:type="dxa" w:w="60"/>
-              <w:left w:type="dxa" w:w="90"/>
-              <w:bottom w:type="dxa" w:w="60"/>
-              <w:right w:type="dxa" w:w="90"/>
-            </w:tcMar>
-          </w:tcPr>
-          <w:p>
-            <w:pPr>
-              <w:spacing w:after="40"/>
-              <w:jc w:val="left"/>
-            </w:pPr>
-            <w:r>
-              <w:rPr>
-                <w:rFonts w:ascii="Inter" w:cs="Inter" w:eastAsia="Inter" w:hAnsi="Inter"/>
-              </w:rPr>
-              <w:t xml:space="preserve">Constitution du jury de la session selon le règlement des sessions </w:t>
-            </w:r>
-            <w:r>
-              <w:rPr>
-                <w:rFonts w:ascii="Inter" w:cs="Inter" w:eastAsia="Inter" w:hAnsi="Inter"/>
-                <w:b/>
-                <w:bCs/>
-                <w:highlight w:val="yellow"/>
-                <w:highlightCs w:val="yellow"/>
-              </w:rPr>
-              <w:t xml:space="preserve">[à confirmer avec la DEETS]</w:t>
-            </w:r>
-          </w:p>
-        </w:tc>
-      </w:tr>
-      <w:tr>
-        <w:trPr>
-          <w:cantSplit/>
-        </w:trPr>
-        <w:tc>
-          <w:tcPr>
-            <w:tcW w:type="dxa" w:w="1350"/>
-            <w:shd w:fill="EEF1F6" w:color="auto" w:val="clear"/>
-            <w:tcMar>
-              <w:top w:type="dxa" w:w="60"/>
-              <w:left w:type="dxa" w:w="90"/>
-              <w:bottom w:type="dxa" w:w="60"/>
-              <w:right w:type="dxa" w:w="90"/>
-            </w:tcMar>
-          </w:tcPr>
-          <w:p>
-            <w:pPr>
-              <w:spacing w:after="40"/>
-              <w:jc w:val="left"/>
-            </w:pPr>
-            <w:r>
-              <w:rPr>
-                <w:rFonts w:ascii="Inter" w:cs="Inter" w:eastAsia="Inter" w:hAnsi="Inter"/>
-              </w:rPr>
-              <w:t xml:space="preserve">Déc. 2027</w:t>
-            </w:r>
-          </w:p>
-        </w:tc>
-        <w:tc>
-          <w:tcPr>
-            <w:tcW w:type="dxa" w:w="1450"/>
-            <w:shd w:fill="EEF1F6" w:color="auto" w:val="clear"/>
-            <w:tcMar>
-              <w:top w:type="dxa" w:w="60"/>
-              <w:left w:type="dxa" w:w="90"/>
-              <w:bottom w:type="dxa" w:w="60"/>
-              <w:right w:type="dxa" w:w="90"/>
-            </w:tcMar>
-          </w:tcPr>
-          <w:p>
-            <w:pPr>
-              <w:spacing w:after="40"/>
-              <w:jc w:val="left"/>
-            </w:pPr>
-            <w:r>
-              <w:rPr>
-                <w:rFonts w:ascii="Inter" w:cs="Inter" w:eastAsia="Inter" w:hAnsi="Inter"/>
-              </w:rPr>
-              <w:t xml:space="preserve">6 – 10 déc.</w:t>
-            </w:r>
-          </w:p>
-        </w:tc>
-        <w:tc>
-          <w:tcPr>
-            <w:tcW w:type="dxa" w:w="2550"/>
-            <w:shd w:fill="EEF1F6" w:color="auto" w:val="clear"/>
-            <w:tcMar>
-              <w:top w:type="dxa" w:w="60"/>
-              <w:left w:type="dxa" w:w="90"/>
-              <w:bottom w:type="dxa" w:w="60"/>
-              <w:right w:type="dxa" w:w="90"/>
-            </w:tcMar>
-          </w:tcPr>
-          <w:p>
-            <w:pPr>
-              <w:spacing w:after="40"/>
-              <w:jc w:val="left"/>
-            </w:pPr>
-            <w:r>
-              <w:rPr>
-                <w:rFonts w:ascii="Inter" w:cs="Inter" w:eastAsia="Inter" w:hAnsi="Inter"/>
-              </w:rPr>
-              <w:t xml:space="preserve">CCP 3 ; rédaction de l’activité type 3 du dossier professionnel</w:t>
-            </w:r>
-          </w:p>
-        </w:tc>
-        <w:tc>
-          <w:tcPr>
-            <w:tcW w:type="dxa" w:w="2550"/>
-            <w:shd w:fill="EEF1F6" w:color="auto" w:val="clear"/>
-            <w:tcMar>
-              <w:top w:type="dxa" w:w="60"/>
-              <w:left w:type="dxa" w:w="90"/>
-              <w:bottom w:type="dxa" w:w="60"/>
-              <w:right w:type="dxa" w:w="90"/>
-            </w:tcMar>
-          </w:tcPr>
-          <w:p>
-            <w:pPr>
-              <w:spacing w:after="40"/>
-              <w:jc w:val="left"/>
-            </w:pPr>
-            <w:r>
-              <w:rPr>
-                <w:rFonts w:ascii="Inter" w:cs="Inter" w:eastAsia="Inter" w:hAnsi="Inter"/>
-              </w:rPr>
-              <w:t xml:space="preserve">Collecte solidaire dans les magasins (1er – 15 décembre)</w:t>
-            </w:r>
-          </w:p>
-        </w:tc>
-        <w:tc>
-          <w:tcPr>
-            <w:tcW w:type="dxa" w:w="2450"/>
-            <w:shd w:fill="EEF1F6" w:color="auto" w:val="clear"/>
-            <w:tcMar>
-              <w:top w:type="dxa" w:w="60"/>
-              <w:left w:type="dxa" w:w="90"/>
-              <w:bottom w:type="dxa" w:w="60"/>
-              <w:right w:type="dxa" w:w="90"/>
-            </w:tcMar>
-          </w:tcPr>
-          <w:p>
-            <w:pPr>
-              <w:spacing w:after="40"/>
-              <w:jc w:val="left"/>
-            </w:pPr>
-            <w:r>
-              <w:rPr>
-                <w:rFonts w:ascii="Inter" w:cs="Inter" w:eastAsia="Inter" w:hAnsi="Inter"/>
-              </w:rPr>
-              <w:t xml:space="preserve">Accord des employeurs pour la collecte en magasin</w:t>
-            </w:r>
-          </w:p>
-        </w:tc>
-        <w:tc>
-          <w:tcPr>
-            <w:tcW w:type="dxa" w:w="1900"/>
-            <w:shd w:fill="EEF1F6" w:color="auto" w:val="clear"/>
-            <w:tcMar>
-              <w:top w:type="dxa" w:w="60"/>
-              <w:left w:type="dxa" w:w="90"/>
-              <w:bottom w:type="dxa" w:w="60"/>
-              <w:right w:type="dxa" w:w="90"/>
-            </w:tcMar>
-          </w:tcPr>
-          <w:p>
-            <w:pPr>
-              <w:spacing w:after="40"/>
-              <w:jc w:val="left"/>
-            </w:pPr>
-            <w:r>
-              <w:rPr>
-                <w:rFonts w:ascii="Inter" w:cs="Inter" w:eastAsia="Inter" w:hAnsi="Inter"/>
-                <w:b/>
-                <w:bCs/>
-              </w:rPr>
-              <w:t xml:space="preserve">Mar. 14 décembre 2027</w:t>
-            </w:r>
-            <w:r>
-              <w:rPr>
-                <w:rFonts w:ascii="Inter" w:cs="Inter" w:eastAsia="Inter" w:hAnsi="Inter"/>
-              </w:rPr>
-              <w:t xml:space="preserve"> — Noël solidaire</w:t>
-            </w:r>
-          </w:p>
-        </w:tc>
-        <w:tc>
-          <w:tcPr>
-            <w:tcW w:type="dxa" w:w="2320"/>
-            <w:shd w:fill="EEF1F6" w:color="auto" w:val="clear"/>
-            <w:tcMar>
-              <w:top w:type="dxa" w:w="60"/>
-              <w:left w:type="dxa" w:w="90"/>
-              <w:bottom w:type="dxa" w:w="60"/>
-              <w:right w:type="dxa" w:w="90"/>
-            </w:tcMar>
-          </w:tcPr>
-          <w:p>
-            <w:pPr>
-              <w:spacing w:after="40"/>
-              <w:jc w:val="left"/>
-            </w:pPr>
-            <w:r>
-              <w:rPr>
-                <w:rFonts w:ascii="Inter" w:cs="Inter" w:eastAsia="Inter" w:hAnsi="Inter"/>
-                <w:b/>
-                <w:bCs/>
-              </w:rPr>
-              <w:t xml:space="preserve">Conseil de perfectionnement</w:t>
-            </w:r>
-            <w:r>
-              <w:rPr>
-                <w:rFonts w:ascii="Inter" w:cs="Inter" w:eastAsia="Inter" w:hAnsi="Inter"/>
-              </w:rPr>
-              <w:t xml:space="preserve"> (mardi 7 décembre, 16 h 30 – 18 h) ; inscription des candidats à la session </w:t>
-            </w:r>
-            <w:r>
-              <w:rPr>
-                <w:rFonts w:ascii="Inter" w:cs="Inter" w:eastAsia="Inter" w:hAnsi="Inter"/>
-                <w:b/>
-                <w:bCs/>
-                <w:highlight w:val="yellow"/>
-                <w:highlightCs w:val="yellow"/>
-              </w:rPr>
-              <w:t xml:space="preserve">[délai à confirmer]</w:t>
-            </w:r>
-          </w:p>
-        </w:tc>
-      </w:tr>
-      <w:tr>
-        <w:trPr>
-          <w:cantSplit/>
-        </w:trPr>
-        <w:tc>
-          <w:tcPr>
-            <w:tcW w:type="dxa" w:w="1350"/>
-            <w:tcMar>
-              <w:top w:type="dxa" w:w="60"/>
-              <w:left w:type="dxa" w:w="90"/>
-              <w:bottom w:type="dxa" w:w="60"/>
-              <w:right w:type="dxa" w:w="90"/>
-            </w:tcMar>
-          </w:tcPr>
-          <w:p>
-            <w:pPr>
-              <w:spacing w:after="40"/>
-              <w:jc w:val="left"/>
-            </w:pPr>
-            <w:r>
-              <w:rPr>
-                <w:rFonts w:ascii="Inter" w:cs="Inter" w:eastAsia="Inter" w:hAnsi="Inter"/>
-              </w:rPr>
-              <w:t xml:space="preserve">Janvier 2028</w:t>
-            </w:r>
-          </w:p>
-        </w:tc>
-        <w:tc>
-          <w:tcPr>
-            <w:tcW w:type="dxa" w:w="1450"/>
-            <w:tcMar>
-              <w:top w:type="dxa" w:w="60"/>
-              <w:left w:type="dxa" w:w="90"/>
-              <w:bottom w:type="dxa" w:w="60"/>
-              <w:right w:type="dxa" w:w="90"/>
-            </w:tcMar>
-          </w:tcPr>
-          <w:p>
-            <w:pPr>
-              <w:spacing w:after="40"/>
-              <w:jc w:val="left"/>
-            </w:pPr>
-            <w:r>
-              <w:rPr>
-                <w:rFonts w:ascii="Inter" w:cs="Inter" w:eastAsia="Inter" w:hAnsi="Inter"/>
-              </w:rPr>
-              <w:t xml:space="preserve">10 – 14 janv.</w:t>
-            </w:r>
-          </w:p>
-        </w:tc>
-        <w:tc>
-          <w:tcPr>
-            <w:tcW w:type="dxa" w:w="2550"/>
-            <w:tcMar>
-              <w:top w:type="dxa" w:w="60"/>
-              <w:left w:type="dxa" w:w="90"/>
-              <w:bottom w:type="dxa" w:w="60"/>
-              <w:right w:type="dxa" w:w="90"/>
-            </w:tcMar>
-          </w:tcPr>
-          <w:p>
-            <w:pPr>
-              <w:spacing w:after="40"/>
-              <w:jc w:val="left"/>
-            </w:pPr>
-            <w:r>
-              <w:rPr>
-                <w:rFonts w:ascii="Inter" w:cs="Inter" w:eastAsia="Inter" w:hAnsi="Inter"/>
-              </w:rPr>
-              <w:t xml:space="preserve">CCP 3 ; </w:t>
-            </w:r>
-            <w:r>
-              <w:rPr>
-                <w:rFonts w:ascii="Inter" w:cs="Inter" w:eastAsia="Inter" w:hAnsi="Inter"/>
-                <w:b/>
-                <w:bCs/>
-              </w:rPr>
-              <w:t xml:space="preserve">ECF du CCP 3</w:t>
-            </w:r>
-            <w:r>
-              <w:rPr>
-                <w:rFonts w:ascii="Inter" w:cs="Inter" w:eastAsia="Inter" w:hAnsi="Inter"/>
-              </w:rPr>
-              <w:t xml:space="preserve"> (jeudi 13 janvier) ; </w:t>
-            </w:r>
-            <w:r>
-              <w:rPr>
-                <w:rFonts w:ascii="Inter" w:cs="Inter" w:eastAsia="Inter" w:hAnsi="Inter"/>
-                <w:b/>
-                <w:bCs/>
-              </w:rPr>
-              <w:t xml:space="preserve">examen blanc</w:t>
-            </w:r>
-            <w:r>
-              <w:rPr>
-                <w:rFonts w:ascii="Inter" w:cs="Inter" w:eastAsia="Inter" w:hAnsi="Inter"/>
-              </w:rPr>
-              <w:t xml:space="preserve"> (vendredi 14 janvier)</w:t>
-            </w:r>
-          </w:p>
-        </w:tc>
-        <w:tc>
-          <w:tcPr>
-            <w:tcW w:type="dxa" w:w="2550"/>
-            <w:tcMar>
-              <w:top w:type="dxa" w:w="60"/>
-              <w:left w:type="dxa" w:w="90"/>
-              <w:bottom w:type="dxa" w:w="60"/>
-              <w:right w:type="dxa" w:w="90"/>
-            </w:tcMar>
-          </w:tcPr>
-          <w:p>
-            <w:pPr>
-              <w:spacing w:after="40"/>
-              <w:jc w:val="left"/>
-            </w:pPr>
-            <w:r>
-              <w:rPr>
-                <w:rFonts w:ascii="Inter" w:cs="Inter" w:eastAsia="Inter" w:hAnsi="Inter"/>
-              </w:rPr>
-              <w:t xml:space="preserve">Plan de révision individuel</w:t>
-            </w:r>
-          </w:p>
-        </w:tc>
-        <w:tc>
-          <w:tcPr>
-            <w:tcW w:type="dxa" w:w="2450"/>
-            <w:tcMar>
-              <w:top w:type="dxa" w:w="60"/>
-              <w:left w:type="dxa" w:w="90"/>
-              <w:bottom w:type="dxa" w:w="60"/>
-              <w:right w:type="dxa" w:w="90"/>
-            </w:tcMar>
-          </w:tcPr>
-          <w:p>
-            <w:pPr>
-              <w:spacing w:after="40"/>
-              <w:jc w:val="left"/>
-            </w:pPr>
-            <w:r>
-              <w:rPr>
-                <w:rFonts w:ascii="Inter" w:cs="Inter" w:eastAsia="Inter" w:hAnsi="Inter"/>
-                <w:b/>
-                <w:bCs/>
-              </w:rPr>
-              <w:t xml:space="preserve">Réunion des maîtres d’apprentissage</w:t>
-            </w:r>
-            <w:r>
-              <w:rPr>
-                <w:rFonts w:ascii="Inter" w:cs="Inter" w:eastAsia="Inter" w:hAnsi="Inter"/>
-              </w:rPr>
-              <w:t xml:space="preserve"> (mardi 11 janvier) ; questionnaire de satisfaction des maîtres d’apprentissage</w:t>
-            </w:r>
-          </w:p>
-        </w:tc>
-        <w:tc>
-          <w:tcPr>
-            <w:tcW w:type="dxa" w:w="1900"/>
-            <w:tcMar>
-              <w:top w:type="dxa" w:w="60"/>
-              <w:left w:type="dxa" w:w="90"/>
-              <w:bottom w:type="dxa" w:w="60"/>
-              <w:right w:type="dxa" w:w="90"/>
-            </w:tcMar>
-          </w:tcPr>
-          <w:p>
-            <w:pPr>
-              <w:spacing w:after="40"/>
-              <w:jc w:val="left"/>
-            </w:pPr>
-            <w:r>
-              <w:rPr>
-                <w:rFonts w:ascii="Inter" w:cs="Inter" w:eastAsia="Inter" w:hAnsi="Inter"/>
-                <w:b/>
-                <w:bCs/>
-              </w:rPr>
-              <w:t xml:space="preserve">Mar. 18 janvier 2028</w:t>
-            </w:r>
-            <w:r>
-              <w:rPr>
-                <w:rFonts w:ascii="Inter" w:cs="Inter" w:eastAsia="Inter" w:hAnsi="Inter"/>
-              </w:rPr>
-              <w:t xml:space="preserve"> — Vis ma vie de directeur</w:t>
-            </w:r>
-          </w:p>
-        </w:tc>
-        <w:tc>
-          <w:tcPr>
-            <w:tcW w:type="dxa" w:w="2320"/>
-            <w:tcMar>
-              <w:top w:type="dxa" w:w="60"/>
-              <w:left w:type="dxa" w:w="90"/>
-              <w:bottom w:type="dxa" w:w="60"/>
-              <w:right w:type="dxa" w:w="90"/>
-            </w:tcMar>
-          </w:tcPr>
-          <w:p>
-            <w:pPr>
-              <w:spacing w:after="40"/>
-              <w:jc w:val="left"/>
-            </w:pPr>
-            <w:r>
-              <w:rPr>
-                <w:rFonts w:ascii="Inter" w:cs="Inter" w:eastAsia="Inter" w:hAnsi="Inter"/>
-              </w:rPr>
-              <w:t xml:space="preserve">Livret d’ECF complété ; convocations à la session</w:t>
-            </w:r>
-          </w:p>
-        </w:tc>
-      </w:tr>
-      <w:tr>
-        <w:trPr>
-          <w:cantSplit w:val="false"/>
-        </w:trPr>
-        <w:tc>
-          <w:tcPr>
-            <w:tcW w:type="dxa" w:w="1350"/>
-            <w:shd w:fill="EEF1F6" w:color="auto" w:val="clear"/>
-            <w:tcMar>
-              <w:top w:type="dxa" w:w="60"/>
-              <w:left w:type="dxa" w:w="90"/>
-              <w:bottom w:type="dxa" w:w="60"/>
-              <w:right w:type="dxa" w:w="90"/>
-            </w:tcMar>
-          </w:tcPr>
-          <w:p>
-            <w:pPr>
-              <w:spacing w:after="40"/>
-              <w:jc w:val="left"/>
-            </w:pPr>
-            <w:r>
-              <w:rPr>
-                <w:rFonts w:ascii="Inter" w:cs="Inter" w:eastAsia="Inter" w:hAnsi="Inter"/>
-              </w:rPr>
-              <w:t xml:space="preserve">Février 2028</w:t>
-            </w:r>
-          </w:p>
-        </w:tc>
-        <w:tc>
-          <w:tcPr>
-            <w:tcW w:type="dxa" w:w="1450"/>
-            <w:shd w:fill="EEF1F6" w:color="auto" w:val="clear"/>
-            <w:tcMar>
-              <w:top w:type="dxa" w:w="60"/>
-              <w:left w:type="dxa" w:w="90"/>
-              <w:bottom w:type="dxa" w:w="60"/>
-              <w:right w:type="dxa" w:w="90"/>
-            </w:tcMar>
-          </w:tcPr>
-          <w:p>
-            <w:pPr>
-              <w:spacing w:after="40"/>
-              <w:jc w:val="left"/>
-            </w:pPr>
-            <w:r>
-              <w:rPr>
-                <w:rFonts w:ascii="Inter" w:cs="Inter" w:eastAsia="Inter" w:hAnsi="Inter"/>
-              </w:rPr>
-              <w:t xml:space="preserve">7 – 11 févr.</w:t>
-            </w:r>
-          </w:p>
-        </w:tc>
-        <w:tc>
-          <w:tcPr>
-            <w:tcW w:type="dxa" w:w="2550"/>
-            <w:shd w:fill="EEF1F6" w:color="auto" w:val="clear"/>
-            <w:tcMar>
-              <w:top w:type="dxa" w:w="60"/>
-              <w:left w:type="dxa" w:w="90"/>
-              <w:bottom w:type="dxa" w:w="60"/>
-              <w:right w:type="dxa" w:w="90"/>
-            </w:tcMar>
-          </w:tcPr>
-          <w:p>
-            <w:pPr>
-              <w:spacing w:after="40"/>
-              <w:jc w:val="left"/>
-            </w:pPr>
-            <w:r>
-              <w:rPr>
-                <w:rFonts w:ascii="Inter" w:cs="Inter" w:eastAsia="Inter" w:hAnsi="Inter"/>
-              </w:rPr>
-              <w:t xml:space="preserve">Révisions ; </w:t>
-            </w:r>
-            <w:r>
-              <w:rPr>
-                <w:rFonts w:ascii="Inter" w:cs="Inter" w:eastAsia="Inter" w:hAnsi="Inter"/>
-                <w:b/>
-                <w:bCs/>
-              </w:rPr>
-              <w:t xml:space="preserve">remise du dossier professionnel</w:t>
-            </w:r>
-            <w:r>
-              <w:rPr>
-                <w:rFonts w:ascii="Inter" w:cs="Inter" w:eastAsia="Inter" w:hAnsi="Inter"/>
-              </w:rPr>
-              <w:t xml:space="preserve"> (vendredi 11 février) ; préparation à l’entretien avec le jury</w:t>
-            </w:r>
-          </w:p>
-        </w:tc>
-        <w:tc>
-          <w:tcPr>
-            <w:tcW w:type="dxa" w:w="2550"/>
-            <w:shd w:fill="EEF1F6" w:color="auto" w:val="clear"/>
-            <w:tcMar>
-              <w:top w:type="dxa" w:w="60"/>
-              <w:left w:type="dxa" w:w="90"/>
-              <w:bottom w:type="dxa" w:w="60"/>
-              <w:right w:type="dxa" w:w="90"/>
-            </w:tcMar>
-          </w:tcPr>
-          <w:p>
-            <w:pPr>
-              <w:spacing w:after="40"/>
-              <w:jc w:val="left"/>
-            </w:pPr>
-            <w:r>
-              <w:rPr>
-                <w:rFonts w:ascii="Inter" w:cs="Inter" w:eastAsia="Inter" w:hAnsi="Inter"/>
-                <w:b/>
-                <w:bCs/>
-              </w:rPr>
-              <w:t xml:space="preserve">Entretien trimestriel n° 4</w:t>
-            </w:r>
-            <w:r>
-              <w:rPr>
-                <w:rFonts w:ascii="Inter" w:cs="Inter" w:eastAsia="Inter" w:hAnsi="Inter"/>
-              </w:rPr>
-              <w:t xml:space="preserve"> (bilan final) ; </w:t>
-            </w:r>
-            <w:r>
-              <w:rPr>
-                <w:rFonts w:ascii="Inter" w:cs="Inter" w:eastAsia="Inter" w:hAnsi="Inter"/>
-                <w:b/>
-                <w:bCs/>
-              </w:rPr>
-              <w:t xml:space="preserve">session de validation</w:t>
-            </w:r>
-            <w:r>
-              <w:rPr>
-                <w:rFonts w:ascii="Inter" w:cs="Inter" w:eastAsia="Inter" w:hAnsi="Inter"/>
-              </w:rPr>
-              <w:t xml:space="preserve"> (semaine du 21 février) ; questionnaire de fin de formation</w:t>
-            </w:r>
-          </w:p>
-        </w:tc>
-        <w:tc>
-          <w:tcPr>
-            <w:tcW w:type="dxa" w:w="2450"/>
-            <w:shd w:fill="EEF1F6" w:color="auto" w:val="clear"/>
-            <w:tcMar>
-              <w:top w:type="dxa" w:w="60"/>
-              <w:left w:type="dxa" w:w="90"/>
-              <w:bottom w:type="dxa" w:w="60"/>
-              <w:right w:type="dxa" w:w="90"/>
-            </w:tcMar>
-          </w:tcPr>
-          <w:p>
-            <w:pPr>
-              <w:spacing w:after="40"/>
-              <w:jc w:val="left"/>
-            </w:pPr>
-            <w:r>
-              <w:rPr>
-                <w:rFonts w:ascii="Inter" w:cs="Inter" w:eastAsia="Inter" w:hAnsi="Inter"/>
-              </w:rPr>
-              <w:t xml:space="preserve">Questionnaire de satisfaction des employeurs ; fin des contrats le 29 février</w:t>
-            </w:r>
-          </w:p>
-        </w:tc>
-        <w:tc>
-          <w:tcPr>
-            <w:tcW w:type="dxa" w:w="1900"/>
-            <w:shd w:fill="EEF1F6" w:color="auto" w:val="clear"/>
-            <w:tcMar>
-              <w:top w:type="dxa" w:w="60"/>
-              <w:left w:type="dxa" w:w="90"/>
-              <w:bottom w:type="dxa" w:w="60"/>
-              <w:right w:type="dxa" w:w="90"/>
-            </w:tcMar>
-          </w:tcPr>
-          <w:p>
-            <w:pPr>
-              <w:spacing w:after="40"/>
-              <w:jc w:val="left"/>
-            </w:pPr>
-            <w:r>
-              <w:rPr>
-                <w:rFonts w:ascii="Inter" w:cs="Inter" w:eastAsia="Inter" w:hAnsi="Inter"/>
-                <w:b/>
-                <w:bCs/>
-              </w:rPr>
-              <w:t xml:space="preserve">Mar. 29 février 2028</w:t>
-            </w:r>
-            <w:r>
-              <w:rPr>
-                <w:rFonts w:ascii="Inter" w:cs="Inter" w:eastAsia="Inter" w:hAnsi="Inter"/>
-              </w:rPr>
-              <w:t xml:space="preserve"> — Les talents MEM 2027-2028</w:t>
-            </w:r>
-          </w:p>
-        </w:tc>
-        <w:tc>
-          <w:tcPr>
-            <w:tcW w:type="dxa" w:w="2320"/>
-            <w:shd w:fill="EEF1F6" w:color="auto" w:val="clear"/>
-            <w:tcMar>
-              <w:top w:type="dxa" w:w="60"/>
-              <w:left w:type="dxa" w:w="90"/>
-              <w:bottom w:type="dxa" w:w="60"/>
-              <w:right w:type="dxa" w:w="90"/>
-            </w:tcMar>
-          </w:tcPr>
-          <w:p>
-            <w:pPr>
-              <w:spacing w:after="40"/>
-              <w:jc w:val="left"/>
-            </w:pPr>
-            <w:r>
-              <w:rPr>
-                <w:rFonts w:ascii="Inter" w:cs="Inter" w:eastAsia="Inter" w:hAnsi="Inter"/>
-              </w:rPr>
-              <w:t xml:space="preserve">Organisation matérielle de la session ; attestations de fin de formation ; bilan de l’année</w:t>
+            <w:shd w:fill="EEF1F6" w:color="auto" w:val="clear"/>
+            <w:tcMar>
+              <w:top w:type="dxa" w:w="60"/>
+              <w:left w:type="dxa" w:w="90"/>
+              <w:bottom w:type="dxa" w:w="60"/>
+              <w:right w:type="dxa" w:w="90"/>
+            </w:tcMar>
+          </w:tcPr>
+          <w:p>
+            <w:pPr>
+              <w:spacing w:after="40"/>
+              <w:jc w:val="left"/>
+            </w:pPr>
+            <w:r>
+              <w:rPr>
+                <w:rFonts w:ascii="Inter" w:cs="Inter" w:eastAsia="Inter" w:hAnsi="Inter"/>
+              </w:rPr>
+              <w:t xml:space="preserve">Organisation de la session ; attestations de fin de formation ; ouverture de la promotion 2028 (1er mars)</w:t>
             </w:r>
           </w:p>
         </w:tc>
@@ -4648,7 +4852,7 @@
               <w:rPr>
                 <w:rFonts w:ascii="Inter" w:cs="Inter" w:eastAsia="Inter" w:hAnsi="Inter"/>
               </w:rPr>
-              <w:t xml:space="preserve">Résultats de la session et remise des titres ; ouverture de la promotion 2028</w:t>
+              <w:t xml:space="preserve">Résultats de la session et remise des titres</w:t>
             </w:r>
           </w:p>
         </w:tc>
@@ -4808,8 +5012,30 @@
             <w:r>
               <w:rPr>
                 <w:rFonts w:ascii="Inter" w:cs="Inter" w:eastAsia="Inter" w:hAnsi="Inter"/>
-              </w:rPr>
-              <w:t xml:space="preserve">Enquête d’insertion à 6 mois ; publication des indicateurs de résultats (art. L.6111-8 du Code du travail)</w:t>
+                <w:b/>
+                <w:bCs/>
+              </w:rPr>
+              <w:t xml:space="preserve">Enquête d’insertion à 6 mois</w:t>
+            </w:r>
+            <w:r>
+              <w:rPr>
+                <w:rFonts w:ascii="Inter" w:cs="Inter" w:eastAsia="Inter" w:hAnsi="Inter"/>
+              </w:rPr>
+              <w:t xml:space="preserve"> ; </w:t>
+            </w:r>
+            <w:r>
+              <w:rPr>
+                <w:rFonts w:ascii="Inter" w:cs="Inter" w:eastAsia="Inter" w:hAnsi="Inter"/>
+                <w:b/>
+                <w:bCs/>
+              </w:rPr>
+              <w:t xml:space="preserve">publication des indicateurs de résultats</w:t>
+            </w:r>
+            <w:r>
+              <w:rPr>
+                <w:rFonts w:ascii="Inter" w:cs="Inter" w:eastAsia="Inter" w:hAnsi="Inter"/>
+              </w:rPr>
+              <w:t xml:space="preserve"> (art. L.6111-8 du Code du travail)</w:t>
             </w:r>
           </w:p>
         </w:tc>
@@ -5129,7 +5355,7 @@
               <w:rPr>
                 <w:rFonts w:ascii="Inter" w:cs="Inter" w:eastAsia="Inter" w:hAnsi="Inter"/>
               </w:rPr>
-              <w:t xml:space="preserve">Être présents et ponctuels aux semaines au CFA et aux Rendez-vous du mois (émargement).</w:t>
+              <w:t xml:space="preserve">Être présents et ponctuels chaque mardi, aux Rendez-vous du mois et aux deux semaines intensives (émargement).</w:t>
             </w:r>
           </w:p>
           <w:p>
@@ -5242,7 +5468,7 @@
               <w:rPr>
                 <w:rFonts w:ascii="Inter" w:cs="Inter" w:eastAsia="Inter" w:hAnsi="Inter"/>
               </w:rPr>
-              <w:t xml:space="preserve">Libérer l’apprenti pour les semaines au CFA, les Rendez-vous du mois et les entretiens trimestriels.</w:t>
+              <w:t xml:space="preserve">Libérer l’apprenti chaque mardi et pendant les deux semaines intensives.</w:t>
             </w:r>
           </w:p>
           <w:p>
@@ -5272,13 +5498,13 @@
           <w:p>
             <w:pPr>
               <w:spacing w:after="40"/>
-              <w:jc w:val="left"/>
-            </w:pPr>
-            <w:r>
-              <w:rPr>
-                <w:rFonts w:ascii="Inter" w:cs="Inter" w:eastAsia="Inter" w:hAnsi="Inter"/>
-              </w:rPr>
-              <w:t xml:space="preserve">Transmettre le contrat à l’OPCO et organiser la visite d’information et de prévention dans les délais réglementaires.</w:t>
+              <w:jc w:val="both"/>
+            </w:pPr>
+            <w:r>
+              <w:rPr>
+                <w:rFonts w:ascii="Inter" w:cs="Inter" w:eastAsia="Inter" w:hAnsi="Inter"/>
+              </w:rPr>
+              <w:t xml:space="preserve">Transmettre le contrat et la convention à l’OPCO dans les 5 jours ouvrables suivant le début du contrat, et organiser la visite d’information et de prévention.</w:t>
             </w:r>
           </w:p>
         </w:tc>
@@ -5406,7 +5632,7 @@
               <w:rPr>
                 <w:rFonts w:ascii="Inter" w:cs="Inter" w:eastAsia="Inter" w:hAnsi="Inter"/>
               </w:rPr>
-              <w:t xml:space="preserve">Dispenser les 420 heures d’enseignement et organiser les 12 Rendez-vous du mois.</w:t>
+              <w:t xml:space="preserve">Dispenser les 343 heures d’enseignement et organiser les 12 Rendez-vous du mois.</w:t>
             </w:r>
           </w:p>
           <w:p>
@@ -5633,7 +5859,7 @@
               <w:rPr>
                 <w:rFonts w:ascii="Inter" w:cs="Inter" w:eastAsia="Inter" w:hAnsi="Inter"/>
               </w:rPr>
-              <w:t xml:space="preserve">Convention de formation avec le calendrier annexé (semaines au CFA et Rendez-vous du mois)</w:t>
+              <w:t xml:space="preserve">Convention de formation avec le calendrier annexé (mardis, Rendez-vous du mois, semaines intensives)</w:t>
             </w:r>
           </w:p>
         </w:tc>
@@ -5702,7 +5928,7 @@
               <w:rPr>
                 <w:rFonts w:ascii="Inter" w:cs="Inter" w:eastAsia="Inter" w:hAnsi="Inter"/>
               </w:rPr>
-              <w:t xml:space="preserve">—</w:t>
+              <w:t xml:space="preserve">Art. L.6353-1 C. trav.</w:t>
             </w:r>
           </w:p>
         </w:tc>
@@ -5735,6 +5961,12 @@
               </w:rPr>
               <w:t xml:space="preserve">Transmission des contrats à l’OPCO</w:t>
             </w:r>
+            <w:r>
+              <w:rPr>
+                <w:rFonts w:ascii="Inter" w:cs="Inter" w:eastAsia="Inter" w:hAnsi="Inter"/>
+              </w:rPr>
+              <w:t xml:space="preserve"> (avec la convention de formation)</w:t>
+            </w:r>
           </w:p>
         </w:tc>
         <w:tc>
@@ -5757,17 +5989,7 @@
               <w:rPr>
                 <w:rFonts w:ascii="Inter" w:cs="Inter" w:eastAsia="Inter" w:hAnsi="Inter"/>
               </w:rPr>
-              <w:t xml:space="preserve">Dans les jours ouvrables qui suivent le début du contrat, soit dès le 1er mars 2027 </w:t>
-            </w:r>
-            <w:r>
-              <w:rPr>
-                <w:rFonts w:ascii="Inter" w:cs="Inter" w:eastAsia="Inter" w:hAnsi="Inter"/>
-                <w:b/>
-                <w:bCs/>
-                <w:highlight w:val="yellow"/>
-                <w:highlightCs w:val="yellow"/>
-              </w:rPr>
-              <w:t xml:space="preserve">[délai à vérifier]</w:t>
+              <w:t xml:space="preserve">Au plus tard 5 jours ouvrables après le début du contrat, soit le samedi 6 mars 2027</w:t>
             </w:r>
           </w:p>
         </w:tc>
@@ -5815,7 +6037,7 @@
               <w:rPr>
                 <w:rFonts w:ascii="Inter" w:cs="Inter" w:eastAsia="Inter" w:hAnsi="Inter"/>
               </w:rPr>
-              <w:t xml:space="preserve">Art. L.6224-1 C. trav.</w:t>
+              <w:t xml:space="preserve">Art. L.6224-1 et D.6224-1 C. trav.</w:t>
             </w:r>
           </w:p>
         </w:tc>
@@ -5868,7 +6090,7 @@
               <w:rPr>
                 <w:rFonts w:ascii="Inter" w:cs="Inter" w:eastAsia="Inter" w:hAnsi="Inter"/>
               </w:rPr>
-              <w:t xml:space="preserve">Remise pendant la semaine d’intégration (1er – 5 mars 2027)</w:t>
+              <w:t xml:space="preserve">Remise lors des journées d’intégration (mardis 2 et 9 mars 2027)</w:t>
             </w:r>
           </w:p>
         </w:tc>
@@ -6088,7 +6310,7 @@
               <w:rPr>
                 <w:rFonts w:ascii="Inter" w:cs="Inter" w:eastAsia="Inter" w:hAnsi="Inter"/>
               </w:rPr>
-              <w:t xml:space="preserve">Semaine d’intégration (1er – 5 mars 2027)</w:t>
+              <w:t xml:space="preserve">Journées d’intégration (2 et 9 mars 2027)</w:t>
             </w:r>
           </w:p>
         </w:tc>
@@ -6165,13 +6387,7 @@
                 <w:b/>
                 <w:bCs/>
               </w:rPr>
-              <w:t xml:space="preserve">Congés des apprentis à poser hors des semaines au CFA</w:t>
-            </w:r>
-            <w:r>
-              <w:rPr>
-                <w:rFonts w:ascii="Inter" w:cs="Inter" w:eastAsia="Inter" w:hAnsi="Inter"/>
-              </w:rPr>
-              <w:t xml:space="preserve"> et des Rendez-vous du mois</w:t>
+              <w:t xml:space="preserve">Congés des apprentis à poser hors des mardis et des semaines intensives</w:t>
             </w:r>
           </w:p>
         </w:tc>
@@ -6273,13 +6489,13 @@
                 <w:b/>
                 <w:bCs/>
               </w:rPr>
-              <w:t xml:space="preserve">Audits Qualiopi</w:t>
-            </w:r>
-            <w:r>
-              <w:rPr>
-                <w:rFonts w:ascii="Inter" w:cs="Inter" w:eastAsia="Inter" w:hAnsi="Inter"/>
-              </w:rPr>
-              <w:t xml:space="preserve"> (surveillance et extension « apprentissage »)</w:t>
+              <w:t xml:space="preserve">Audit de surveillance Qualiopi</w:t>
+            </w:r>
+            <w:r>
+              <w:rPr>
+                <w:rFonts w:ascii="Inter" w:cs="Inter" w:eastAsia="Inter" w:hAnsi="Inter"/>
+              </w:rPr>
+              <w:t xml:space="preserve"> (certificat QUALITIA n° 25FOR02027.1, valable jusqu’au 16/02/2029)</w:t>
             </w:r>
           </w:p>
         </w:tc>
@@ -6312,7 +6528,7 @@
                 <w:highlight w:val="yellow"/>
                 <w:highlightCs w:val="yellow"/>
               </w:rPr>
-              <w:t xml:space="preserve">[dates à fixer avec le certificateur]</w:t>
+              <w:t xml:space="preserve">[date à fixer avec QUALITIA]</w:t>
             </w:r>
           </w:p>
         </w:tc>
@@ -6413,7 +6629,7 @@
               <w:rPr>
                 <w:rFonts w:ascii="Inter" w:cs="Inter" w:eastAsia="Inter" w:hAnsi="Inter"/>
               </w:rPr>
-              <w:t xml:space="preserve">À chaud : fin de chaque semaine au CFA et de chaque Rendez-vous ; mi-parcours : août 2027 ; fin de formation : février 2028 ; maîtres d’apprentissage : janvier 2028 ; employeurs : février 2028</w:t>
+              <w:t xml:space="preserve">À chaud : chaque mardi de cours (court), chaque Rendez-vous et chaque semaine intensive ; mi-parcours : août 2027 ; fin de formation : février 2028 ; maîtres d’apprentissage : janvier 2028 ; employeurs : février 2028</w:t>
             </w:r>
           </w:p>
         </w:tc>
@@ -6619,7 +6835,7 @@
               <w:rPr>
                 <w:rFonts w:ascii="Inter" w:cs="Inter" w:eastAsia="Inter" w:hAnsi="Inter"/>
               </w:rPr>
-              <w:t xml:space="preserve">Au plus tard 6 mois avant la session, soit avant le 21 août 2027 (dépôt visé dès le premier trimestre 2027)</w:t>
+              <w:t xml:space="preserve">Au plus tard 6 mois avant la session, soit le 21 août 2027 (dépôt visé dès le premier trimestre 2027)</w:t>
             </w:r>
           </w:p>
         </w:tc>
